--- a/docs/Medra_PRD.docx
+++ b/docs/Medra_PRD.docx
@@ -4,16 +4,62 @@
   <w:body>
     <w:p>
       <w:pPr>
-        <w:spacing w:after="0" w:before="2600"/>
+        <w:spacing w:after="0" w:before="2200"/>
         <w:jc w:val="center"/>
       </w:pPr>
       <w:r>
+        <w:drawing>
+          <wp:inline distT="0" distB="0" distL="0" distR="0">
+            <wp:extent cx="2857500" cy="2124075"/>
+            <wp:effectExtent t="0" r="0" b="0" l="0"/>
+            <wp:docPr id="1" name="" descr="" title=""/>
+            <wp:cNvGraphicFramePr>
+              <a:graphicFrameLocks xmlns:a="http://schemas.openxmlformats.org/drawingml/2006/main" noChangeAspect="1"/>
+            </wp:cNvGraphicFramePr>
+            <a:graphic xmlns:a="http://schemas.openxmlformats.org/drawingml/2006/main">
+              <a:graphicData uri="http://schemas.openxmlformats.org/drawingml/2006/picture">
+                <pic:pic xmlns:pic="http://schemas.openxmlformats.org/drawingml/2006/picture">
+                  <pic:nvPicPr>
+                    <pic:cNvPr id="0" name="" descr=""/>
+                    <pic:cNvPicPr>
+                      <a:picLocks noChangeAspect="1" noChangeArrowheads="1"/>
+                    </pic:cNvPicPr>
+                  </pic:nvPicPr>
+                  <pic:blipFill>
+                    <a:blip r:embed="rId8" cstate="none"/>
+                    <a:srcRect/>
+                    <a:stretch>
+                      <a:fillRect/>
+                    </a:stretch>
+                  </pic:blipFill>
+                  <pic:spPr bwMode="auto">
+                    <a:xfrm>
+                      <a:off x="0" y="0"/>
+                      <a:ext cx="2857500" cy="2124075"/>
+                    </a:xfrm>
+                    <a:prstGeom prst="rect">
+                      <a:avLst/>
+                    </a:prstGeom>
+                  </pic:spPr>
+                </pic:pic>
+              </a:graphicData>
+            </a:graphic>
+          </wp:inline>
+        </w:drawing>
+      </w:r>
+    </w:p>
+    <w:p>
+      <w:pPr>
+        <w:spacing w:after="0" w:before="220"/>
+        <w:jc w:val="center"/>
+      </w:pPr>
+      <w:r>
         <w:rPr>
           <w:b/>
           <w:bCs/>
           <w:color w:val="1B3A5B"/>
-          <w:sz w:val="96"/>
-          <w:szCs w:val="96"/>
+          <w:sz w:val="72"/>
+          <w:szCs w:val="72"/>
         </w:rPr>
         <w:t xml:space="preserve">MEDRA</w:t>
       </w:r>
@@ -10322,7 +10368,7 @@
         <w:spacing w:after="80" w:before="260"/>
       </w:pPr>
       <w:r>
-        <w:t xml:space="preserve">22. Open Questions — To Confirm Before Kickoff</w:t>
+        <w:t xml:space="preserve">22. What You Might Be Missing — Gaps &amp; Recommendations</w:t>
       </w:r>
     </w:p>
     <w:p>
@@ -10330,332 +10376,560 @@
         <w:spacing w:after="100"/>
       </w:pPr>
       <w:r>
-        <w:t xml:space="preserve">From the design scope, plus additions:</w:t>
-      </w:r>
-    </w:p>
-    <w:p>
-      <w:pPr>
-        <w:pStyle w:val="ListParagraph"/>
-        <w:numPr>
-          <w:ilvl w:val="0"/>
-          <w:numId w:val="2"/>
-        </w:numPr>
-        <w:spacing w:after="40"/>
-      </w:pPr>
-      <w:r>
-        <w:rPr>
-          <w:b/>
-          <w:bCs/>
-        </w:rPr>
-        <w:t xml:space="preserve">Platform target:</w:t>
-      </w:r>
-      <w:r>
-        <w:t xml:space="preserve"> mobile app, responsive web, or both for MVP? </w:t>
+        <w:t xml:space="preserve">A candid list of things not fully addressed in the brief/scope/MVP that typically bite medical platforms. Prioritised.</w:t>
+      </w:r>
+    </w:p>
+    <w:p>
+      <w:pPr>
+        <w:spacing w:after="100"/>
+      </w:pPr>
+      <w:r>
+        <w:rPr>
+          <w:b/>
+          <w:bCs/>
+        </w:rPr>
+        <w:t xml:space="preserve">A. Compliance &amp; legal (highest priority)</w:t>
+      </w:r>
+    </w:p>
+    <w:p>
+      <w:pPr>
+        <w:pStyle w:val="ListParagraph"/>
+        <w:numPr>
+          <w:ilvl w:val="0"/>
+          <w:numId w:val="1"/>
+        </w:numPr>
+        <w:spacing w:after="40"/>
+      </w:pPr>
+      <w:r>
+        <w:rPr>
+          <w:b/>
+          <w:bCs/>
+        </w:rPr>
+        <w:t xml:space="preserve">NDPA 2023 / NDPR compliance</w:t>
+      </w:r>
+      <w:r>
+        <w:t xml:space="preserve"> and a written data-protection/privacy policy, patient consent flows, and data-subject rights (access, deletion). Medical data is high-risk; build this into MVP, not later.</w:t>
+      </w:r>
+    </w:p>
+    <w:p>
+      <w:pPr>
+        <w:pStyle w:val="ListParagraph"/>
+        <w:numPr>
+          <w:ilvl w:val="0"/>
+          <w:numId w:val="1"/>
+        </w:numPr>
+        <w:spacing w:after="40"/>
+      </w:pPr>
+      <w:r>
+        <w:rPr>
+          <w:b/>
+          <w:bCs/>
+        </w:rPr>
+        <w:t xml:space="preserve">Terms of Service, provider agreements, and liability/disclaimer</w:t>
+      </w:r>
+      <w:r>
+        <w:t xml:space="preserve"> language — especially around telemedicine and clinical decisions made using Medra records. Consider professional-indemnity implications.</w:t>
+      </w:r>
+    </w:p>
+    <w:p>
+      <w:pPr>
+        <w:pStyle w:val="ListParagraph"/>
+        <w:numPr>
+          <w:ilvl w:val="0"/>
+          <w:numId w:val="1"/>
+        </w:numPr>
+        <w:spacing w:after="40"/>
+      </w:pPr>
+      <w:r>
+        <w:rPr>
+          <w:b/>
+          <w:bCs/>
+        </w:rPr>
+        <w:t xml:space="preserve">Data residency &amp; retention policy</w:t>
+      </w:r>
+      <w:r>
+        <w:t xml:space="preserve"> — where records are stored and for how long.</w:t>
+      </w:r>
+    </w:p>
+    <w:p>
+      <w:pPr>
+        <w:spacing w:after="100"/>
+      </w:pPr>
+      <w:r>
+        <w:rPr>
+          <w:b/>
+          <w:bCs/>
+        </w:rPr>
+        <w:t xml:space="preserve">B. Clinical safety</w:t>
+      </w:r>
+    </w:p>
+    <w:p>
+      <w:pPr>
+        <w:pStyle w:val="ListParagraph"/>
+        <w:numPr>
+          <w:ilvl w:val="0"/>
+          <w:numId w:val="1"/>
+        </w:numPr>
+        <w:spacing w:after="40"/>
+      </w:pPr>
+      <w:r>
+        <w:t xml:space="preserve">The </w:t>
+      </w:r>
+      <w:r>
+        <w:rPr>
+          <w:b/>
+          <w:bCs/>
+        </w:rPr>
+        <w:t xml:space="preserve">drug-interaction goal from the brief is currently manual</w:t>
+      </w:r>
+      <w:r>
+        <w:t xml:space="preserve"> (doctor reads history). Flag explicitly that automated interaction checking is a later phase, and ensure the record UI makes current medications prominent so a doctor </w:t>
       </w:r>
       <w:r>
         <w:rPr>
           <w:i/>
           <w:iCs/>
         </w:rPr>
-        <w:t xml:space="preserve">(MVP doc says responsive web — confirm.)</w:t>
-      </w:r>
-    </w:p>
-    <w:p>
-      <w:pPr>
-        <w:pStyle w:val="ListParagraph"/>
-        <w:numPr>
-          <w:ilvl w:val="0"/>
-          <w:numId w:val="2"/>
-        </w:numPr>
-        <w:spacing w:after="40"/>
-      </w:pPr>
-      <w:r>
-        <w:rPr>
-          <w:b/>
-          <w:bCs/>
-        </w:rPr>
-        <w:t xml:space="preserve">Brand identity:</w:t>
-      </w:r>
-      <w:r>
-        <w:t xml:space="preserve"> logo/colors exist (Medra blue-gradient mark) — is any further brand work in scope?</w:t>
-      </w:r>
-    </w:p>
-    <w:p>
-      <w:pPr>
-        <w:pStyle w:val="ListParagraph"/>
-        <w:numPr>
-          <w:ilvl w:val="0"/>
-          <w:numId w:val="2"/>
-        </w:numPr>
-        <w:spacing w:after="40"/>
-      </w:pPr>
-      <w:r>
-        <w:rPr>
-          <w:b/>
-          <w:bCs/>
-        </w:rPr>
-        <w:t xml:space="preserve">Staff roles beyond doctors</w:t>
-      </w:r>
-      <w:r>
-        <w:t xml:space="preserve"> (nurses, receptionists, lab techs) needing distinct permissions? </w:t>
-      </w:r>
-      <w:r>
-        <w:rPr>
-          <w:i/>
-          <w:iCs/>
-        </w:rPr>
-        <w:t xml:space="preserve">(Drives RBAC.)</w:t>
-      </w:r>
-    </w:p>
-    <w:p>
-      <w:pPr>
-        <w:pStyle w:val="ListParagraph"/>
-        <w:numPr>
-          <w:ilvl w:val="0"/>
-          <w:numId w:val="2"/>
-        </w:numPr>
-        <w:spacing w:after="40"/>
-      </w:pPr>
-      <w:r>
-        <w:rPr>
-          <w:b/>
-          <w:bCs/>
-        </w:rPr>
-        <w:t xml:space="preserve">Booking depth:</w:t>
-      </w:r>
-      <w:r>
-        <w:t xml:space="preserve"> real-time calendar sync, waitlists, cancellations, </w:t>
-      </w:r>
-      <w:r>
-        <w:rPr>
-          <w:b/>
-          <w:bCs/>
-        </w:rPr>
-        <w:t xml:space="preserve">rescheduling</w:t>
-      </w:r>
-      <w:r>
-        <w:t xml:space="preserve"> — which are MVP? </w:t>
-      </w:r>
-      <w:r>
-        <w:rPr>
-          <w:i/>
-          <w:iCs/>
-        </w:rPr>
-        <w:t xml:space="preserve">(Cancellation is in; rescheduling appears Phase 2.)</w:t>
-      </w:r>
-    </w:p>
-    <w:p>
-      <w:pPr>
-        <w:pStyle w:val="ListParagraph"/>
-        <w:numPr>
-          <w:ilvl w:val="0"/>
-          <w:numId w:val="2"/>
-        </w:numPr>
-        <w:spacing w:after="40"/>
-      </w:pPr>
-      <w:r>
-        <w:rPr>
-          <w:b/>
-          <w:bCs/>
-        </w:rPr>
-        <w:t xml:space="preserve">Inter-staff communication:</w:t>
-      </w:r>
-      <w:r>
-        <w:t xml:space="preserve"> direct messaging, task assignment, notes on records, or all three?</w:t>
-      </w:r>
-    </w:p>
-    <w:p>
-      <w:pPr>
-        <w:pStyle w:val="ListParagraph"/>
-        <w:numPr>
-          <w:ilvl w:val="0"/>
-          <w:numId w:val="2"/>
-        </w:numPr>
-        <w:spacing w:after="40"/>
-      </w:pPr>
-      <w:r>
-        <w:rPr>
-          <w:b/>
-          <w:bCs/>
-        </w:rPr>
-        <w:t xml:space="preserve">Patient→institution payments:</w:t>
-      </w:r>
-      <w:r>
-        <w:t xml:space="preserve"> ever processed in-platform, or always offline? </w:t>
-      </w:r>
-      <w:r>
-        <w:rPr>
-          <w:i/>
-          <w:iCs/>
-        </w:rPr>
-        <w:t xml:space="preserve">(Currently offline.)</w:t>
-      </w:r>
-    </w:p>
-    <w:p>
-      <w:pPr>
-        <w:pStyle w:val="ListParagraph"/>
-        <w:numPr>
-          <w:ilvl w:val="0"/>
-          <w:numId w:val="2"/>
-        </w:numPr>
-        <w:spacing w:after="40"/>
-      </w:pPr>
-      <w:r>
-        <w:rPr>
-          <w:b/>
-          <w:bCs/>
-        </w:rPr>
-        <w:t xml:space="preserve">Development team in place?</w:t>
-      </w:r>
-      <w:r>
-        <w:t xml:space="preserve"> Affects handoff-doc depth.</w:t>
-      </w:r>
-    </w:p>
-    <w:p>
-      <w:pPr>
-        <w:pStyle w:val="ListParagraph"/>
-        <w:numPr>
-          <w:ilvl w:val="0"/>
-          <w:numId w:val="2"/>
-        </w:numPr>
-        <w:spacing w:after="40"/>
-      </w:pPr>
-      <w:r>
-        <w:rPr>
-          <w:b/>
-          <w:bCs/>
-        </w:rPr>
-        <w:t xml:space="preserve">Reference apps</w:t>
-      </w:r>
-      <w:r>
-        <w:t xml:space="preserve"> to emulate or avoid (look/feel/UX)?</w:t>
-      </w:r>
-    </w:p>
-    <w:p>
-      <w:pPr>
-        <w:pStyle w:val="ListParagraph"/>
-        <w:numPr>
-          <w:ilvl w:val="0"/>
-          <w:numId w:val="2"/>
-        </w:numPr>
-        <w:spacing w:after="40"/>
-      </w:pPr>
-      <w:r>
-        <w:rPr>
-          <w:b/>
-          <w:bCs/>
-        </w:rPr>
-        <w:t xml:space="preserve">NDPR/medical-data handling:</w:t>
-      </w:r>
-      <w:r>
-        <w:t xml:space="preserve"> specific consent, access-logging, or visibility requirements the UI must reflect?</w:t>
-      </w:r>
-    </w:p>
-    <w:p>
-      <w:pPr>
-        <w:pStyle w:val="ListParagraph"/>
-        <w:numPr>
-          <w:ilvl w:val="0"/>
-          <w:numId w:val="2"/>
-        </w:numPr>
-        <w:spacing w:after="40"/>
-      </w:pPr>
-      <w:r>
-        <w:rPr>
-          <w:b/>
-          <w:bCs/>
-        </w:rPr>
-        <w:t xml:space="preserve">MVP vs v2 feature line</w:t>
-      </w:r>
-      <w:r>
-        <w:t xml:space="preserve"> — confirm the cut in §7/§9 is final.</w:t>
-      </w:r>
-    </w:p>
-    <w:p>
-      <w:pPr>
-        <w:pStyle w:val="ListParagraph"/>
-        <w:numPr>
-          <w:ilvl w:val="0"/>
-          <w:numId w:val="2"/>
-        </w:numPr>
-        <w:spacing w:after="40"/>
-      </w:pPr>
-      <w:r>
-        <w:rPr>
-          <w:b/>
-          <w:bCs/>
-        </w:rPr>
-        <w:t xml:space="preserve">SMS provider</w:t>
-      </w:r>
-      <w:r>
-        <w:t xml:space="preserve"> and cost model (Termii vs Twilio vs other)?</w:t>
-      </w:r>
-    </w:p>
-    <w:p>
-      <w:pPr>
-        <w:pStyle w:val="ListParagraph"/>
-        <w:numPr>
-          <w:ilvl w:val="0"/>
-          <w:numId w:val="2"/>
-        </w:numPr>
-        <w:spacing w:after="40"/>
-      </w:pPr>
-      <w:r>
-        <w:rPr>
-          <w:b/>
-          <w:bCs/>
-        </w:rPr>
-        <w:t xml:space="preserve">Subscription price point</w:t>
-      </w:r>
-      <w:r>
-        <w:t xml:space="preserve"> (₦___/month) and plan tiers by size?</w:t>
-      </w:r>
-    </w:p>
-    <w:p>
-      <w:pPr>
-        <w:pStyle w:val="ListParagraph"/>
-        <w:numPr>
-          <w:ilvl w:val="0"/>
-          <w:numId w:val="2"/>
-        </w:numPr>
-        <w:spacing w:after="40"/>
-      </w:pPr>
-      <w:r>
-        <w:rPr>
-          <w:b/>
-          <w:bCs/>
-        </w:rPr>
-        <w:t xml:space="preserve">Employer/organisation-sponsored plans</w:t>
-      </w:r>
-      <w:r>
-        <w:t xml:space="preserve"> — in or out for pilot? </w:t>
-      </w:r>
-      <w:r>
-        <w:rPr>
-          <w:i/>
-          <w:iCs/>
-        </w:rPr>
-        <w:t xml:space="preserve">(Raised on call as feasible; suggest Phase 2+.)</w:t>
-      </w:r>
-    </w:p>
-    <w:p>
-      <w:pPr>
-        <w:pStyle w:val="ListParagraph"/>
-        <w:numPr>
-          <w:ilvl w:val="0"/>
-          <w:numId w:val="2"/>
-        </w:numPr>
-        <w:spacing w:after="40"/>
-      </w:pPr>
-      <w:r>
-        <w:rPr>
-          <w:b/>
-          <w:bCs/>
-        </w:rPr>
-        <w:t xml:space="preserve">Consultation-fee handling for virtual bookings</w:t>
-      </w:r>
-      <w:r>
-        <w:t xml:space="preserve"> — some clinics require pre-booking payment for online consults; how is that reconciled with "patients pay institutions directly"?</w:t>
+        <w:t xml:space="preserve">can</w:t>
+      </w:r>
+      <w:r>
+        <w:t xml:space="preserve"> catch clashes.</w:t>
+      </w:r>
+    </w:p>
+    <w:p>
+      <w:pPr>
+        <w:pStyle w:val="ListParagraph"/>
+        <w:numPr>
+          <w:ilvl w:val="0"/>
+          <w:numId w:val="1"/>
+        </w:numPr>
+        <w:spacing w:after="40"/>
+      </w:pPr>
+      <w:r>
+        <w:rPr>
+          <w:b/>
+          <w:bCs/>
+        </w:rPr>
+        <w:t xml:space="preserve">Allergies and chronic conditions</w:t>
+      </w:r>
+      <w:r>
+        <w:t xml:space="preserve"> aren't in the basic record fields — consider adding an "allergies / known conditions / current medications" summary block, as it's the highest-value safety data at a glance.</w:t>
+      </w:r>
+    </w:p>
+    <w:p>
+      <w:pPr>
+        <w:pStyle w:val="ListParagraph"/>
+        <w:numPr>
+          <w:ilvl w:val="0"/>
+          <w:numId w:val="1"/>
+        </w:numPr>
+        <w:spacing w:after="40"/>
+      </w:pPr>
+      <w:r>
+        <w:rPr>
+          <w:b/>
+          <w:bCs/>
+        </w:rPr>
+        <w:t xml:space="preserve">Emergency/critical info</w:t>
+      </w:r>
+      <w:r>
+        <w:t xml:space="preserve"> — blood group, emergency contact.</w:t>
+      </w:r>
+    </w:p>
+    <w:p>
+      <w:pPr>
+        <w:spacing w:after="100"/>
+      </w:pPr>
+      <w:r>
+        <w:rPr>
+          <w:b/>
+          <w:bCs/>
+        </w:rPr>
+        <w:t xml:space="preserve">C. Product/UX gaps</w:t>
+      </w:r>
+    </w:p>
+    <w:p>
+      <w:pPr>
+        <w:pStyle w:val="ListParagraph"/>
+        <w:numPr>
+          <w:ilvl w:val="0"/>
+          <w:numId w:val="1"/>
+        </w:numPr>
+        <w:spacing w:after="40"/>
+      </w:pPr>
+      <w:r>
+        <w:rPr>
+          <w:b/>
+          <w:bCs/>
+        </w:rPr>
+        <w:t xml:space="preserve">Rescheduling</w:t>
+      </w:r>
+      <w:r>
+        <w:t xml:space="preserve"> (not just cancel) — patients will want it; currently Phase 2. Confirm that's acceptable for pilot.</w:t>
+      </w:r>
+    </w:p>
+    <w:p>
+      <w:pPr>
+        <w:pStyle w:val="ListParagraph"/>
+        <w:numPr>
+          <w:ilvl w:val="0"/>
+          <w:numId w:val="1"/>
+        </w:numPr>
+        <w:spacing w:after="40"/>
+      </w:pPr>
+      <w:r>
+        <w:rPr>
+          <w:b/>
+          <w:bCs/>
+        </w:rPr>
+        <w:t xml:space="preserve">Overlap/double-booking prevention</w:t>
+      </w:r>
+      <w:r>
+        <w:t xml:space="preserve"> and slot-locking under concurrency — call it out as an explicit requirement, not an assumption.</w:t>
+      </w:r>
+    </w:p>
+    <w:p>
+      <w:pPr>
+        <w:pStyle w:val="ListParagraph"/>
+        <w:numPr>
+          <w:ilvl w:val="0"/>
+          <w:numId w:val="1"/>
+        </w:numPr>
+        <w:spacing w:after="40"/>
+      </w:pPr>
+      <w:r>
+        <w:rPr>
+          <w:b/>
+          <w:bCs/>
+        </w:rPr>
+        <w:t xml:space="preserve">Time zones / clock source</w:t>
+      </w:r>
+      <w:r>
+        <w:t xml:space="preserve"> — trivial for Abuja-only, but define now to avoid reminder bugs.</w:t>
+      </w:r>
+    </w:p>
+    <w:p>
+      <w:pPr>
+        <w:pStyle w:val="ListParagraph"/>
+        <w:numPr>
+          <w:ilvl w:val="0"/>
+          <w:numId w:val="1"/>
+        </w:numPr>
+        <w:spacing w:after="40"/>
+      </w:pPr>
+      <w:r>
+        <w:rPr>
+          <w:b/>
+          <w:bCs/>
+        </w:rPr>
+        <w:t xml:space="preserve">No-show and cancellation policy</w:t>
+      </w:r>
+      <w:r>
+        <w:t xml:space="preserve"> — who bears the cost, and does it affect the patient's ability to rebook?</w:t>
+      </w:r>
+    </w:p>
+    <w:p>
+      <w:pPr>
+        <w:pStyle w:val="ListParagraph"/>
+        <w:numPr>
+          <w:ilvl w:val="0"/>
+          <w:numId w:val="1"/>
+        </w:numPr>
+        <w:spacing w:after="40"/>
+      </w:pPr>
+      <w:r>
+        <w:rPr>
+          <w:b/>
+          <w:bCs/>
+        </w:rPr>
+        <w:t xml:space="preserve">Notifications beyond SMS</w:t>
+      </w:r>
+      <w:r>
+        <w:t xml:space="preserve"> — email and in-app; SMS-only is fragile if delivery fails.</w:t>
+      </w:r>
+    </w:p>
+    <w:p>
+      <w:pPr>
+        <w:pStyle w:val="ListParagraph"/>
+        <w:numPr>
+          <w:ilvl w:val="0"/>
+          <w:numId w:val="1"/>
+        </w:numPr>
+        <w:spacing w:after="40"/>
+      </w:pPr>
+      <w:r>
+        <w:rPr>
+          <w:b/>
+          <w:bCs/>
+        </w:rPr>
+        <w:t xml:space="preserve">Search when nothing matches</w:t>
+      </w:r>
+      <w:r>
+        <w:t xml:space="preserve"> — empty-state and "notify me when available" behavior.</w:t>
+      </w:r>
+    </w:p>
+    <w:p>
+      <w:pPr>
+        <w:pStyle w:val="ListParagraph"/>
+        <w:numPr>
+          <w:ilvl w:val="0"/>
+          <w:numId w:val="1"/>
+        </w:numPr>
+        <w:spacing w:after="40"/>
+      </w:pPr>
+      <w:r>
+        <w:rPr>
+          <w:b/>
+          <w:bCs/>
+        </w:rPr>
+        <w:t xml:space="preserve">Patient identity uniqueness</w:t>
+      </w:r>
+      <w:r>
+        <w:t xml:space="preserve"> — one person, one medical record across institutions; how do you de-duplicate patients (phone number as key has edge cases — shared phones, changed numbers)?</w:t>
+      </w:r>
+    </w:p>
+    <w:p>
+      <w:pPr>
+        <w:spacing w:after="100"/>
+      </w:pPr>
+      <w:r>
+        <w:rPr>
+          <w:b/>
+          <w:bCs/>
+        </w:rPr>
+        <w:t xml:space="preserve">D. Operations &amp; trust</w:t>
+      </w:r>
+    </w:p>
+    <w:p>
+      <w:pPr>
+        <w:pStyle w:val="ListParagraph"/>
+        <w:numPr>
+          <w:ilvl w:val="0"/>
+          <w:numId w:val="1"/>
+        </w:numPr>
+        <w:spacing w:after="40"/>
+      </w:pPr>
+      <w:r>
+        <w:rPr>
+          <w:b/>
+          <w:bCs/>
+        </w:rPr>
+        <w:t xml:space="preserve">MDCN verification SOP</w:t>
+      </w:r>
+      <w:r>
+        <w:t xml:space="preserve"> — a documented manual process (who, SLA, evidence stored) so onboarding isn't a bottleneck and the "verified badge" is trustworthy.</w:t>
+      </w:r>
+    </w:p>
+    <w:p>
+      <w:pPr>
+        <w:pStyle w:val="ListParagraph"/>
+        <w:numPr>
+          <w:ilvl w:val="0"/>
+          <w:numId w:val="1"/>
+        </w:numPr>
+        <w:spacing w:after="40"/>
+      </w:pPr>
+      <w:r>
+        <w:rPr>
+          <w:b/>
+          <w:bCs/>
+        </w:rPr>
+        <w:t xml:space="preserve">Institution offboarding / subscription-expiry data handling</w:t>
+      </w:r>
+      <w:r>
+        <w:t xml:space="preserve"> — what happens to patient records when a clinic leaves? (Patients arguably own their history — clarify.)</w:t>
+      </w:r>
+    </w:p>
+    <w:p>
+      <w:pPr>
+        <w:pStyle w:val="ListParagraph"/>
+        <w:numPr>
+          <w:ilvl w:val="0"/>
+          <w:numId w:val="1"/>
+        </w:numPr>
+        <w:spacing w:after="40"/>
+      </w:pPr>
+      <w:r>
+        <w:rPr>
+          <w:b/>
+          <w:bCs/>
+        </w:rPr>
+        <w:t xml:space="preserve">Support &amp; feedback channel</w:t>
+      </w:r>
+      <w:r>
+        <w:t xml:space="preserve"> — how patients/clinics report problems during pilot.</w:t>
+      </w:r>
+    </w:p>
+    <w:p>
+      <w:pPr>
+        <w:pStyle w:val="ListParagraph"/>
+        <w:numPr>
+          <w:ilvl w:val="0"/>
+          <w:numId w:val="1"/>
+        </w:numPr>
+        <w:spacing w:after="40"/>
+      </w:pPr>
+      <w:r>
+        <w:rPr>
+          <w:b/>
+          <w:bCs/>
+        </w:rPr>
+        <w:t xml:space="preserve">Backups &amp; disaster recovery</w:t>
+      </w:r>
+      <w:r>
+        <w:t xml:space="preserve"> for medical data.</w:t>
+      </w:r>
+    </w:p>
+    <w:p>
+      <w:pPr>
+        <w:spacing w:after="100"/>
+      </w:pPr>
+      <w:r>
+        <w:rPr>
+          <w:b/>
+          <w:bCs/>
+        </w:rPr>
+        <w:t xml:space="preserve">E. Commercial</w:t>
+      </w:r>
+    </w:p>
+    <w:p>
+      <w:pPr>
+        <w:pStyle w:val="ListParagraph"/>
+        <w:numPr>
+          <w:ilvl w:val="0"/>
+          <w:numId w:val="1"/>
+        </w:numPr>
+        <w:spacing w:after="40"/>
+      </w:pPr>
+      <w:r>
+        <w:rPr>
+          <w:b/>
+          <w:bCs/>
+        </w:rPr>
+        <w:t xml:space="preserve">Pricing is undefined</w:t>
+      </w:r>
+      <w:r>
+        <w:t xml:space="preserve"> (₦___). Pilot needs at least a working number and a plan-by-size matrix to test willingness-to-pay.</w:t>
+      </w:r>
+    </w:p>
+    <w:p>
+      <w:pPr>
+        <w:pStyle w:val="ListParagraph"/>
+        <w:numPr>
+          <w:ilvl w:val="0"/>
+          <w:numId w:val="1"/>
+        </w:numPr>
+        <w:spacing w:after="40"/>
+      </w:pPr>
+      <w:r>
+        <w:rPr>
+          <w:b/>
+          <w:bCs/>
+        </w:rPr>
+        <w:t xml:space="preserve">Employer-sponsored plans</w:t>
+      </w:r>
+      <w:r>
+        <w:t xml:space="preserve"> (raised on the call) — decide in/out for pilot; likely Phase 2.</w:t>
+      </w:r>
+    </w:p>
+    <w:p>
+      <w:pPr>
+        <w:pStyle w:val="ListParagraph"/>
+        <w:numPr>
+          <w:ilvl w:val="0"/>
+          <w:numId w:val="1"/>
+        </w:numPr>
+        <w:spacing w:after="40"/>
+      </w:pPr>
+      <w:r>
+        <w:rPr>
+          <w:b/>
+          <w:bCs/>
+        </w:rPr>
+        <w:t xml:space="preserve">Virtual-consultation payment reconciliation</w:t>
+      </w:r>
+      <w:r>
+        <w:t xml:space="preserve"> — some clinics charge for online consults up front; that conflicts with "patients pay institutions directly" and may force an early payment touchpoint.</w:t>
+      </w:r>
+    </w:p>
+    <w:p>
+      <w:pPr>
+        <w:spacing w:after="100"/>
+      </w:pPr>
+      <w:r>
+        <w:rPr>
+          <w:b/>
+          <w:bCs/>
+        </w:rPr>
+        <w:t xml:space="preserve">F. Analytics &amp; measurement</w:t>
+      </w:r>
+    </w:p>
+    <w:p>
+      <w:pPr>
+        <w:pStyle w:val="ListParagraph"/>
+        <w:numPr>
+          <w:ilvl w:val="0"/>
+          <w:numId w:val="1"/>
+        </w:numPr>
+        <w:spacing w:after="40"/>
+      </w:pPr>
+      <w:r>
+        <w:t xml:space="preserve">Even if doctor-facing analytics are out, </w:t>
+      </w:r>
+      <w:r>
+        <w:rPr>
+          <w:b/>
+          <w:bCs/>
+        </w:rPr>
+        <w:t xml:space="preserve">instrument the product</w:t>
+      </w:r>
+      <w:r>
+        <w:t xml:space="preserve"> from day one (funnel events, no-show rates, activation) so you can prove the MVP thesis and price confidently. This is measurement infrastructure, not a user-facing feature.</w:t>
+      </w:r>
+    </w:p>
+    <w:p>
+      <w:pPr>
+        <w:spacing w:after="100"/>
+      </w:pPr>
+      <w:r>
+        <w:rPr>
+          <w:b/>
+          <w:bCs/>
+        </w:rPr>
+        <w:t xml:space="preserve">G. Design-system &amp; handoff</w:t>
+      </w:r>
+    </w:p>
+    <w:p>
+      <w:pPr>
+        <w:pStyle w:val="ListParagraph"/>
+        <w:numPr>
+          <w:ilvl w:val="0"/>
+          <w:numId w:val="1"/>
+        </w:numPr>
+        <w:spacing w:after="40"/>
+      </w:pPr>
+      <w:r>
+        <w:t xml:space="preserve">The stated goal that </w:t>
+      </w:r>
+      <w:r>
+        <w:rPr>
+          <w:b/>
+          <w:bCs/>
+        </w:rPr>
+        <w:t xml:space="preserve">"the UI communicates the data model to developers"</w:t>
+      </w:r>
+      <w:r>
+        <w:t xml:space="preserve"> should be an explicit handoff deliverable: annotated specs mapping each screen/field to a data entity, plus all screen </w:t>
+      </w:r>
+      <w:r>
+        <w:rPr>
+          <w:b/>
+          <w:bCs/>
+        </w:rPr>
+        <w:t xml:space="preserve">states</w:t>
+      </w:r>
+      <w:r>
+        <w:t xml:space="preserve"> (empty/loading/error/success). Make sure this is scoped and estimated.</w:t>
       </w:r>
     </w:p>
     <w:p>
@@ -10675,568 +10949,147 @@
         <w:spacing w:after="80" w:before="260"/>
       </w:pPr>
       <w:r>
-        <w:t xml:space="preserve">23. What You Might Be Missing — Gaps &amp; Recommendations</w:t>
-      </w:r>
-    </w:p>
-    <w:p>
-      <w:pPr>
-        <w:spacing w:after="100"/>
-      </w:pPr>
-      <w:r>
-        <w:t xml:space="preserve">A candid list of things not fully addressed in the brief/scope/MVP that typically bite medical platforms. Prioritised.</w:t>
-      </w:r>
-    </w:p>
-    <w:p>
-      <w:pPr>
-        <w:spacing w:after="100"/>
-      </w:pPr>
-      <w:r>
-        <w:rPr>
-          <w:b/>
-          <w:bCs/>
-        </w:rPr>
-        <w:t xml:space="preserve">A. Compliance &amp; legal (highest priority)</w:t>
-      </w:r>
-    </w:p>
-    <w:p>
-      <w:pPr>
-        <w:pStyle w:val="ListParagraph"/>
-        <w:numPr>
-          <w:ilvl w:val="0"/>
-          <w:numId w:val="1"/>
-        </w:numPr>
-        <w:spacing w:after="40"/>
-      </w:pPr>
-      <w:r>
-        <w:rPr>
-          <w:b/>
-          <w:bCs/>
-        </w:rPr>
-        <w:t xml:space="preserve">NDPA 2023 / NDPR compliance</w:t>
-      </w:r>
-      <w:r>
-        <w:t xml:space="preserve"> and a written data-protection/privacy policy, patient consent flows, and data-subject rights (access, deletion). Medical data is high-risk; build this into MVP, not later.</w:t>
-      </w:r>
-    </w:p>
-    <w:p>
-      <w:pPr>
-        <w:pStyle w:val="ListParagraph"/>
-        <w:numPr>
-          <w:ilvl w:val="0"/>
-          <w:numId w:val="1"/>
-        </w:numPr>
-        <w:spacing w:after="40"/>
-      </w:pPr>
-      <w:r>
-        <w:rPr>
-          <w:b/>
-          <w:bCs/>
-        </w:rPr>
-        <w:t xml:space="preserve">Terms of Service, provider agreements, and liability/disclaimer</w:t>
-      </w:r>
-      <w:r>
-        <w:t xml:space="preserve"> language — especially around telemedicine and clinical decisions made using Medra records. Consider professional-indemnity implications.</w:t>
-      </w:r>
-    </w:p>
-    <w:p>
-      <w:pPr>
-        <w:pStyle w:val="ListParagraph"/>
-        <w:numPr>
-          <w:ilvl w:val="0"/>
-          <w:numId w:val="1"/>
-        </w:numPr>
-        <w:spacing w:after="40"/>
-      </w:pPr>
-      <w:r>
-        <w:rPr>
-          <w:b/>
-          <w:bCs/>
-        </w:rPr>
-        <w:t xml:space="preserve">Data residency &amp; retention policy</w:t>
-      </w:r>
-      <w:r>
-        <w:t xml:space="preserve"> — where records are stored and for how long.</w:t>
-      </w:r>
-    </w:p>
-    <w:p>
-      <w:pPr>
-        <w:spacing w:after="100"/>
-      </w:pPr>
-      <w:r>
-        <w:rPr>
-          <w:b/>
-          <w:bCs/>
-        </w:rPr>
-        <w:t xml:space="preserve">B. Clinical safety</w:t>
-      </w:r>
-    </w:p>
-    <w:p>
-      <w:pPr>
-        <w:pStyle w:val="ListParagraph"/>
-        <w:numPr>
-          <w:ilvl w:val="0"/>
-          <w:numId w:val="1"/>
-        </w:numPr>
-        <w:spacing w:after="40"/>
-      </w:pPr>
-      <w:r>
-        <w:t xml:space="preserve">The </w:t>
-      </w:r>
-      <w:r>
-        <w:rPr>
-          <w:b/>
-          <w:bCs/>
-        </w:rPr>
-        <w:t xml:space="preserve">drug-interaction goal from the brief is currently manual</w:t>
-      </w:r>
-      <w:r>
-        <w:t xml:space="preserve"> (doctor reads history). Flag explicitly that automated interaction checking is a later phase, and ensure the record UI makes current medications prominent so a doctor </w:t>
-      </w:r>
-      <w:r>
-        <w:rPr>
-          <w:i/>
-          <w:iCs/>
-        </w:rPr>
-        <w:t xml:space="preserve">can</w:t>
-      </w:r>
-      <w:r>
-        <w:t xml:space="preserve"> catch clashes.</w:t>
-      </w:r>
-    </w:p>
-    <w:p>
-      <w:pPr>
-        <w:pStyle w:val="ListParagraph"/>
-        <w:numPr>
-          <w:ilvl w:val="0"/>
-          <w:numId w:val="1"/>
-        </w:numPr>
-        <w:spacing w:after="40"/>
-      </w:pPr>
-      <w:r>
-        <w:rPr>
-          <w:b/>
-          <w:bCs/>
-        </w:rPr>
-        <w:t xml:space="preserve">Allergies and chronic conditions</w:t>
-      </w:r>
-      <w:r>
-        <w:t xml:space="preserve"> aren't in the basic record fields — consider adding an "allergies / known conditions / current medications" summary block, as it's the highest-value safety data at a glance.</w:t>
-      </w:r>
-    </w:p>
-    <w:p>
-      <w:pPr>
-        <w:pStyle w:val="ListParagraph"/>
-        <w:numPr>
-          <w:ilvl w:val="0"/>
-          <w:numId w:val="1"/>
-        </w:numPr>
-        <w:spacing w:after="40"/>
-      </w:pPr>
-      <w:r>
-        <w:rPr>
-          <w:b/>
-          <w:bCs/>
-        </w:rPr>
-        <w:t xml:space="preserve">Emergency/critical info</w:t>
-      </w:r>
-      <w:r>
-        <w:t xml:space="preserve"> — blood group, emergency contact.</w:t>
-      </w:r>
-    </w:p>
-    <w:p>
-      <w:pPr>
-        <w:spacing w:after="100"/>
-      </w:pPr>
-      <w:r>
-        <w:rPr>
-          <w:b/>
-          <w:bCs/>
-        </w:rPr>
-        <w:t xml:space="preserve">C. Product/UX gaps</w:t>
-      </w:r>
-    </w:p>
-    <w:p>
-      <w:pPr>
-        <w:pStyle w:val="ListParagraph"/>
-        <w:numPr>
-          <w:ilvl w:val="0"/>
-          <w:numId w:val="1"/>
-        </w:numPr>
-        <w:spacing w:after="40"/>
-      </w:pPr>
-      <w:r>
-        <w:rPr>
-          <w:b/>
-          <w:bCs/>
-        </w:rPr>
-        <w:t xml:space="preserve">Rescheduling</w:t>
-      </w:r>
-      <w:r>
-        <w:t xml:space="preserve"> (not just cancel) — patients will want it; currently Phase 2. Confirm that's acceptable for pilot.</w:t>
-      </w:r>
-    </w:p>
-    <w:p>
-      <w:pPr>
-        <w:pStyle w:val="ListParagraph"/>
-        <w:numPr>
-          <w:ilvl w:val="0"/>
-          <w:numId w:val="1"/>
-        </w:numPr>
-        <w:spacing w:after="40"/>
-      </w:pPr>
-      <w:r>
-        <w:rPr>
-          <w:b/>
-          <w:bCs/>
-        </w:rPr>
-        <w:t xml:space="preserve">Overlap/double-booking prevention</w:t>
-      </w:r>
-      <w:r>
-        <w:t xml:space="preserve"> and slot-locking under concurrency — call it out as an explicit requirement, not an assumption.</w:t>
-      </w:r>
-    </w:p>
-    <w:p>
-      <w:pPr>
-        <w:pStyle w:val="ListParagraph"/>
-        <w:numPr>
-          <w:ilvl w:val="0"/>
-          <w:numId w:val="1"/>
-        </w:numPr>
-        <w:spacing w:after="40"/>
-      </w:pPr>
-      <w:r>
-        <w:rPr>
-          <w:b/>
-          <w:bCs/>
-        </w:rPr>
-        <w:t xml:space="preserve">Time zones / clock source</w:t>
-      </w:r>
-      <w:r>
-        <w:t xml:space="preserve"> — trivial for Abuja-only, but define now to avoid reminder bugs.</w:t>
-      </w:r>
-    </w:p>
-    <w:p>
-      <w:pPr>
-        <w:pStyle w:val="ListParagraph"/>
-        <w:numPr>
-          <w:ilvl w:val="0"/>
-          <w:numId w:val="1"/>
-        </w:numPr>
-        <w:spacing w:after="40"/>
-      </w:pPr>
-      <w:r>
-        <w:rPr>
-          <w:b/>
-          <w:bCs/>
-        </w:rPr>
-        <w:t xml:space="preserve">No-show and cancellation policy</w:t>
-      </w:r>
-      <w:r>
-        <w:t xml:space="preserve"> — who bears the cost, and does it affect the patient's ability to rebook?</w:t>
-      </w:r>
-    </w:p>
-    <w:p>
-      <w:pPr>
-        <w:pStyle w:val="ListParagraph"/>
-        <w:numPr>
-          <w:ilvl w:val="0"/>
-          <w:numId w:val="1"/>
-        </w:numPr>
-        <w:spacing w:after="40"/>
-      </w:pPr>
-      <w:r>
-        <w:rPr>
-          <w:b/>
-          <w:bCs/>
-        </w:rPr>
-        <w:t xml:space="preserve">Notifications beyond SMS</w:t>
-      </w:r>
-      <w:r>
-        <w:t xml:space="preserve"> — email and in-app; SMS-only is fragile if delivery fails.</w:t>
-      </w:r>
-    </w:p>
-    <w:p>
-      <w:pPr>
-        <w:pStyle w:val="ListParagraph"/>
-        <w:numPr>
-          <w:ilvl w:val="0"/>
-          <w:numId w:val="1"/>
-        </w:numPr>
-        <w:spacing w:after="40"/>
-      </w:pPr>
-      <w:r>
-        <w:rPr>
-          <w:b/>
-          <w:bCs/>
-        </w:rPr>
-        <w:t xml:space="preserve">Search when nothing matches</w:t>
-      </w:r>
-      <w:r>
-        <w:t xml:space="preserve"> — empty-state and "notify me when available" behavior.</w:t>
-      </w:r>
-    </w:p>
-    <w:p>
-      <w:pPr>
-        <w:pStyle w:val="ListParagraph"/>
-        <w:numPr>
-          <w:ilvl w:val="0"/>
-          <w:numId w:val="1"/>
-        </w:numPr>
-        <w:spacing w:after="40"/>
-      </w:pPr>
-      <w:r>
-        <w:rPr>
-          <w:b/>
-          <w:bCs/>
-        </w:rPr>
-        <w:t xml:space="preserve">Patient identity uniqueness</w:t>
-      </w:r>
-      <w:r>
-        <w:t xml:space="preserve"> — one person, one medical record across institutions; how do you de-duplicate patients (phone number as key has edge cases — shared phones, changed numbers)?</w:t>
-      </w:r>
-    </w:p>
-    <w:p>
-      <w:pPr>
-        <w:spacing w:after="100"/>
-      </w:pPr>
-      <w:r>
-        <w:rPr>
-          <w:b/>
-          <w:bCs/>
-        </w:rPr>
-        <w:t xml:space="preserve">D. Operations &amp; trust</w:t>
-      </w:r>
-    </w:p>
-    <w:p>
-      <w:pPr>
-        <w:pStyle w:val="ListParagraph"/>
-        <w:numPr>
-          <w:ilvl w:val="0"/>
-          <w:numId w:val="1"/>
-        </w:numPr>
-        <w:spacing w:after="40"/>
-      </w:pPr>
-      <w:r>
-        <w:rPr>
-          <w:b/>
-          <w:bCs/>
-        </w:rPr>
-        <w:t xml:space="preserve">MDCN verification SOP</w:t>
-      </w:r>
-      <w:r>
-        <w:t xml:space="preserve"> — a documented manual process (who, SLA, evidence stored) so onboarding isn't a bottleneck and the "verified badge" is trustworthy.</w:t>
-      </w:r>
-    </w:p>
-    <w:p>
-      <w:pPr>
-        <w:pStyle w:val="ListParagraph"/>
-        <w:numPr>
-          <w:ilvl w:val="0"/>
-          <w:numId w:val="1"/>
-        </w:numPr>
-        <w:spacing w:after="40"/>
-      </w:pPr>
-      <w:r>
-        <w:rPr>
-          <w:b/>
-          <w:bCs/>
-        </w:rPr>
-        <w:t xml:space="preserve">Institution offboarding / subscription-expiry data handling</w:t>
-      </w:r>
-      <w:r>
-        <w:t xml:space="preserve"> — what happens to patient records when a clinic leaves? (Patients arguably own their history — clarify.)</w:t>
-      </w:r>
-    </w:p>
-    <w:p>
-      <w:pPr>
-        <w:pStyle w:val="ListParagraph"/>
-        <w:numPr>
-          <w:ilvl w:val="0"/>
-          <w:numId w:val="1"/>
-        </w:numPr>
-        <w:spacing w:after="40"/>
-      </w:pPr>
-      <w:r>
-        <w:rPr>
-          <w:b/>
-          <w:bCs/>
-        </w:rPr>
-        <w:t xml:space="preserve">Support &amp; feedback channel</w:t>
-      </w:r>
-      <w:r>
-        <w:t xml:space="preserve"> — how patients/clinics report problems during pilot.</w:t>
-      </w:r>
-    </w:p>
-    <w:p>
-      <w:pPr>
-        <w:pStyle w:val="ListParagraph"/>
-        <w:numPr>
-          <w:ilvl w:val="0"/>
-          <w:numId w:val="1"/>
-        </w:numPr>
-        <w:spacing w:after="40"/>
-      </w:pPr>
-      <w:r>
-        <w:rPr>
-          <w:b/>
-          <w:bCs/>
-        </w:rPr>
-        <w:t xml:space="preserve">Backups &amp; disaster recovery</w:t>
-      </w:r>
-      <w:r>
-        <w:t xml:space="preserve"> for medical data.</w:t>
-      </w:r>
-    </w:p>
-    <w:p>
-      <w:pPr>
-        <w:spacing w:after="100"/>
-      </w:pPr>
-      <w:r>
-        <w:rPr>
-          <w:b/>
-          <w:bCs/>
-        </w:rPr>
-        <w:t xml:space="preserve">E. Commercial</w:t>
-      </w:r>
-    </w:p>
-    <w:p>
-      <w:pPr>
-        <w:pStyle w:val="ListParagraph"/>
-        <w:numPr>
-          <w:ilvl w:val="0"/>
-          <w:numId w:val="1"/>
-        </w:numPr>
-        <w:spacing w:after="40"/>
-      </w:pPr>
-      <w:r>
-        <w:rPr>
-          <w:b/>
-          <w:bCs/>
-        </w:rPr>
-        <w:t xml:space="preserve">Pricing is undefined</w:t>
-      </w:r>
-      <w:r>
-        <w:t xml:space="preserve"> (₦___). Pilot needs at least a working number and a plan-by-size matrix to test willingness-to-pay.</w:t>
-      </w:r>
-    </w:p>
-    <w:p>
-      <w:pPr>
-        <w:pStyle w:val="ListParagraph"/>
-        <w:numPr>
-          <w:ilvl w:val="0"/>
-          <w:numId w:val="1"/>
-        </w:numPr>
-        <w:spacing w:after="40"/>
-      </w:pPr>
-      <w:r>
-        <w:rPr>
-          <w:b/>
-          <w:bCs/>
-        </w:rPr>
-        <w:t xml:space="preserve">Employer-sponsored plans</w:t>
-      </w:r>
-      <w:r>
-        <w:t xml:space="preserve"> (raised on the call) — decide in/out for pilot; likely Phase 2.</w:t>
-      </w:r>
-    </w:p>
-    <w:p>
-      <w:pPr>
-        <w:pStyle w:val="ListParagraph"/>
-        <w:numPr>
-          <w:ilvl w:val="0"/>
-          <w:numId w:val="1"/>
-        </w:numPr>
-        <w:spacing w:after="40"/>
-      </w:pPr>
-      <w:r>
-        <w:rPr>
-          <w:b/>
-          <w:bCs/>
-        </w:rPr>
-        <w:t xml:space="preserve">Virtual-consultation payment reconciliation</w:t>
-      </w:r>
-      <w:r>
-        <w:t xml:space="preserve"> — some clinics charge for online consults up front; that conflicts with "patients pay institutions directly" and may force an early payment touchpoint.</w:t>
-      </w:r>
-    </w:p>
-    <w:p>
-      <w:pPr>
-        <w:spacing w:after="100"/>
-      </w:pPr>
-      <w:r>
-        <w:rPr>
-          <w:b/>
-          <w:bCs/>
-        </w:rPr>
-        <w:t xml:space="preserve">F. Analytics &amp; measurement</w:t>
-      </w:r>
-    </w:p>
-    <w:p>
-      <w:pPr>
-        <w:pStyle w:val="ListParagraph"/>
-        <w:numPr>
-          <w:ilvl w:val="0"/>
-          <w:numId w:val="1"/>
-        </w:numPr>
-        <w:spacing w:after="40"/>
-      </w:pPr>
-      <w:r>
-        <w:t xml:space="preserve">Even if doctor-facing analytics are out, </w:t>
-      </w:r>
-      <w:r>
-        <w:rPr>
-          <w:b/>
-          <w:bCs/>
-        </w:rPr>
-        <w:t xml:space="preserve">instrument the product</w:t>
-      </w:r>
-      <w:r>
-        <w:t xml:space="preserve"> from day one (funnel events, no-show rates, activation) so you can prove the MVP thesis and price confidently. This is measurement infrastructure, not a user-facing feature.</w:t>
-      </w:r>
-    </w:p>
-    <w:p>
-      <w:pPr>
-        <w:spacing w:after="100"/>
-      </w:pPr>
-      <w:r>
-        <w:rPr>
-          <w:b/>
-          <w:bCs/>
-        </w:rPr>
-        <w:t xml:space="preserve">G. Design-system &amp; handoff</w:t>
-      </w:r>
-    </w:p>
-    <w:p>
-      <w:pPr>
-        <w:pStyle w:val="ListParagraph"/>
-        <w:numPr>
-          <w:ilvl w:val="0"/>
-          <w:numId w:val="1"/>
-        </w:numPr>
-        <w:spacing w:after="40"/>
-      </w:pPr>
-      <w:r>
-        <w:t xml:space="preserve">The stated goal that </w:t>
-      </w:r>
-      <w:r>
-        <w:rPr>
-          <w:b/>
-          <w:bCs/>
-        </w:rPr>
-        <w:t xml:space="preserve">"the UI communicates the data model to developers"</w:t>
-      </w:r>
-      <w:r>
-        <w:t xml:space="preserve"> should be an explicit handoff deliverable: annotated specs mapping each screen/field to a data entity, plus all screen </w:t>
-      </w:r>
-      <w:r>
-        <w:rPr>
-          <w:b/>
-          <w:bCs/>
-        </w:rPr>
-        <w:t xml:space="preserve">states</w:t>
-      </w:r>
-      <w:r>
-        <w:t xml:space="preserve"> (empty/loading/error/success). Make sure this is scoped and estimated.</w:t>
+        <w:t xml:space="preserve">23. Glossary</w:t>
+      </w:r>
+    </w:p>
+    <w:p>
+      <w:pPr>
+        <w:pStyle w:val="ListParagraph"/>
+        <w:numPr>
+          <w:ilvl w:val="0"/>
+          <w:numId w:val="1"/>
+        </w:numPr>
+        <w:spacing w:after="40"/>
+      </w:pPr>
+      <w:r>
+        <w:rPr>
+          <w:b/>
+          <w:bCs/>
+        </w:rPr>
+        <w:t xml:space="preserve">MDCN</w:t>
+      </w:r>
+      <w:r>
+        <w:t xml:space="preserve"> — Medical and Dental Council of Nigeria (doctor licensing/identity).</w:t>
+      </w:r>
+    </w:p>
+    <w:p>
+      <w:pPr>
+        <w:pStyle w:val="ListParagraph"/>
+        <w:numPr>
+          <w:ilvl w:val="0"/>
+          <w:numId w:val="1"/>
+        </w:numPr>
+        <w:spacing w:after="40"/>
+      </w:pPr>
+      <w:r>
+        <w:rPr>
+          <w:b/>
+          <w:bCs/>
+        </w:rPr>
+        <w:t xml:space="preserve">NDPA / NDPR</w:t>
+      </w:r>
+      <w:r>
+        <w:t xml:space="preserve"> — Nigeria Data Protection Act 2023 / Regulation.</w:t>
+      </w:r>
+    </w:p>
+    <w:p>
+      <w:pPr>
+        <w:pStyle w:val="ListParagraph"/>
+        <w:numPr>
+          <w:ilvl w:val="0"/>
+          <w:numId w:val="1"/>
+        </w:numPr>
+        <w:spacing w:after="40"/>
+      </w:pPr>
+      <w:r>
+        <w:rPr>
+          <w:b/>
+          <w:bCs/>
+        </w:rPr>
+        <w:t xml:space="preserve">Paystack</w:t>
+      </w:r>
+      <w:r>
+        <w:t xml:space="preserve"> — payment processor for the clinic subscription.</w:t>
+      </w:r>
+    </w:p>
+    <w:p>
+      <w:pPr>
+        <w:pStyle w:val="ListParagraph"/>
+        <w:numPr>
+          <w:ilvl w:val="0"/>
+          <w:numId w:val="1"/>
+        </w:numPr>
+        <w:spacing w:after="40"/>
+      </w:pPr>
+      <w:r>
+        <w:rPr>
+          <w:b/>
+          <w:bCs/>
+        </w:rPr>
+        <w:t xml:space="preserve">Daily.co</w:t>
+      </w:r>
+      <w:r>
+        <w:t xml:space="preserve"> — video infrastructure (Phase 2 telemedicine automation).</w:t>
+      </w:r>
+    </w:p>
+    <w:p>
+      <w:pPr>
+        <w:pStyle w:val="ListParagraph"/>
+        <w:numPr>
+          <w:ilvl w:val="0"/>
+          <w:numId w:val="1"/>
+        </w:numPr>
+        <w:spacing w:after="40"/>
+      </w:pPr>
+      <w:r>
+        <w:rPr>
+          <w:b/>
+          <w:bCs/>
+        </w:rPr>
+        <w:t xml:space="preserve">RBAC</w:t>
+      </w:r>
+      <w:r>
+        <w:t xml:space="preserve"> — Role-Based Access Control.</w:t>
+      </w:r>
+    </w:p>
+    <w:p>
+      <w:pPr>
+        <w:pStyle w:val="ListParagraph"/>
+        <w:numPr>
+          <w:ilvl w:val="0"/>
+          <w:numId w:val="1"/>
+        </w:numPr>
+        <w:spacing w:after="40"/>
+      </w:pPr>
+      <w:r>
+        <w:rPr>
+          <w:b/>
+          <w:bCs/>
+        </w:rPr>
+        <w:t xml:space="preserve">Institution / Enterprise</w:t>
+      </w:r>
+      <w:r>
+        <w:t xml:space="preserve"> — a clinic/hospital; enterprise = multi-branch billed as one.</w:t>
+      </w:r>
+    </w:p>
+    <w:p>
+      <w:pPr>
+        <w:pStyle w:val="ListParagraph"/>
+        <w:numPr>
+          <w:ilvl w:val="0"/>
+          <w:numId w:val="1"/>
+        </w:numPr>
+        <w:spacing w:after="40"/>
+      </w:pPr>
+      <w:r>
+        <w:rPr>
+          <w:b/>
+          <w:bCs/>
+        </w:rPr>
+        <w:t xml:space="preserve">Verified badge</w:t>
+      </w:r>
+      <w:r>
+        <w:t xml:space="preserve"> — visible marker that Medra confirmed a provider's MDCN/licence.</w:t>
       </w:r>
     </w:p>
     <w:p>
@@ -11248,255 +11101,6 @@
       </w:pPr>
       <w:r>
         <w:t xml:space="preserve"/>
-      </w:r>
-    </w:p>
-    <w:p>
-      <w:pPr>
-        <w:pStyle w:val="Heading2"/>
-        <w:spacing w:after="80" w:before="260"/>
-      </w:pPr>
-      <w:r>
-        <w:t xml:space="preserve">24. Glossary</w:t>
-      </w:r>
-    </w:p>
-    <w:p>
-      <w:pPr>
-        <w:pStyle w:val="ListParagraph"/>
-        <w:numPr>
-          <w:ilvl w:val="0"/>
-          <w:numId w:val="1"/>
-        </w:numPr>
-        <w:spacing w:after="40"/>
-      </w:pPr>
-      <w:r>
-        <w:rPr>
-          <w:b/>
-          <w:bCs/>
-        </w:rPr>
-        <w:t xml:space="preserve">MDCN</w:t>
-      </w:r>
-      <w:r>
-        <w:t xml:space="preserve"> — Medical and Dental Council of Nigeria (doctor licensing/identity).</w:t>
-      </w:r>
-    </w:p>
-    <w:p>
-      <w:pPr>
-        <w:pStyle w:val="ListParagraph"/>
-        <w:numPr>
-          <w:ilvl w:val="0"/>
-          <w:numId w:val="1"/>
-        </w:numPr>
-        <w:spacing w:after="40"/>
-      </w:pPr>
-      <w:r>
-        <w:rPr>
-          <w:b/>
-          <w:bCs/>
-        </w:rPr>
-        <w:t xml:space="preserve">NDPA / NDPR</w:t>
-      </w:r>
-      <w:r>
-        <w:t xml:space="preserve"> — Nigeria Data Protection Act 2023 / Regulation.</w:t>
-      </w:r>
-    </w:p>
-    <w:p>
-      <w:pPr>
-        <w:pStyle w:val="ListParagraph"/>
-        <w:numPr>
-          <w:ilvl w:val="0"/>
-          <w:numId w:val="1"/>
-        </w:numPr>
-        <w:spacing w:after="40"/>
-      </w:pPr>
-      <w:r>
-        <w:rPr>
-          <w:b/>
-          <w:bCs/>
-        </w:rPr>
-        <w:t xml:space="preserve">Paystack</w:t>
-      </w:r>
-      <w:r>
-        <w:t xml:space="preserve"> — payment processor for the clinic subscription.</w:t>
-      </w:r>
-    </w:p>
-    <w:p>
-      <w:pPr>
-        <w:pStyle w:val="ListParagraph"/>
-        <w:numPr>
-          <w:ilvl w:val="0"/>
-          <w:numId w:val="1"/>
-        </w:numPr>
-        <w:spacing w:after="40"/>
-      </w:pPr>
-      <w:r>
-        <w:rPr>
-          <w:b/>
-          <w:bCs/>
-        </w:rPr>
-        <w:t xml:space="preserve">Daily.co</w:t>
-      </w:r>
-      <w:r>
-        <w:t xml:space="preserve"> — video infrastructure (Phase 2 telemedicine automation).</w:t>
-      </w:r>
-    </w:p>
-    <w:p>
-      <w:pPr>
-        <w:pStyle w:val="ListParagraph"/>
-        <w:numPr>
-          <w:ilvl w:val="0"/>
-          <w:numId w:val="1"/>
-        </w:numPr>
-        <w:spacing w:after="40"/>
-      </w:pPr>
-      <w:r>
-        <w:rPr>
-          <w:b/>
-          <w:bCs/>
-        </w:rPr>
-        <w:t xml:space="preserve">RBAC</w:t>
-      </w:r>
-      <w:r>
-        <w:t xml:space="preserve"> — Role-Based Access Control.</w:t>
-      </w:r>
-    </w:p>
-    <w:p>
-      <w:pPr>
-        <w:pStyle w:val="ListParagraph"/>
-        <w:numPr>
-          <w:ilvl w:val="0"/>
-          <w:numId w:val="1"/>
-        </w:numPr>
-        <w:spacing w:after="40"/>
-      </w:pPr>
-      <w:r>
-        <w:rPr>
-          <w:b/>
-          <w:bCs/>
-        </w:rPr>
-        <w:t xml:space="preserve">Institution / Enterprise</w:t>
-      </w:r>
-      <w:r>
-        <w:t xml:space="preserve"> — a clinic/hospital; enterprise = multi-branch billed as one.</w:t>
-      </w:r>
-    </w:p>
-    <w:p>
-      <w:pPr>
-        <w:pStyle w:val="ListParagraph"/>
-        <w:numPr>
-          <w:ilvl w:val="0"/>
-          <w:numId w:val="1"/>
-        </w:numPr>
-        <w:spacing w:after="40"/>
-      </w:pPr>
-      <w:r>
-        <w:rPr>
-          <w:b/>
-          <w:bCs/>
-        </w:rPr>
-        <w:t xml:space="preserve">Verified badge</w:t>
-      </w:r>
-      <w:r>
-        <w:t xml:space="preserve"> — visible marker that Medra confirmed a provider's MDCN/licence.</w:t>
-      </w:r>
-    </w:p>
-    <w:p>
-      <w:pPr>
-        <w:pBdr>
-          <w:bottom w:val="single" w:color="2E8B9E" w:sz="6" w:space="1"/>
-        </w:pBdr>
-        <w:spacing w:after="120" w:before="120"/>
-      </w:pPr>
-      <w:r>
-        <w:t xml:space="preserve"/>
-      </w:r>
-    </w:p>
-    <w:p>
-      <w:pPr>
-        <w:pStyle w:val="Heading2"/>
-        <w:spacing w:after="80" w:before="260"/>
-      </w:pPr>
-      <w:r>
-        <w:t xml:space="preserve">25. Appendix — Source Traceability</w:t>
-      </w:r>
-    </w:p>
-    <w:p>
-      <w:pPr>
-        <w:spacing w:after="100"/>
-      </w:pPr>
-      <w:r>
-        <w:t xml:space="preserve">This PRD synthesises three inputs:</w:t>
-      </w:r>
-    </w:p>
-    <w:p>
-      <w:pPr>
-        <w:pStyle w:val="ListParagraph"/>
-        <w:numPr>
-          <w:ilvl w:val="0"/>
-          <w:numId w:val="2"/>
-        </w:numPr>
-        <w:spacing w:after="40"/>
-      </w:pPr>
-      <w:r>
-        <w:rPr>
-          <w:b/>
-          <w:bCs/>
-        </w:rPr>
-        <w:t xml:space="preserve">UI/UX Design Brief</w:t>
-      </w:r>
-      <w:r>
-        <w:t xml:space="preserve"> — discovery call transcript (Godwin Okwor × Israel Oni, 10 Jul 2026): three-tier vision, institution-pays model, portable history, drug-clash motivation, Abuja pilot, enterprise/multi-branch, private practitioners.</w:t>
-      </w:r>
-    </w:p>
-    <w:p>
-      <w:pPr>
-        <w:pStyle w:val="ListParagraph"/>
-        <w:numPr>
-          <w:ilvl w:val="0"/>
-          <w:numId w:val="2"/>
-        </w:numPr>
-        <w:spacing w:after="40"/>
-      </w:pPr>
-      <w:r>
-        <w:rPr>
-          <w:b/>
-          <w:bCs/>
-        </w:rPr>
-        <w:t xml:space="preserve">UI/UX Design Scope</w:t>
-      </w:r>
-      <w:r>
-        <w:t xml:space="preserve"> — roles, per-role design scope, deliverables, 5–7 week process, and 10 pre-kickoff questions.</w:t>
-      </w:r>
-    </w:p>
-    <w:p>
-      <w:pPr>
-        <w:pStyle w:val="ListParagraph"/>
-        <w:numPr>
-          <w:ilvl w:val="0"/>
-          <w:numId w:val="2"/>
-        </w:numPr>
-        <w:spacing w:after="40"/>
-      </w:pPr>
-      <w:r>
-        <w:rPr>
-          <w:b/>
-          <w:bCs/>
-        </w:rPr>
-        <w:t xml:space="preserve">Medra MVP Feature Set</w:t>
-      </w:r>
-      <w:r>
-        <w:t xml:space="preserve"> — the nine modules, the "one question" MVP thesis, explicit out-of-scope list, and the one-paragraph MVP definition.</w:t>
-      </w:r>
-    </w:p>
-    <w:p>
-      <w:pPr>
-        <w:spacing w:after="100"/>
-      </w:pPr>
-      <w:r>
-        <w:rPr>
-          <w:i/>
-          <w:iCs/>
-        </w:rPr>
-        <w:t xml:space="preserve">End of document.</w:t>
       </w:r>
     </w:p>
     <w:sectPr>

--- a/docs/Medra_PRD.docx
+++ b/docs/Medra_PRD.docx
@@ -1960,6 +1960,68 @@
     </w:p>
     <w:p>
       <w:pPr>
+        <w:pBdr>
+          <w:left w:val="single" w:color="2E8B9E" w:sz="18" w:space="12"/>
+        </w:pBdr>
+        <w:shd w:fill="EAF1F5" w:color="auto" w:val="clear"/>
+        <w:spacing w:after="80" w:before="80"/>
+        <w:ind w:left="360"/>
+      </w:pPr>
+      <w:r>
+        <w:rPr>
+          <w:b/>
+          <w:bCs/>
+          <w:i/>
+          <w:iCs/>
+          <w:color w:val="333333"/>
+        </w:rPr>
+        <w:t xml:space="preserve">Nomenclature:</w:t>
+      </w:r>
+      <w:r>
+        <w:rPr>
+          <w:i/>
+          <w:iCs/>
+          <w:color w:val="333333"/>
+        </w:rPr>
+        <w:t xml:space="preserve"> people who use Medra for their own care are </w:t>
+      </w:r>
+      <w:r>
+        <w:rPr>
+          <w:b/>
+          <w:bCs/>
+          <w:i/>
+          <w:iCs/>
+          <w:color w:val="333333"/>
+        </w:rPr>
+        <w:t xml:space="preserve">members</w:t>
+      </w:r>
+      <w:r>
+        <w:rPr>
+          <w:i/>
+          <w:iCs/>
+          <w:color w:val="333333"/>
+        </w:rPr>
+        <w:t xml:space="preserve">, not "patients". "Patient" is reserved for the </w:t>
+      </w:r>
+      <w:r>
+        <w:rPr>
+          <w:i/>
+          <w:iCs/>
+          <w:color w:val="333333"/>
+        </w:rPr>
+        <w:t xml:space="preserve">clinical</w:t>
+      </w:r>
+      <w:r>
+        <w:rPr>
+          <w:i/>
+          <w:iCs/>
+          <w:color w:val="333333"/>
+        </w:rPr>
+        <w:t xml:space="preserve"> context — a doctor's patient list, a consultation note. This keeps the product respectful of people who are simply managing their health, not sick.</w:t>
+      </w:r>
+    </w:p>
+    <w:p>
+      <w:pPr>
         <w:spacing w:after="100"/>
       </w:pPr>
       <w:r>
@@ -1967,7 +2029,7 @@
           <w:b/>
           <w:bCs/>
         </w:rPr>
-        <w:t xml:space="preserve">Patient — "Amara", 31, Abuja</w:t>
+        <w:t xml:space="preserve">Member ("patient" only in clinical context) — "Amara", 31, Abuja</w:t>
       </w:r>
     </w:p>
     <w:p>
@@ -9406,50 +9468,532 @@
           <w:b/>
           <w:bCs/>
         </w:rPr>
-        <w:t xml:space="preserve">Patients: free</w:t>
-      </w:r>
-      <w:r>
-        <w:t xml:space="preserve">; they pay institutions directly for services rendered.</w:t>
-      </w:r>
-    </w:p>
-    <w:p>
-      <w:pPr>
-        <w:pStyle w:val="ListParagraph"/>
-        <w:numPr>
-          <w:ilvl w:val="0"/>
-          <w:numId w:val="1"/>
-        </w:numPr>
-        <w:spacing w:after="40"/>
-      </w:pPr>
-      <w:r>
-        <w:rPr>
-          <w:b/>
-          <w:bCs/>
-        </w:rPr>
-        <w:t xml:space="preserve">Pricing basis:</w:t>
-      </w:r>
-      <w:r>
-        <w:t xml:space="preserve"> by </w:t>
-      </w:r>
-      <w:r>
-        <w:rPr>
-          <w:b/>
-          <w:bCs/>
-        </w:rPr>
-        <w:t xml:space="preserve">institution size</w:t>
-      </w:r>
-      <w:r>
-        <w:t xml:space="preserve">; enterprise/</w:t>
-      </w:r>
-      <w:r>
-        <w:rPr>
-          <w:b/>
-          <w:bCs/>
-        </w:rPr>
-        <w:t xml:space="preserve">multi-branch billed as one institution</w:t>
-      </w:r>
-      <w:r>
-        <w:t xml:space="preserve">. Plans confirmed via a consultation with each institution (tailored to their needs, number of doctors, use case).</w:t>
+        <w:t xml:space="preserve">Members</w:t>
+      </w:r>
+      <w:r>
+        <w:t xml:space="preserve"> (people</w:t>
+      </w:r>
+    </w:p>
+    <w:p>
+      <w:pPr>
+        <w:spacing w:after="100"/>
+      </w:pPr>
+      <w:r>
+        <w:t xml:space="preserve">using Medra for their own care) use the platform </w:t>
+      </w:r>
+      <w:r>
+        <w:rPr>
+          <w:b/>
+          <w:bCs/>
+        </w:rPr>
+        <w:t xml:space="preserve">free</w:t>
+      </w:r>
+      <w:r>
+        <w:t xml:space="preserve">; they pay institutions directly for</w:t>
+      </w:r>
+    </w:p>
+    <w:p>
+      <w:pPr>
+        <w:spacing w:after="100"/>
+      </w:pPr>
+      <w:r>
+        <w:t xml:space="preserve">services rendered.</w:t>
+      </w:r>
+    </w:p>
+    <w:p>
+      <w:pPr>
+        <w:pStyle w:val="ListParagraph"/>
+        <w:numPr>
+          <w:ilvl w:val="0"/>
+          <w:numId w:val="1"/>
+        </w:numPr>
+        <w:spacing w:after="40"/>
+      </w:pPr>
+      <w:r>
+        <w:rPr>
+          <w:b/>
+          <w:bCs/>
+        </w:rPr>
+        <w:t xml:space="preserve">Sizing before pricing:</w:t>
+      </w:r>
+      <w:r>
+        <w:t xml:space="preserve"> onboarding asks for **practitioners, branches, admin seats and</w:t>
+      </w:r>
+    </w:p>
+    <w:p>
+      <w:pPr>
+        <w:spacing w:after="100"/>
+      </w:pPr>
+      <w:r>
+        <w:t xml:space="preserve">monthly patient volume**, then recommends a plan. Every input stays editable on the pricing</w:t>
+      </w:r>
+    </w:p>
+    <w:p>
+      <w:pPr>
+        <w:spacing w:after="100"/>
+      </w:pPr>
+      <w:r>
+        <w:t xml:space="preserve">screen, and the price recalculates live.</w:t>
+      </w:r>
+    </w:p>
+    <w:p>
+      <w:pPr>
+        <w:pStyle w:val="Heading3"/>
+        <w:spacing w:after="60" w:before="180"/>
+      </w:pPr>
+      <w:r>
+        <w:t xml:space="preserve">18.1 Plans (indicative — validate with pilot clinics)</w:t>
+      </w:r>
+    </w:p>
+    <w:tbl>
+      <w:tblPr>
+        <w:tblW w:type="dxa" w:w="9360"/>
+        <w:tblBorders>
+          <w:top w:val="single" w:color="CCCCCC" w:sz="2"/>
+          <w:left w:val="single" w:color="CCCCCC" w:sz="2"/>
+          <w:bottom w:val="single" w:color="CCCCCC" w:sz="2"/>
+          <w:right w:val="single" w:color="CCCCCC" w:sz="2"/>
+          <w:insideH w:val="single" w:color="CCCCCC" w:sz="2"/>
+          <w:insideV w:val="single" w:color="CCCCCC" w:sz="2"/>
+        </w:tblBorders>
+      </w:tblPr>
+      <w:tblGrid>
+        <w:gridCol w:w="3120"/>
+        <w:gridCol w:w="3120"/>
+        <w:gridCol w:w="3120"/>
+      </w:tblGrid>
+      <w:tr>
+        <w:trPr>
+          <w:tblHeader/>
+        </w:trPr>
+        <w:tc>
+          <w:tcPr>
+            <w:tcW w:type="dxa" w:w="3120"/>
+            <w:shd w:fill="1B3A5B" w:color="auto" w:val="clear"/>
+            <w:tcMar>
+              <w:top w:type="dxa" w:w="40"/>
+              <w:left w:type="dxa" w:w="80"/>
+              <w:bottom w:type="dxa" w:w="40"/>
+              <w:right w:type="dxa" w:w="80"/>
+            </w:tcMar>
+          </w:tcPr>
+          <w:p>
+            <w:pPr>
+              <w:spacing w:after="0"/>
+              <w:jc w:val="left"/>
+            </w:pPr>
+            <w:r>
+              <w:rPr>
+                <w:b/>
+                <w:bCs/>
+                <w:color w:val="FFFFFF"/>
+              </w:rPr>
+              <w:t xml:space="preserve">Plan</w:t>
+            </w:r>
+          </w:p>
+        </w:tc>
+        <w:tc>
+          <w:tcPr>
+            <w:tcW w:type="dxa" w:w="3120"/>
+            <w:shd w:fill="1B3A5B" w:color="auto" w:val="clear"/>
+            <w:tcMar>
+              <w:top w:type="dxa" w:w="40"/>
+              <w:left w:type="dxa" w:w="80"/>
+              <w:bottom w:type="dxa" w:w="40"/>
+              <w:right w:type="dxa" w:w="80"/>
+            </w:tcMar>
+          </w:tcPr>
+          <w:p>
+            <w:pPr>
+              <w:spacing w:after="0"/>
+              <w:jc w:val="left"/>
+            </w:pPr>
+            <w:r>
+              <w:rPr>
+                <w:b/>
+                <w:bCs/>
+                <w:color w:val="FFFFFF"/>
+              </w:rPr>
+              <w:t xml:space="preserve">Price / month</w:t>
+            </w:r>
+          </w:p>
+        </w:tc>
+        <w:tc>
+          <w:tcPr>
+            <w:tcW w:type="dxa" w:w="3120"/>
+            <w:shd w:fill="1B3A5B" w:color="auto" w:val="clear"/>
+            <w:tcMar>
+              <w:top w:type="dxa" w:w="40"/>
+              <w:left w:type="dxa" w:w="80"/>
+              <w:bottom w:type="dxa" w:w="40"/>
+              <w:right w:type="dxa" w:w="80"/>
+            </w:tcMar>
+          </w:tcPr>
+          <w:p>
+            <w:pPr>
+              <w:spacing w:after="0"/>
+              <w:jc w:val="left"/>
+            </w:pPr>
+            <w:r>
+              <w:rPr>
+                <w:b/>
+                <w:bCs/>
+                <w:color w:val="FFFFFF"/>
+              </w:rPr>
+              <w:t xml:space="preserve">Includes</w:t>
+            </w:r>
+          </w:p>
+        </w:tc>
+      </w:tr>
+      <w:tr>
+        <w:tc>
+          <w:tcPr>
+            <w:tcW w:type="dxa" w:w="3120"/>
+            <w:shd w:fill="FFFFFF" w:color="auto" w:val="clear"/>
+            <w:tcMar>
+              <w:top w:type="dxa" w:w="40"/>
+              <w:left w:type="dxa" w:w="80"/>
+              <w:bottom w:type="dxa" w:w="40"/>
+              <w:right w:type="dxa" w:w="80"/>
+            </w:tcMar>
+          </w:tcPr>
+          <w:p>
+            <w:pPr>
+              <w:spacing w:after="0"/>
+              <w:jc w:val="left"/>
+            </w:pPr>
+            <w:r>
+              <w:rPr>
+                <w:b/>
+                <w:bCs/>
+              </w:rPr>
+              <w:t xml:space="preserve">Starter</w:t>
+            </w:r>
+          </w:p>
+        </w:tc>
+        <w:tc>
+          <w:tcPr>
+            <w:tcW w:type="dxa" w:w="3120"/>
+            <w:shd w:fill="FFFFFF" w:color="auto" w:val="clear"/>
+            <w:tcMar>
+              <w:top w:type="dxa" w:w="40"/>
+              <w:left w:type="dxa" w:w="80"/>
+              <w:bottom w:type="dxa" w:w="40"/>
+              <w:right w:type="dxa" w:w="80"/>
+            </w:tcMar>
+          </w:tcPr>
+          <w:p>
+            <w:pPr>
+              <w:spacing w:after="0"/>
+              <w:jc w:val="left"/>
+            </w:pPr>
+            <w:r>
+              <w:rPr>
+                <w:b/>
+                <w:bCs/>
+              </w:rPr>
+              <w:t xml:space="preserve">₦45,000</w:t>
+            </w:r>
+          </w:p>
+        </w:tc>
+        <w:tc>
+          <w:tcPr>
+            <w:tcW w:type="dxa" w:w="3120"/>
+            <w:shd w:fill="FFFFFF" w:color="auto" w:val="clear"/>
+            <w:tcMar>
+              <w:top w:type="dxa" w:w="40"/>
+              <w:left w:type="dxa" w:w="80"/>
+              <w:bottom w:type="dxa" w:w="40"/>
+              <w:right w:type="dxa" w:w="80"/>
+            </w:tcMar>
+          </w:tcPr>
+          <w:p>
+            <w:pPr>
+              <w:spacing w:after="0"/>
+              <w:jc w:val="left"/>
+            </w:pPr>
+            <w:r>
+              <w:t xml:space="preserve">1 practitioner · 1 branch · core booking &amp; records</w:t>
+            </w:r>
+          </w:p>
+        </w:tc>
+      </w:tr>
+      <w:tr>
+        <w:tc>
+          <w:tcPr>
+            <w:tcW w:type="dxa" w:w="3120"/>
+            <w:shd w:fill="EAF1F5" w:color="auto" w:val="clear"/>
+            <w:tcMar>
+              <w:top w:type="dxa" w:w="40"/>
+              <w:left w:type="dxa" w:w="80"/>
+              <w:bottom w:type="dxa" w:w="40"/>
+              <w:right w:type="dxa" w:w="80"/>
+            </w:tcMar>
+          </w:tcPr>
+          <w:p>
+            <w:pPr>
+              <w:spacing w:after="0"/>
+              <w:jc w:val="left"/>
+            </w:pPr>
+            <w:r>
+              <w:rPr>
+                <w:b/>
+                <w:bCs/>
+              </w:rPr>
+              <w:t xml:space="preserve">Practice</w:t>
+            </w:r>
+          </w:p>
+        </w:tc>
+        <w:tc>
+          <w:tcPr>
+            <w:tcW w:type="dxa" w:w="3120"/>
+            <w:shd w:fill="EAF1F5" w:color="auto" w:val="clear"/>
+            <w:tcMar>
+              <w:top w:type="dxa" w:w="40"/>
+              <w:left w:type="dxa" w:w="80"/>
+              <w:bottom w:type="dxa" w:w="40"/>
+              <w:right w:type="dxa" w:w="80"/>
+            </w:tcMar>
+          </w:tcPr>
+          <w:p>
+            <w:pPr>
+              <w:spacing w:after="0"/>
+              <w:jc w:val="left"/>
+            </w:pPr>
+            <w:r>
+              <w:rPr>
+                <w:b/>
+                <w:bCs/>
+              </w:rPr>
+              <w:t xml:space="preserve">₦120,000</w:t>
+            </w:r>
+          </w:p>
+        </w:tc>
+        <w:tc>
+          <w:tcPr>
+            <w:tcW w:type="dxa" w:w="3120"/>
+            <w:shd w:fill="EAF1F5" w:color="auto" w:val="clear"/>
+            <w:tcMar>
+              <w:top w:type="dxa" w:w="40"/>
+              <w:left w:type="dxa" w:w="80"/>
+              <w:bottom w:type="dxa" w:w="40"/>
+              <w:right w:type="dxa" w:w="80"/>
+            </w:tcMar>
+          </w:tcPr>
+          <w:p>
+            <w:pPr>
+              <w:spacing w:after="0"/>
+              <w:jc w:val="left"/>
+            </w:pPr>
+            <w:r>
+              <w:t xml:space="preserve">Up to 10 practitioners · 1 branch · staff roles &amp; allocation</w:t>
+            </w:r>
+          </w:p>
+        </w:tc>
+      </w:tr>
+      <w:tr>
+        <w:tc>
+          <w:tcPr>
+            <w:tcW w:type="dxa" w:w="3120"/>
+            <w:shd w:fill="FFFFFF" w:color="auto" w:val="clear"/>
+            <w:tcMar>
+              <w:top w:type="dxa" w:w="40"/>
+              <w:left w:type="dxa" w:w="80"/>
+              <w:bottom w:type="dxa" w:w="40"/>
+              <w:right w:type="dxa" w:w="80"/>
+            </w:tcMar>
+          </w:tcPr>
+          <w:p>
+            <w:pPr>
+              <w:spacing w:after="0"/>
+              <w:jc w:val="left"/>
+            </w:pPr>
+            <w:r>
+              <w:rPr>
+                <w:b/>
+                <w:bCs/>
+              </w:rPr>
+              <w:t xml:space="preserve">Group</w:t>
+            </w:r>
+          </w:p>
+        </w:tc>
+        <w:tc>
+          <w:tcPr>
+            <w:tcW w:type="dxa" w:w="3120"/>
+            <w:shd w:fill="FFFFFF" w:color="auto" w:val="clear"/>
+            <w:tcMar>
+              <w:top w:type="dxa" w:w="40"/>
+              <w:left w:type="dxa" w:w="80"/>
+              <w:bottom w:type="dxa" w:w="40"/>
+              <w:right w:type="dxa" w:w="80"/>
+            </w:tcMar>
+          </w:tcPr>
+          <w:p>
+            <w:pPr>
+              <w:spacing w:after="0"/>
+              <w:jc w:val="left"/>
+            </w:pPr>
+            <w:r>
+              <w:rPr>
+                <w:b/>
+                <w:bCs/>
+              </w:rPr>
+              <w:t xml:space="preserve">₦280,000</w:t>
+            </w:r>
+          </w:p>
+        </w:tc>
+        <w:tc>
+          <w:tcPr>
+            <w:tcW w:type="dxa" w:w="3120"/>
+            <w:shd w:fill="FFFFFF" w:color="auto" w:val="clear"/>
+            <w:tcMar>
+              <w:top w:type="dxa" w:w="40"/>
+              <w:left w:type="dxa" w:w="80"/>
+              <w:bottom w:type="dxa" w:w="40"/>
+              <w:right w:type="dxa" w:w="80"/>
+            </w:tcMar>
+          </w:tcPr>
+          <w:p>
+            <w:pPr>
+              <w:spacing w:after="0"/>
+              <w:jc w:val="left"/>
+            </w:pPr>
+            <w:r>
+              <w:t xml:space="preserve">Up to 30 practitioners · up to 3 branches · analytics</w:t>
+            </w:r>
+          </w:p>
+        </w:tc>
+      </w:tr>
+      <w:tr>
+        <w:tc>
+          <w:tcPr>
+            <w:tcW w:type="dxa" w:w="3120"/>
+            <w:shd w:fill="EAF1F5" w:color="auto" w:val="clear"/>
+            <w:tcMar>
+              <w:top w:type="dxa" w:w="40"/>
+              <w:left w:type="dxa" w:w="80"/>
+              <w:bottom w:type="dxa" w:w="40"/>
+              <w:right w:type="dxa" w:w="80"/>
+            </w:tcMar>
+          </w:tcPr>
+          <w:p>
+            <w:pPr>
+              <w:spacing w:after="0"/>
+              <w:jc w:val="left"/>
+            </w:pPr>
+            <w:r>
+              <w:rPr>
+                <w:b/>
+                <w:bCs/>
+              </w:rPr>
+              <w:t xml:space="preserve">Enterprise</w:t>
+            </w:r>
+          </w:p>
+        </w:tc>
+        <w:tc>
+          <w:tcPr>
+            <w:tcW w:type="dxa" w:w="3120"/>
+            <w:shd w:fill="EAF1F5" w:color="auto" w:val="clear"/>
+            <w:tcMar>
+              <w:top w:type="dxa" w:w="40"/>
+              <w:left w:type="dxa" w:w="80"/>
+              <w:bottom w:type="dxa" w:w="40"/>
+              <w:right w:type="dxa" w:w="80"/>
+            </w:tcMar>
+          </w:tcPr>
+          <w:p>
+            <w:pPr>
+              <w:spacing w:after="0"/>
+              <w:jc w:val="left"/>
+            </w:pPr>
+            <w:r>
+              <w:rPr>
+                <w:b/>
+                <w:bCs/>
+              </w:rPr>
+              <w:t xml:space="preserve">Custom</w:t>
+            </w:r>
+          </w:p>
+        </w:tc>
+        <w:tc>
+          <w:tcPr>
+            <w:tcW w:type="dxa" w:w="3120"/>
+            <w:shd w:fill="EAF1F5" w:color="auto" w:val="clear"/>
+            <w:tcMar>
+              <w:top w:type="dxa" w:w="40"/>
+              <w:left w:type="dxa" w:w="80"/>
+              <w:bottom w:type="dxa" w:w="40"/>
+              <w:right w:type="dxa" w:w="80"/>
+            </w:tcMar>
+          </w:tcPr>
+          <w:p>
+            <w:pPr>
+              <w:spacing w:after="0"/>
+              <w:jc w:val="left"/>
+            </w:pPr>
+            <w:r>
+              <w:t xml:space="preserve">Unlimited practitioners &amp; branches · SSO · dedicated support</w:t>
+            </w:r>
+          </w:p>
+        </w:tc>
+      </w:tr>
+    </w:tbl>
+    <w:p>
+      <w:pPr>
+        <w:spacing w:after="80"/>
+      </w:pPr>
+      <w:r>
+        <w:t xml:space="preserve"/>
+      </w:r>
+    </w:p>
+    <w:p>
+      <w:pPr>
+        <w:pStyle w:val="ListParagraph"/>
+        <w:numPr>
+          <w:ilvl w:val="0"/>
+          <w:numId w:val="1"/>
+        </w:numPr>
+        <w:spacing w:after="40"/>
+      </w:pPr>
+      <w:r>
+        <w:rPr>
+          <w:b/>
+          <w:bCs/>
+        </w:rPr>
+        <w:t xml:space="preserve">Add-ons:</w:t>
+      </w:r>
+      <w:r>
+        <w:t xml:space="preserve"> +₦8,000 per extra practitioner/month · +₦25,000 per extra branch/month.</w:t>
+      </w:r>
+    </w:p>
+    <w:p>
+      <w:pPr>
+        <w:pStyle w:val="ListParagraph"/>
+        <w:numPr>
+          <w:ilvl w:val="0"/>
+          <w:numId w:val="1"/>
+        </w:numPr>
+        <w:spacing w:after="40"/>
+      </w:pPr>
+      <w:r>
+        <w:rPr>
+          <w:b/>
+          <w:bCs/>
+        </w:rPr>
+        <w:t xml:space="preserve">Annual billing:</w:t>
+      </w:r>
+      <w:r>
+        <w:t xml:space="preserve"> pay for 10 months, get 12 (</w:t>
+      </w:r>
+      <w:r>
+        <w:rPr>
+          <w:b/>
+          <w:bCs/>
+        </w:rPr>
+        <w:t xml:space="preserve">2 months free</w:t>
+      </w:r>
+      <w:r>
+        <w:t xml:space="preserve">).</w:t>
       </w:r>
     </w:p>
     <w:p>
@@ -9469,7 +10013,55 @@
         <w:t xml:space="preserve">Trial:</w:t>
       </w:r>
       <w:r>
-        <w:t xml:space="preserve"> 30-day free trial, no card to start; countdown visible; auto-charge on conversion.</w:t>
+        <w:t xml:space="preserve"> 30-day free trial on every plan, </w:t>
+      </w:r>
+      <w:r>
+        <w:rPr>
+          <w:b/>
+          <w:bCs/>
+        </w:rPr>
+        <w:t xml:space="preserve">no card required</w:t>
+      </w:r>
+      <w:r>
+        <w:t xml:space="preserve">; countdown visible in the portal.</w:t>
+      </w:r>
+    </w:p>
+    <w:p>
+      <w:pPr>
+        <w:pStyle w:val="ListParagraph"/>
+        <w:numPr>
+          <w:ilvl w:val="0"/>
+          <w:numId w:val="1"/>
+        </w:numPr>
+        <w:spacing w:after="40"/>
+      </w:pPr>
+      <w:r>
+        <w:rPr>
+          <w:b/>
+          <w:bCs/>
+        </w:rPr>
+        <w:t xml:space="preserve">Worked example:</w:t>
+      </w:r>
+      <w:r>
+        <w:t xml:space="preserve"> 8 practitioners across 2 branches → Practice (₦120,000) + 1 extra branch</w:t>
+      </w:r>
+    </w:p>
+    <w:p>
+      <w:pPr>
+        <w:spacing w:after="100"/>
+      </w:pPr>
+      <w:r>
+        <w:t xml:space="preserve">(₦25,000) = </w:t>
+      </w:r>
+      <w:r>
+        <w:rPr>
+          <w:b/>
+          <w:bCs/>
+        </w:rPr>
+        <w:t xml:space="preserve">₦145,000/month</w:t>
+      </w:r>
+      <w:r>
+        <w:t xml:space="preserve">.</w:t>
       </w:r>
     </w:p>
     <w:p>
@@ -9489,7 +10081,37 @@
         <w:t xml:space="preserve">Expired state:</w:t>
       </w:r>
       <w:r>
-        <w:t xml:space="preserve"> staff/clinic dashboards lock; patient side continues to function.</w:t>
+        <w:t xml:space="preserve"> staff/clinic dashboards lock; the member side keeps working.</w:t>
+      </w:r>
+    </w:p>
+    <w:p>
+      <w:pPr>
+        <w:pStyle w:val="ListParagraph"/>
+        <w:numPr>
+          <w:ilvl w:val="0"/>
+          <w:numId w:val="1"/>
+        </w:numPr>
+        <w:spacing w:after="40"/>
+      </w:pPr>
+      <w:r>
+        <w:rPr>
+          <w:b/>
+          <w:bCs/>
+        </w:rPr>
+        <w:t xml:space="preserve">Multi-branch</w:t>
+      </w:r>
+      <w:r>
+        <w:t xml:space="preserve"> is billed as </w:t>
+      </w:r>
+      <w:r>
+        <w:rPr>
+          <w:b/>
+          <w:bCs/>
+        </w:rPr>
+        <w:t xml:space="preserve">one institution</w:t>
+      </w:r>
+      <w:r>
+        <w:t xml:space="preserve">, never per branch account.</w:t>
       </w:r>
     </w:p>
     <w:p>
@@ -9509,18 +10131,43 @@
         <w:t xml:space="preserve">Future revenue:</w:t>
       </w:r>
       <w:r>
-        <w:t xml:space="preserve"> paid add-ons (e.g., record-keeping premium features), employer-sponsored plans, automated telemedicine.</w:t>
+        <w:t xml:space="preserve"> paid add-ons, employer-sponsored plans, automated telemedicine.</w:t>
       </w:r>
     </w:p>
     <w:p>
       <w:pPr>
         <w:pBdr>
-          <w:bottom w:val="single" w:color="2E8B9E" w:sz="6" w:space="1"/>
+          <w:left w:val="single" w:color="2E8B9E" w:sz="18" w:space="12"/>
         </w:pBdr>
-        <w:spacing w:after="120" w:before="120"/>
-      </w:pPr>
-      <w:r>
-        <w:t xml:space="preserve"/>
+        <w:shd w:fill="EAF1F5" w:color="auto" w:val="clear"/>
+        <w:spacing w:after="80" w:before="80"/>
+        <w:ind w:left="360"/>
+      </w:pPr>
+      <w:r>
+        <w:rPr>
+          <w:i/>
+          <w:iCs/>
+          <w:color w:val="333333"/>
+        </w:rPr>
+        <w:t xml:space="preserve">Prices are a starting point for the Abuja pilot and should be tested against willingness-to-pay before launch; the plan </w:t>
+      </w:r>
+      <w:r>
+        <w:rPr>
+          <w:b/>
+          <w:bCs/>
+          <w:i/>
+          <w:iCs/>
+          <w:color w:val="333333"/>
+        </w:rPr>
+        <w:t xml:space="preserve">structure</w:t>
+      </w:r>
+      <w:r>
+        <w:rPr>
+          <w:i/>
+          <w:iCs/>
+          <w:color w:val="333333"/>
+        </w:rPr>
+        <w:t xml:space="preserve"> (size-based tiers + per-practitioner/branch add-ons) is the durable decision.</w:t>
       </w:r>
     </w:p>
     <w:p>

--- a/docs/Medra_PRD.docx
+++ b/docs/Medra_PRD.docx
@@ -8763,6 +8763,1417 @@
       </w:r>
       <w:r>
         <w:t xml:space="preserve"> for an MVP-scope first release.</w:t>
+      </w:r>
+    </w:p>
+    <w:p>
+      <w:pPr>
+        <w:pStyle w:val="Heading3"/>
+        <w:spacing w:after="60" w:before="180"/>
+      </w:pPr>
+      <w:r>
+        <w:t xml:space="preserve">15.1 Design progress (as built in Figma)</w:t>
+      </w:r>
+    </w:p>
+    <w:tbl>
+      <w:tblPr>
+        <w:tblW w:type="dxa" w:w="9360"/>
+        <w:tblBorders>
+          <w:top w:val="single" w:color="CCCCCC" w:sz="2"/>
+          <w:left w:val="single" w:color="CCCCCC" w:sz="2"/>
+          <w:bottom w:val="single" w:color="CCCCCC" w:sz="2"/>
+          <w:right w:val="single" w:color="CCCCCC" w:sz="2"/>
+          <w:insideH w:val="single" w:color="CCCCCC" w:sz="2"/>
+          <w:insideV w:val="single" w:color="CCCCCC" w:sz="2"/>
+        </w:tblBorders>
+      </w:tblPr>
+      <w:tblGrid>
+        <w:gridCol w:w="1872"/>
+        <w:gridCol w:w="1872"/>
+        <w:gridCol w:w="1872"/>
+        <w:gridCol w:w="1872"/>
+        <w:gridCol w:w="1872"/>
+      </w:tblGrid>
+      <w:tr>
+        <w:trPr>
+          <w:tblHeader/>
+        </w:trPr>
+        <w:tc>
+          <w:tcPr>
+            <w:tcW w:type="dxa" w:w="1872"/>
+            <w:shd w:fill="1B3A5B" w:color="auto" w:val="clear"/>
+            <w:tcMar>
+              <w:top w:type="dxa" w:w="40"/>
+              <w:left w:type="dxa" w:w="80"/>
+              <w:bottom w:type="dxa" w:w="40"/>
+              <w:right w:type="dxa" w:w="80"/>
+            </w:tcMar>
+          </w:tcPr>
+          <w:p>
+            <w:pPr>
+              <w:spacing w:after="0"/>
+              <w:jc w:val="left"/>
+            </w:pPr>
+            <w:r>
+              <w:rPr>
+                <w:b/>
+                <w:bCs/>
+                <w:color w:val="FFFFFF"/>
+              </w:rPr>
+              <w:t xml:space="preserve">Module</w:t>
+            </w:r>
+          </w:p>
+        </w:tc>
+        <w:tc>
+          <w:tcPr>
+            <w:tcW w:type="dxa" w:w="1872"/>
+            <w:shd w:fill="1B3A5B" w:color="auto" w:val="clear"/>
+            <w:tcMar>
+              <w:top w:type="dxa" w:w="40"/>
+              <w:left w:type="dxa" w:w="80"/>
+              <w:bottom w:type="dxa" w:w="40"/>
+              <w:right w:type="dxa" w:w="80"/>
+            </w:tcMar>
+          </w:tcPr>
+          <w:p>
+            <w:pPr>
+              <w:spacing w:after="0"/>
+              <w:jc w:val="left"/>
+            </w:pPr>
+            <w:r>
+              <w:rPr>
+                <w:b/>
+                <w:bCs/>
+                <w:color w:val="FFFFFF"/>
+              </w:rPr>
+              <w:t xml:space="preserve">Screens</w:t>
+            </w:r>
+          </w:p>
+        </w:tc>
+        <w:tc>
+          <w:tcPr>
+            <w:tcW w:type="dxa" w:w="1872"/>
+            <w:shd w:fill="1B3A5B" w:color="auto" w:val="clear"/>
+            <w:tcMar>
+              <w:top w:type="dxa" w:w="40"/>
+              <w:left w:type="dxa" w:w="80"/>
+              <w:bottom w:type="dxa" w:w="40"/>
+              <w:right w:type="dxa" w:w="80"/>
+            </w:tcMar>
+          </w:tcPr>
+          <w:p>
+            <w:pPr>
+              <w:spacing w:after="0"/>
+              <w:jc w:val="left"/>
+            </w:pPr>
+            <w:r>
+              <w:rPr>
+                <w:b/>
+                <w:bCs/>
+                <w:color w:val="FFFFFF"/>
+              </w:rPr>
+              <w:t xml:space="preserve">Frames</w:t>
+            </w:r>
+          </w:p>
+        </w:tc>
+        <w:tc>
+          <w:tcPr>
+            <w:tcW w:type="dxa" w:w="1872"/>
+            <w:shd w:fill="1B3A5B" w:color="auto" w:val="clear"/>
+            <w:tcMar>
+              <w:top w:type="dxa" w:w="40"/>
+              <w:left w:type="dxa" w:w="80"/>
+              <w:bottom w:type="dxa" w:w="40"/>
+              <w:right w:type="dxa" w:w="80"/>
+            </w:tcMar>
+          </w:tcPr>
+          <w:p>
+            <w:pPr>
+              <w:spacing w:after="0"/>
+              <w:jc w:val="left"/>
+            </w:pPr>
+            <w:r>
+              <w:rPr>
+                <w:b/>
+                <w:bCs/>
+                <w:color w:val="FFFFFF"/>
+              </w:rPr>
+              <w:t xml:space="preserve">Figma pages</w:t>
+            </w:r>
+          </w:p>
+        </w:tc>
+        <w:tc>
+          <w:tcPr>
+            <w:tcW w:type="dxa" w:w="1872"/>
+            <w:shd w:fill="1B3A5B" w:color="auto" w:val="clear"/>
+            <w:tcMar>
+              <w:top w:type="dxa" w:w="40"/>
+              <w:left w:type="dxa" w:w="80"/>
+              <w:bottom w:type="dxa" w:w="40"/>
+              <w:right w:type="dxa" w:w="80"/>
+            </w:tcMar>
+          </w:tcPr>
+          <w:p>
+            <w:pPr>
+              <w:spacing w:after="0"/>
+              <w:jc w:val="left"/>
+            </w:pPr>
+            <w:r>
+              <w:rPr>
+                <w:b/>
+                <w:bCs/>
+                <w:color w:val="FFFFFF"/>
+              </w:rPr>
+              <w:t xml:space="preserve">Status</w:t>
+            </w:r>
+          </w:p>
+        </w:tc>
+      </w:tr>
+      <w:tr>
+        <w:tc>
+          <w:tcPr>
+            <w:tcW w:type="dxa" w:w="1872"/>
+            <w:shd w:fill="FFFFFF" w:color="auto" w:val="clear"/>
+            <w:tcMar>
+              <w:top w:type="dxa" w:w="40"/>
+              <w:left w:type="dxa" w:w="80"/>
+              <w:bottom w:type="dxa" w:w="40"/>
+              <w:right w:type="dxa" w:w="80"/>
+            </w:tcMar>
+          </w:tcPr>
+          <w:p>
+            <w:pPr>
+              <w:spacing w:after="0"/>
+              <w:jc w:val="left"/>
+            </w:pPr>
+            <w:r>
+              <w:t xml:space="preserve">Design system + user journeys</w:t>
+            </w:r>
+          </w:p>
+        </w:tc>
+        <w:tc>
+          <w:tcPr>
+            <w:tcW w:type="dxa" w:w="1872"/>
+            <w:shd w:fill="FFFFFF" w:color="auto" w:val="clear"/>
+            <w:tcMar>
+              <w:top w:type="dxa" w:w="40"/>
+              <w:left w:type="dxa" w:w="80"/>
+              <w:bottom w:type="dxa" w:w="40"/>
+              <w:right w:type="dxa" w:w="80"/>
+            </w:tcMar>
+          </w:tcPr>
+          <w:p>
+            <w:pPr>
+              <w:spacing w:after="0"/>
+              <w:jc w:val="center"/>
+            </w:pPr>
+            <w:r>
+              <w:t xml:space="preserve">—</w:t>
+            </w:r>
+          </w:p>
+        </w:tc>
+        <w:tc>
+          <w:tcPr>
+            <w:tcW w:type="dxa" w:w="1872"/>
+            <w:shd w:fill="FFFFFF" w:color="auto" w:val="clear"/>
+            <w:tcMar>
+              <w:top w:type="dxa" w:w="40"/>
+              <w:left w:type="dxa" w:w="80"/>
+              <w:bottom w:type="dxa" w:w="40"/>
+              <w:right w:type="dxa" w:w="80"/>
+            </w:tcMar>
+          </w:tcPr>
+          <w:p>
+            <w:pPr>
+              <w:spacing w:after="0"/>
+              <w:jc w:val="center"/>
+            </w:pPr>
+            <w:r>
+              <w:t xml:space="preserve">27</w:t>
+            </w:r>
+          </w:p>
+        </w:tc>
+        <w:tc>
+          <w:tcPr>
+            <w:tcW w:type="dxa" w:w="1872"/>
+            <w:shd w:fill="FFFFFF" w:color="auto" w:val="clear"/>
+            <w:tcMar>
+              <w:top w:type="dxa" w:w="40"/>
+              <w:left w:type="dxa" w:w="80"/>
+              <w:bottom w:type="dxa" w:w="40"/>
+              <w:right w:type="dxa" w:w="80"/>
+            </w:tcMar>
+          </w:tcPr>
+          <w:p>
+            <w:pPr>
+              <w:spacing w:after="0"/>
+              <w:jc w:val="center"/>
+            </w:pPr>
+            <w:r>
+              <w:t xml:space="preserve">1</w:t>
+            </w:r>
+          </w:p>
+        </w:tc>
+        <w:tc>
+          <w:tcPr>
+            <w:tcW w:type="dxa" w:w="1872"/>
+            <w:shd w:fill="FFFFFF" w:color="auto" w:val="clear"/>
+            <w:tcMar>
+              <w:top w:type="dxa" w:w="40"/>
+              <w:left w:type="dxa" w:w="80"/>
+              <w:bottom w:type="dxa" w:w="40"/>
+              <w:right w:type="dxa" w:w="80"/>
+            </w:tcMar>
+          </w:tcPr>
+          <w:p>
+            <w:pPr>
+              <w:spacing w:after="0"/>
+              <w:jc w:val="left"/>
+            </w:pPr>
+            <w:r>
+              <w:t xml:space="preserve">Done</w:t>
+            </w:r>
+          </w:p>
+        </w:tc>
+      </w:tr>
+      <w:tr>
+        <w:tc>
+          <w:tcPr>
+            <w:tcW w:type="dxa" w:w="1872"/>
+            <w:shd w:fill="EAF1F5" w:color="auto" w:val="clear"/>
+            <w:tcMar>
+              <w:top w:type="dxa" w:w="40"/>
+              <w:left w:type="dxa" w:w="80"/>
+              <w:bottom w:type="dxa" w:w="40"/>
+              <w:right w:type="dxa" w:w="80"/>
+            </w:tcMar>
+          </w:tcPr>
+          <w:p>
+            <w:pPr>
+              <w:spacing w:after="0"/>
+              <w:jc w:val="left"/>
+            </w:pPr>
+            <w:r>
+              <w:t xml:space="preserve">Authentication (all four roles)</w:t>
+            </w:r>
+          </w:p>
+        </w:tc>
+        <w:tc>
+          <w:tcPr>
+            <w:tcW w:type="dxa" w:w="1872"/>
+            <w:shd w:fill="EAF1F5" w:color="auto" w:val="clear"/>
+            <w:tcMar>
+              <w:top w:type="dxa" w:w="40"/>
+              <w:left w:type="dxa" w:w="80"/>
+              <w:bottom w:type="dxa" w:w="40"/>
+              <w:right w:type="dxa" w:w="80"/>
+            </w:tcMar>
+          </w:tcPr>
+          <w:p>
+            <w:pPr>
+              <w:spacing w:after="0"/>
+              <w:jc w:val="center"/>
+            </w:pPr>
+            <w:r>
+              <w:t xml:space="preserve">35</w:t>
+            </w:r>
+          </w:p>
+        </w:tc>
+        <w:tc>
+          <w:tcPr>
+            <w:tcW w:type="dxa" w:w="1872"/>
+            <w:shd w:fill="EAF1F5" w:color="auto" w:val="clear"/>
+            <w:tcMar>
+              <w:top w:type="dxa" w:w="40"/>
+              <w:left w:type="dxa" w:w="80"/>
+              <w:bottom w:type="dxa" w:w="40"/>
+              <w:right w:type="dxa" w:w="80"/>
+            </w:tcMar>
+          </w:tcPr>
+          <w:p>
+            <w:pPr>
+              <w:spacing w:after="0"/>
+              <w:jc w:val="center"/>
+            </w:pPr>
+            <w:r>
+              <w:t xml:space="preserve">70</w:t>
+            </w:r>
+          </w:p>
+        </w:tc>
+        <w:tc>
+          <w:tcPr>
+            <w:tcW w:type="dxa" w:w="1872"/>
+            <w:shd w:fill="EAF1F5" w:color="auto" w:val="clear"/>
+            <w:tcMar>
+              <w:top w:type="dxa" w:w="40"/>
+              <w:left w:type="dxa" w:w="80"/>
+              <w:bottom w:type="dxa" w:w="40"/>
+              <w:right w:type="dxa" w:w="80"/>
+            </w:tcMar>
+          </w:tcPr>
+          <w:p>
+            <w:pPr>
+              <w:spacing w:after="0"/>
+              <w:jc w:val="center"/>
+            </w:pPr>
+            <w:r>
+              <w:t xml:space="preserve">4</w:t>
+            </w:r>
+          </w:p>
+        </w:tc>
+        <w:tc>
+          <w:tcPr>
+            <w:tcW w:type="dxa" w:w="1872"/>
+            <w:shd w:fill="EAF1F5" w:color="auto" w:val="clear"/>
+            <w:tcMar>
+              <w:top w:type="dxa" w:w="40"/>
+              <w:left w:type="dxa" w:w="80"/>
+              <w:bottom w:type="dxa" w:w="40"/>
+              <w:right w:type="dxa" w:w="80"/>
+            </w:tcMar>
+          </w:tcPr>
+          <w:p>
+            <w:pPr>
+              <w:spacing w:after="0"/>
+              <w:jc w:val="left"/>
+            </w:pPr>
+            <w:r>
+              <w:t xml:space="preserve">Done</w:t>
+            </w:r>
+          </w:p>
+        </w:tc>
+      </w:tr>
+      <w:tr>
+        <w:tc>
+          <w:tcPr>
+            <w:tcW w:type="dxa" w:w="1872"/>
+            <w:shd w:fill="FFFFFF" w:color="auto" w:val="clear"/>
+            <w:tcMar>
+              <w:top w:type="dxa" w:w="40"/>
+              <w:left w:type="dxa" w:w="80"/>
+              <w:bottom w:type="dxa" w:w="40"/>
+              <w:right w:type="dxa" w:w="80"/>
+            </w:tcMar>
+          </w:tcPr>
+          <w:p>
+            <w:pPr>
+              <w:spacing w:after="0"/>
+              <w:jc w:val="left"/>
+            </w:pPr>
+            <w:r>
+              <w:t xml:space="preserve">Member app, batch 1 — Find &amp; Book</w:t>
+            </w:r>
+          </w:p>
+        </w:tc>
+        <w:tc>
+          <w:tcPr>
+            <w:tcW w:type="dxa" w:w="1872"/>
+            <w:shd w:fill="FFFFFF" w:color="auto" w:val="clear"/>
+            <w:tcMar>
+              <w:top w:type="dxa" w:w="40"/>
+              <w:left w:type="dxa" w:w="80"/>
+              <w:bottom w:type="dxa" w:w="40"/>
+              <w:right w:type="dxa" w:w="80"/>
+            </w:tcMar>
+          </w:tcPr>
+          <w:p>
+            <w:pPr>
+              <w:spacing w:after="0"/>
+              <w:jc w:val="center"/>
+            </w:pPr>
+            <w:r>
+              <w:t xml:space="preserve">10</w:t>
+            </w:r>
+          </w:p>
+        </w:tc>
+        <w:tc>
+          <w:tcPr>
+            <w:tcW w:type="dxa" w:w="1872"/>
+            <w:shd w:fill="FFFFFF" w:color="auto" w:val="clear"/>
+            <w:tcMar>
+              <w:top w:type="dxa" w:w="40"/>
+              <w:left w:type="dxa" w:w="80"/>
+              <w:bottom w:type="dxa" w:w="40"/>
+              <w:right w:type="dxa" w:w="80"/>
+            </w:tcMar>
+          </w:tcPr>
+          <w:p>
+            <w:pPr>
+              <w:spacing w:after="0"/>
+              <w:jc w:val="center"/>
+            </w:pPr>
+            <w:r>
+              <w:t xml:space="preserve">44</w:t>
+            </w:r>
+          </w:p>
+        </w:tc>
+        <w:tc>
+          <w:tcPr>
+            <w:tcW w:type="dxa" w:w="1872"/>
+            <w:shd w:fill="FFFFFF" w:color="auto" w:val="clear"/>
+            <w:tcMar>
+              <w:top w:type="dxa" w:w="40"/>
+              <w:left w:type="dxa" w:w="80"/>
+              <w:bottom w:type="dxa" w:w="40"/>
+              <w:right w:type="dxa" w:w="80"/>
+            </w:tcMar>
+          </w:tcPr>
+          <w:p>
+            <w:pPr>
+              <w:spacing w:after="0"/>
+              <w:jc w:val="center"/>
+            </w:pPr>
+            <w:r>
+              <w:t xml:space="preserve">2</w:t>
+            </w:r>
+          </w:p>
+        </w:tc>
+        <w:tc>
+          <w:tcPr>
+            <w:tcW w:type="dxa" w:w="1872"/>
+            <w:shd w:fill="FFFFFF" w:color="auto" w:val="clear"/>
+            <w:tcMar>
+              <w:top w:type="dxa" w:w="40"/>
+              <w:left w:type="dxa" w:w="80"/>
+              <w:bottom w:type="dxa" w:w="40"/>
+              <w:right w:type="dxa" w:w="80"/>
+            </w:tcMar>
+          </w:tcPr>
+          <w:p>
+            <w:pPr>
+              <w:spacing w:after="0"/>
+              <w:jc w:val="left"/>
+            </w:pPr>
+            <w:r>
+              <w:t xml:space="preserve">Done</w:t>
+            </w:r>
+          </w:p>
+        </w:tc>
+      </w:tr>
+      <w:tr>
+        <w:tc>
+          <w:tcPr>
+            <w:tcW w:type="dxa" w:w="1872"/>
+            <w:shd w:fill="EAF1F5" w:color="auto" w:val="clear"/>
+            <w:tcMar>
+              <w:top w:type="dxa" w:w="40"/>
+              <w:left w:type="dxa" w:w="80"/>
+              <w:bottom w:type="dxa" w:w="40"/>
+              <w:right w:type="dxa" w:w="80"/>
+            </w:tcMar>
+          </w:tcPr>
+          <w:p>
+            <w:pPr>
+              <w:spacing w:after="0"/>
+              <w:jc w:val="left"/>
+            </w:pPr>
+            <w:r>
+              <w:t xml:space="preserve">Member app, batch 2 — Visits · Records · Medicines · Profile</w:t>
+            </w:r>
+          </w:p>
+        </w:tc>
+        <w:tc>
+          <w:tcPr>
+            <w:tcW w:type="dxa" w:w="1872"/>
+            <w:shd w:fill="EAF1F5" w:color="auto" w:val="clear"/>
+            <w:tcMar>
+              <w:top w:type="dxa" w:w="40"/>
+              <w:left w:type="dxa" w:w="80"/>
+              <w:bottom w:type="dxa" w:w="40"/>
+              <w:right w:type="dxa" w:w="80"/>
+            </w:tcMar>
+          </w:tcPr>
+          <w:p>
+            <w:pPr>
+              <w:spacing w:after="0"/>
+              <w:jc w:val="center"/>
+            </w:pPr>
+            <w:r>
+              <w:t xml:space="preserve">39</w:t>
+            </w:r>
+          </w:p>
+        </w:tc>
+        <w:tc>
+          <w:tcPr>
+            <w:tcW w:type="dxa" w:w="1872"/>
+            <w:shd w:fill="EAF1F5" w:color="auto" w:val="clear"/>
+            <w:tcMar>
+              <w:top w:type="dxa" w:w="40"/>
+              <w:left w:type="dxa" w:w="80"/>
+              <w:bottom w:type="dxa" w:w="40"/>
+              <w:right w:type="dxa" w:w="80"/>
+            </w:tcMar>
+          </w:tcPr>
+          <w:p>
+            <w:pPr>
+              <w:spacing w:after="0"/>
+              <w:jc w:val="center"/>
+            </w:pPr>
+            <w:r>
+              <w:t xml:space="preserve">98</w:t>
+            </w:r>
+          </w:p>
+        </w:tc>
+        <w:tc>
+          <w:tcPr>
+            <w:tcW w:type="dxa" w:w="1872"/>
+            <w:shd w:fill="EAF1F5" w:color="auto" w:val="clear"/>
+            <w:tcMar>
+              <w:top w:type="dxa" w:w="40"/>
+              <w:left w:type="dxa" w:w="80"/>
+              <w:bottom w:type="dxa" w:w="40"/>
+              <w:right w:type="dxa" w:w="80"/>
+            </w:tcMar>
+          </w:tcPr>
+          <w:p>
+            <w:pPr>
+              <w:spacing w:after="0"/>
+              <w:jc w:val="center"/>
+            </w:pPr>
+            <w:r>
+              <w:t xml:space="preserve">6</w:t>
+            </w:r>
+          </w:p>
+        </w:tc>
+        <w:tc>
+          <w:tcPr>
+            <w:tcW w:type="dxa" w:w="1872"/>
+            <w:shd w:fill="EAF1F5" w:color="auto" w:val="clear"/>
+            <w:tcMar>
+              <w:top w:type="dxa" w:w="40"/>
+              <w:left w:type="dxa" w:w="80"/>
+              <w:bottom w:type="dxa" w:w="40"/>
+              <w:right w:type="dxa" w:w="80"/>
+            </w:tcMar>
+          </w:tcPr>
+          <w:p>
+            <w:pPr>
+              <w:spacing w:after="0"/>
+              <w:jc w:val="left"/>
+            </w:pPr>
+            <w:r>
+              <w:t xml:space="preserve">Done</w:t>
+            </w:r>
+          </w:p>
+        </w:tc>
+      </w:tr>
+      <w:tr>
+        <w:tc>
+          <w:tcPr>
+            <w:tcW w:type="dxa" w:w="1872"/>
+            <w:shd w:fill="FFFFFF" w:color="auto" w:val="clear"/>
+            <w:tcMar>
+              <w:top w:type="dxa" w:w="40"/>
+              <w:left w:type="dxa" w:w="80"/>
+              <w:bottom w:type="dxa" w:w="40"/>
+              <w:right w:type="dxa" w:w="80"/>
+            </w:tcMar>
+          </w:tcPr>
+          <w:p>
+            <w:pPr>
+              <w:spacing w:after="0"/>
+              <w:jc w:val="left"/>
+            </w:pPr>
+            <w:r>
+              <w:t xml:space="preserve">Doctor app</w:t>
+            </w:r>
+          </w:p>
+        </w:tc>
+        <w:tc>
+          <w:tcPr>
+            <w:tcW w:type="dxa" w:w="1872"/>
+            <w:shd w:fill="FFFFFF" w:color="auto" w:val="clear"/>
+            <w:tcMar>
+              <w:top w:type="dxa" w:w="40"/>
+              <w:left w:type="dxa" w:w="80"/>
+              <w:bottom w:type="dxa" w:w="40"/>
+              <w:right w:type="dxa" w:w="80"/>
+            </w:tcMar>
+          </w:tcPr>
+          <w:p>
+            <w:pPr>
+              <w:spacing w:after="0"/>
+              <w:jc w:val="center"/>
+            </w:pPr>
+            <w:r>
+              <w:t xml:space="preserve">—</w:t>
+            </w:r>
+          </w:p>
+        </w:tc>
+        <w:tc>
+          <w:tcPr>
+            <w:tcW w:type="dxa" w:w="1872"/>
+            <w:shd w:fill="FFFFFF" w:color="auto" w:val="clear"/>
+            <w:tcMar>
+              <w:top w:type="dxa" w:w="40"/>
+              <w:left w:type="dxa" w:w="80"/>
+              <w:bottom w:type="dxa" w:w="40"/>
+              <w:right w:type="dxa" w:w="80"/>
+            </w:tcMar>
+          </w:tcPr>
+          <w:p>
+            <w:pPr>
+              <w:spacing w:after="0"/>
+              <w:jc w:val="center"/>
+            </w:pPr>
+            <w:r>
+              <w:t xml:space="preserve">—</w:t>
+            </w:r>
+          </w:p>
+        </w:tc>
+        <w:tc>
+          <w:tcPr>
+            <w:tcW w:type="dxa" w:w="1872"/>
+            <w:shd w:fill="FFFFFF" w:color="auto" w:val="clear"/>
+            <w:tcMar>
+              <w:top w:type="dxa" w:w="40"/>
+              <w:left w:type="dxa" w:w="80"/>
+              <w:bottom w:type="dxa" w:w="40"/>
+              <w:right w:type="dxa" w:w="80"/>
+            </w:tcMar>
+          </w:tcPr>
+          <w:p>
+            <w:pPr>
+              <w:spacing w:after="0"/>
+              <w:jc w:val="center"/>
+            </w:pPr>
+            <w:r>
+              <w:t xml:space="preserve">—</w:t>
+            </w:r>
+          </w:p>
+        </w:tc>
+        <w:tc>
+          <w:tcPr>
+            <w:tcW w:type="dxa" w:w="1872"/>
+            <w:shd w:fill="FFFFFF" w:color="auto" w:val="clear"/>
+            <w:tcMar>
+              <w:top w:type="dxa" w:w="40"/>
+              <w:left w:type="dxa" w:w="80"/>
+              <w:bottom w:type="dxa" w:w="40"/>
+              <w:right w:type="dxa" w:w="80"/>
+            </w:tcMar>
+          </w:tcPr>
+          <w:p>
+            <w:pPr>
+              <w:spacing w:after="0"/>
+              <w:jc w:val="left"/>
+            </w:pPr>
+            <w:r>
+              <w:t xml:space="preserve">Next</w:t>
+            </w:r>
+          </w:p>
+        </w:tc>
+      </w:tr>
+      <w:tr>
+        <w:tc>
+          <w:tcPr>
+            <w:tcW w:type="dxa" w:w="1872"/>
+            <w:shd w:fill="EAF1F5" w:color="auto" w:val="clear"/>
+            <w:tcMar>
+              <w:top w:type="dxa" w:w="40"/>
+              <w:left w:type="dxa" w:w="80"/>
+              <w:bottom w:type="dxa" w:w="40"/>
+              <w:right w:type="dxa" w:w="80"/>
+            </w:tcMar>
+          </w:tcPr>
+          <w:p>
+            <w:pPr>
+              <w:spacing w:after="0"/>
+              <w:jc w:val="left"/>
+            </w:pPr>
+            <w:r>
+              <w:t xml:space="preserve">Institution admin portal</w:t>
+            </w:r>
+          </w:p>
+        </w:tc>
+        <w:tc>
+          <w:tcPr>
+            <w:tcW w:type="dxa" w:w="1872"/>
+            <w:shd w:fill="EAF1F5" w:color="auto" w:val="clear"/>
+            <w:tcMar>
+              <w:top w:type="dxa" w:w="40"/>
+              <w:left w:type="dxa" w:w="80"/>
+              <w:bottom w:type="dxa" w:w="40"/>
+              <w:right w:type="dxa" w:w="80"/>
+            </w:tcMar>
+          </w:tcPr>
+          <w:p>
+            <w:pPr>
+              <w:spacing w:after="0"/>
+              <w:jc w:val="center"/>
+            </w:pPr>
+            <w:r>
+              <w:t xml:space="preserve">—</w:t>
+            </w:r>
+          </w:p>
+        </w:tc>
+        <w:tc>
+          <w:tcPr>
+            <w:tcW w:type="dxa" w:w="1872"/>
+            <w:shd w:fill="EAF1F5" w:color="auto" w:val="clear"/>
+            <w:tcMar>
+              <w:top w:type="dxa" w:w="40"/>
+              <w:left w:type="dxa" w:w="80"/>
+              <w:bottom w:type="dxa" w:w="40"/>
+              <w:right w:type="dxa" w:w="80"/>
+            </w:tcMar>
+          </w:tcPr>
+          <w:p>
+            <w:pPr>
+              <w:spacing w:after="0"/>
+              <w:jc w:val="center"/>
+            </w:pPr>
+            <w:r>
+              <w:t xml:space="preserve">—</w:t>
+            </w:r>
+          </w:p>
+        </w:tc>
+        <w:tc>
+          <w:tcPr>
+            <w:tcW w:type="dxa" w:w="1872"/>
+            <w:shd w:fill="EAF1F5" w:color="auto" w:val="clear"/>
+            <w:tcMar>
+              <w:top w:type="dxa" w:w="40"/>
+              <w:left w:type="dxa" w:w="80"/>
+              <w:bottom w:type="dxa" w:w="40"/>
+              <w:right w:type="dxa" w:w="80"/>
+            </w:tcMar>
+          </w:tcPr>
+          <w:p>
+            <w:pPr>
+              <w:spacing w:after="0"/>
+              <w:jc w:val="center"/>
+            </w:pPr>
+            <w:r>
+              <w:t xml:space="preserve">—</w:t>
+            </w:r>
+          </w:p>
+        </w:tc>
+        <w:tc>
+          <w:tcPr>
+            <w:tcW w:type="dxa" w:w="1872"/>
+            <w:shd w:fill="EAF1F5" w:color="auto" w:val="clear"/>
+            <w:tcMar>
+              <w:top w:type="dxa" w:w="40"/>
+              <w:left w:type="dxa" w:w="80"/>
+              <w:bottom w:type="dxa" w:w="40"/>
+              <w:right w:type="dxa" w:w="80"/>
+            </w:tcMar>
+          </w:tcPr>
+          <w:p>
+            <w:pPr>
+              <w:spacing w:after="0"/>
+              <w:jc w:val="left"/>
+            </w:pPr>
+            <w:r>
+              <w:t xml:space="preserve">Not started</w:t>
+            </w:r>
+          </w:p>
+        </w:tc>
+      </w:tr>
+      <w:tr>
+        <w:tc>
+          <w:tcPr>
+            <w:tcW w:type="dxa" w:w="1872"/>
+            <w:shd w:fill="FFFFFF" w:color="auto" w:val="clear"/>
+            <w:tcMar>
+              <w:top w:type="dxa" w:w="40"/>
+              <w:left w:type="dxa" w:w="80"/>
+              <w:bottom w:type="dxa" w:w="40"/>
+              <w:right w:type="dxa" w:w="80"/>
+            </w:tcMar>
+          </w:tcPr>
+          <w:p>
+            <w:pPr>
+              <w:spacing w:after="0"/>
+              <w:jc w:val="left"/>
+            </w:pPr>
+            <w:r>
+              <w:t xml:space="preserve">Platform admin</w:t>
+            </w:r>
+          </w:p>
+        </w:tc>
+        <w:tc>
+          <w:tcPr>
+            <w:tcW w:type="dxa" w:w="1872"/>
+            <w:shd w:fill="FFFFFF" w:color="auto" w:val="clear"/>
+            <w:tcMar>
+              <w:top w:type="dxa" w:w="40"/>
+              <w:left w:type="dxa" w:w="80"/>
+              <w:bottom w:type="dxa" w:w="40"/>
+              <w:right w:type="dxa" w:w="80"/>
+            </w:tcMar>
+          </w:tcPr>
+          <w:p>
+            <w:pPr>
+              <w:spacing w:after="0"/>
+              <w:jc w:val="center"/>
+            </w:pPr>
+            <w:r>
+              <w:t xml:space="preserve">—</w:t>
+            </w:r>
+          </w:p>
+        </w:tc>
+        <w:tc>
+          <w:tcPr>
+            <w:tcW w:type="dxa" w:w="1872"/>
+            <w:shd w:fill="FFFFFF" w:color="auto" w:val="clear"/>
+            <w:tcMar>
+              <w:top w:type="dxa" w:w="40"/>
+              <w:left w:type="dxa" w:w="80"/>
+              <w:bottom w:type="dxa" w:w="40"/>
+              <w:right w:type="dxa" w:w="80"/>
+            </w:tcMar>
+          </w:tcPr>
+          <w:p>
+            <w:pPr>
+              <w:spacing w:after="0"/>
+              <w:jc w:val="center"/>
+            </w:pPr>
+            <w:r>
+              <w:t xml:space="preserve">—</w:t>
+            </w:r>
+          </w:p>
+        </w:tc>
+        <w:tc>
+          <w:tcPr>
+            <w:tcW w:type="dxa" w:w="1872"/>
+            <w:shd w:fill="FFFFFF" w:color="auto" w:val="clear"/>
+            <w:tcMar>
+              <w:top w:type="dxa" w:w="40"/>
+              <w:left w:type="dxa" w:w="80"/>
+              <w:bottom w:type="dxa" w:w="40"/>
+              <w:right w:type="dxa" w:w="80"/>
+            </w:tcMar>
+          </w:tcPr>
+          <w:p>
+            <w:pPr>
+              <w:spacing w:after="0"/>
+              <w:jc w:val="center"/>
+            </w:pPr>
+            <w:r>
+              <w:t xml:space="preserve">—</w:t>
+            </w:r>
+          </w:p>
+        </w:tc>
+        <w:tc>
+          <w:tcPr>
+            <w:tcW w:type="dxa" w:w="1872"/>
+            <w:shd w:fill="FFFFFF" w:color="auto" w:val="clear"/>
+            <w:tcMar>
+              <w:top w:type="dxa" w:w="40"/>
+              <w:left w:type="dxa" w:w="80"/>
+              <w:bottom w:type="dxa" w:w="40"/>
+              <w:right w:type="dxa" w:w="80"/>
+            </w:tcMar>
+          </w:tcPr>
+          <w:p>
+            <w:pPr>
+              <w:spacing w:after="0"/>
+              <w:jc w:val="left"/>
+            </w:pPr>
+            <w:r>
+              <w:t xml:space="preserve">Not started</w:t>
+            </w:r>
+          </w:p>
+        </w:tc>
+      </w:tr>
+    </w:tbl>
+    <w:p>
+      <w:pPr>
+        <w:spacing w:after="80"/>
+      </w:pPr>
+      <w:r>
+        <w:t xml:space="preserve"/>
+      </w:r>
+    </w:p>
+    <w:p>
+      <w:pPr>
+        <w:spacing w:after="100"/>
+      </w:pPr>
+      <w:r>
+        <w:t xml:space="preserve">Every screen is drawn at </w:t>
+      </w:r>
+      <w:r>
+        <w:rPr>
+          <w:b/>
+          <w:bCs/>
+        </w:rPr>
+        <w:t xml:space="preserve">1440 desktop and 390 mobile</w:t>
+      </w:r>
+      <w:r>
+        <w:t xml:space="preserve">, wired into a clickable prototype with a</w:t>
+      </w:r>
+    </w:p>
+    <w:p>
+      <w:pPr>
+        <w:spacing w:after="100"/>
+      </w:pPr>
+      <w:r>
+        <w:t xml:space="preserve">motion spec, and validated offline (tokens, icons, images, DSL rules) before rendering.</w:t>
+      </w:r>
+    </w:p>
+    <w:p>
+      <w:pPr>
+        <w:pStyle w:val="Heading3"/>
+        <w:spacing w:after="60" w:before="180"/>
+      </w:pPr>
+      <w:r>
+        <w:t xml:space="preserve">15.2 Product decisions settled by the Member batch-2 designs</w:t>
+      </w:r>
+    </w:p>
+    <w:p>
+      <w:pPr>
+        <w:spacing w:after="100"/>
+      </w:pPr>
+      <w:r>
+        <w:t xml:space="preserve">These were open questions before the screens existed. They are now decided </w:t>
+      </w:r>
+      <w:r>
+        <w:rPr>
+          <w:b/>
+          <w:bCs/>
+        </w:rPr>
+        <w:t xml:space="preserve">on the screen</w:t>
+      </w:r>
+      <w:r>
+        <w:t xml:space="preserve">, and</w:t>
+      </w:r>
+    </w:p>
+    <w:p>
+      <w:pPr>
+        <w:spacing w:after="100"/>
+      </w:pPr>
+      <w:r>
+        <w:t xml:space="preserve">they need a build and a legal sign-off, not just a design review.</w:t>
+      </w:r>
+    </w:p>
+    <w:p>
+      <w:pPr>
+        <w:pStyle w:val="ListParagraph"/>
+        <w:numPr>
+          <w:ilvl w:val="0"/>
+          <w:numId w:val="2"/>
+        </w:numPr>
+        <w:spacing w:after="40"/>
+      </w:pPr>
+      <w:r>
+        <w:rPr>
+          <w:b/>
+          <w:bCs/>
+        </w:rPr>
+        <w:t xml:space="preserve">Nothing is shared by default.</w:t>
+      </w:r>
+      <w:r>
+        <w:t xml:space="preserve"> A doctor sees a member's history only through an explicit,</w:t>
+      </w:r>
+    </w:p>
+    <w:p>
+      <w:pPr>
+        <w:spacing w:after="100"/>
+      </w:pPr>
+      <w:r>
+        <w:t xml:space="preserve">scoped, time-boxed grant: who · what (six categories) · how long (this visit / 24 h / 7 d /</w:t>
+      </w:r>
+    </w:p>
+    <w:p>
+      <w:pPr>
+        <w:spacing w:after="100"/>
+      </w:pPr>
+      <w:r>
+        <w:t xml:space="preserve">30 d). Revocation is immediate. Consent is recorded with a timestamp under </w:t>
+      </w:r>
+      <w:r>
+        <w:rPr>
+          <w:b/>
+          <w:bCs/>
+        </w:rPr>
+        <w:t xml:space="preserve">NDPA 2023</w:t>
+      </w:r>
+      <w:r>
+        <w:t xml:space="preserve">.</w:t>
+      </w:r>
+    </w:p>
+    <w:p>
+      <w:pPr>
+        <w:pStyle w:val="ListParagraph"/>
+        <w:numPr>
+          <w:ilvl w:val="0"/>
+          <w:numId w:val="2"/>
+        </w:numPr>
+        <w:spacing w:after="40"/>
+      </w:pPr>
+      <w:r>
+        <w:rPr>
+          <w:b/>
+          <w:bCs/>
+        </w:rPr>
+        <w:t xml:space="preserve">Allergies and current medicines are the one exception</w:t>
+      </w:r>
+      <w:r>
+        <w:t xml:space="preserve"> — always visible to any doctor</w:t>
+      </w:r>
+    </w:p>
+    <w:p>
+      <w:pPr>
+        <w:spacing w:after="100"/>
+      </w:pPr>
+      <w:r>
+        <w:t xml:space="preserve">treating the member, because the alternative is unsafe prescribing. The consent control for</w:t>
+      </w:r>
+    </w:p>
+    <w:p>
+      <w:pPr>
+        <w:spacing w:after="100"/>
+      </w:pPr>
+      <w:r>
+        <w:t xml:space="preserve">them reads as locked rather than pretending to be optional.</w:t>
+      </w:r>
+    </w:p>
+    <w:p>
+      <w:pPr>
+        <w:pStyle w:val="ListParagraph"/>
+        <w:numPr>
+          <w:ilvl w:val="0"/>
+          <w:numId w:val="2"/>
+        </w:numPr>
+        <w:spacing w:after="40"/>
+      </w:pPr>
+      <w:r>
+        <w:rPr>
+          <w:b/>
+          <w:bCs/>
+        </w:rPr>
+        <w:t xml:space="preserve">The record-access log is append-only.</w:t>
+      </w:r>
+      <w:r>
+        <w:t xml:space="preserve"> Every open is logged with who and when, and neither</w:t>
+      </w:r>
+    </w:p>
+    <w:p>
+      <w:pPr>
+        <w:spacing w:after="100"/>
+      </w:pPr>
+      <w:r>
+        <w:t xml:space="preserve">the member, the clinic, nor Medra can edit or delete it. It is the member's evidence.</w:t>
+      </w:r>
+    </w:p>
+    <w:p>
+      <w:pPr>
+        <w:pStyle w:val="ListParagraph"/>
+        <w:numPr>
+          <w:ilvl w:val="0"/>
+          <w:numId w:val="2"/>
+        </w:numPr>
+        <w:spacing w:after="40"/>
+      </w:pPr>
+      <w:r>
+        <w:rPr>
+          <w:b/>
+          <w:bCs/>
+        </w:rPr>
+        <w:t xml:space="preserve">Provenance is on every clinical record.</w:t>
+      </w:r>
+      <w:r>
+        <w:t xml:space="preserve"> A consultation note carries the doctor's name,</w:t>
+      </w:r>
+    </w:p>
+    <w:p>
+      <w:pPr>
+        <w:spacing w:after="100"/>
+      </w:pPr>
+      <w:r>
+        <w:rPr>
+          <w:b/>
+          <w:bCs/>
+        </w:rPr>
+        <w:t xml:space="preserve">MDCN number</w:t>
+      </w:r>
+      <w:r>
+        <w:t xml:space="preserve">, timestamp and "cannot be edited". Member-uploaded records are labelled</w:t>
+      </w:r>
+    </w:p>
+    <w:p>
+      <w:pPr>
+        <w:spacing w:after="100"/>
+      </w:pPr>
+      <w:r>
+        <w:t xml:space="preserve">"added by you", and member-taken vitals are labelled "self-measured", so a clinician can always</w:t>
+      </w:r>
+    </w:p>
+    <w:p>
+      <w:pPr>
+        <w:spacing w:after="100"/>
+      </w:pPr>
+      <w:r>
+        <w:t xml:space="preserve">tell what the record is worth.</w:t>
+      </w:r>
+    </w:p>
+    <w:p>
+      <w:pPr>
+        <w:pStyle w:val="ListParagraph"/>
+        <w:numPr>
+          <w:ilvl w:val="0"/>
+          <w:numId w:val="2"/>
+        </w:numPr>
+        <w:spacing w:after="40"/>
+      </w:pPr>
+      <w:r>
+        <w:rPr>
+          <w:b/>
+          <w:bCs/>
+        </w:rPr>
+        <w:t xml:space="preserve">Account deletion cannot delete clinic-held notes.</w:t>
+      </w:r>
+      <w:r>
+        <w:t xml:space="preserve"> Nigerian medical-records retention binds</w:t>
+      </w:r>
+    </w:p>
+    <w:p>
+      <w:pPr>
+        <w:spacing w:after="100"/>
+      </w:pPr>
+      <w:r>
+        <w:t xml:space="preserve">the clinic, not Medra. The delete screen states plainly what disappears (profile, uploads,</w:t>
+      </w:r>
+    </w:p>
+    <w:p>
+      <w:pPr>
+        <w:spacing w:after="100"/>
+      </w:pPr>
+      <w:r>
+        <w:t xml:space="preserve">preferences, shares) and what is kept (clinic copies, payment records, the anonymised access</w:t>
+      </w:r>
+    </w:p>
+    <w:p>
+      <w:pPr>
+        <w:spacing w:after="100"/>
+      </w:pPr>
+      <w:r>
+        <w:t xml:space="preserve">log), with a 30-day grace period and a "pause instead" alternative.</w:t>
+      </w:r>
+    </w:p>
+    <w:p>
+      <w:pPr>
+        <w:pStyle w:val="ListParagraph"/>
+        <w:numPr>
+          <w:ilvl w:val="0"/>
+          <w:numId w:val="2"/>
+        </w:numPr>
+        <w:spacing w:after="40"/>
+      </w:pPr>
+      <w:r>
+        <w:rPr>
+          <w:b/>
+          <w:bCs/>
+        </w:rPr>
+        <w:t xml:space="preserve">SMS is the floor, not a fallback.</w:t>
+      </w:r>
+      <w:r>
+        <w:t xml:space="preserve"> Visit confirmations always go out by SMS even with every</w:t>
+      </w:r>
+    </w:p>
+    <w:p>
+      <w:pPr>
+        <w:spacing w:after="100"/>
+      </w:pPr>
+      <w:r>
+        <w:t xml:space="preserve">other channel disabled, and </w:t>
+      </w:r>
+      <w:r>
+        <w:rPr>
+          <w:b/>
+          <w:bCs/>
+        </w:rPr>
+        <w:t xml:space="preserve">Medra pays for the messages</w:t>
+      </w:r>
+      <w:r>
+        <w:t xml:space="preserve">. Medicine reminders offer SMS for</w:t>
+      </w:r>
+    </w:p>
+    <w:p>
+      <w:pPr>
+        <w:spacing w:after="100"/>
+      </w:pPr>
+      <w:r>
+        <w:t xml:space="preserve">days with no data. This has a real unit cost — model it per active member per month.</w:t>
+      </w:r>
+    </w:p>
+    <w:p>
+      <w:pPr>
+        <w:pStyle w:val="ListParagraph"/>
+        <w:numPr>
+          <w:ilvl w:val="0"/>
+          <w:numId w:val="2"/>
+        </w:numPr>
+        <w:spacing w:after="40"/>
+      </w:pPr>
+      <w:r>
+        <w:rPr>
+          <w:b/>
+          <w:bCs/>
+        </w:rPr>
+        <w:t xml:space="preserve">Every video visit has a no-data escape hatch.</w:t>
+      </w:r>
+      <w:r>
+        <w:t xml:space="preserve"> Pre-call and connection-lost both offer</w:t>
+      </w:r>
+    </w:p>
+    <w:p>
+      <w:pPr>
+        <w:spacing w:after="100"/>
+      </w:pPr>
+      <w:r>
+        <w:t xml:space="preserve">"ask the clinic to call my phone", plus a low-data mode (~12 MB per 20 minutes) and</w:t>
+      </w:r>
+    </w:p>
+    <w:p>
+      <w:pPr>
+        <w:spacing w:after="100"/>
+      </w:pPr>
+      <w:r>
+        <w:t xml:space="preserve">audio-only. A dropped call never loses the appointment.</w:t>
+      </w:r>
+    </w:p>
+    <w:p>
+      <w:pPr>
+        <w:pStyle w:val="ListParagraph"/>
+        <w:numPr>
+          <w:ilvl w:val="0"/>
+          <w:numId w:val="2"/>
+        </w:numPr>
+        <w:spacing w:after="40"/>
+      </w:pPr>
+      <w:r>
+        <w:rPr>
+          <w:b/>
+          <w:bCs/>
+        </w:rPr>
+        <w:t xml:space="preserve">Refills need a human.</w:t>
+      </w:r>
+      <w:r>
+        <w:t xml:space="preserve"> A doctor approves or declines a refill request and may require a</w:t>
+      </w:r>
+    </w:p>
+    <w:p>
+      <w:pPr>
+        <w:spacing w:after="100"/>
+      </w:pPr>
+      <w:r>
+        <w:t xml:space="preserve">visit first. Requests carry a supply length, a collection choice (clinic pharmacy, nearby</w:t>
+      </w:r>
+    </w:p>
+    <w:p>
+      <w:pPr>
+        <w:spacing w:after="100"/>
+      </w:pPr>
+      <w:r>
+        <w:t xml:space="preserve">pharmacy, delivery) and an estimated cost.</w:t>
+      </w:r>
+    </w:p>
+    <w:p>
+      <w:pPr>
+        <w:pStyle w:val="ListParagraph"/>
+        <w:numPr>
+          <w:ilvl w:val="0"/>
+          <w:numId w:val="2"/>
+        </w:numPr>
+        <w:spacing w:after="40"/>
+      </w:pPr>
+      <w:r>
+        <w:rPr>
+          <w:b/>
+          <w:bCs/>
+        </w:rPr>
+        <w:t xml:space="preserve">Dependants are first-class.</w:t>
+      </w:r>
+      <w:r>
+        <w:t xml:space="preserve"> One member can hold records and bookings for a child or an</w:t>
+      </w:r>
+    </w:p>
+    <w:p>
+      <w:pPr>
+        <w:spacing w:after="100"/>
+      </w:pPr>
+      <w:r>
+        <w:t xml:space="preserve">older relative. A child's account </w:t>
+      </w:r>
+      <w:r>
+        <w:rPr>
+          <w:b/>
+          <w:bCs/>
+        </w:rPr>
+        <w:t xml:space="preserve">transfers to them at 18</w:t>
+      </w:r>
+      <w:r>
+        <w:t xml:space="preserve">; an adult must confirm by SMS</w:t>
+      </w:r>
+    </w:p>
+    <w:p>
+      <w:pPr>
+        <w:spacing w:after="100"/>
+      </w:pPr>
+      <w:r>
+        <w:t xml:space="preserve">before someone else can manage theirs.</w:t>
+      </w:r>
+    </w:p>
+    <w:p>
+      <w:pPr>
+        <w:pStyle w:val="ListParagraph"/>
+        <w:numPr>
+          <w:ilvl w:val="0"/>
+          <w:numId w:val="2"/>
+        </w:numPr>
+        <w:spacing w:after="40"/>
+      </w:pPr>
+      <w:r>
+        <w:rPr>
+          <w:b/>
+          <w:bCs/>
+        </w:rPr>
+        <w:t xml:space="preserve">Offline is a designed state, not an error.</w:t>
+      </w:r>
+      <w:r>
+        <w:t xml:space="preserve"> Records, reminders and the Medra ID keep</w:t>
+      </w:r>
+    </w:p>
+    <w:p>
+      <w:pPr>
+        <w:spacing w:after="100"/>
+      </w:pPr>
+      <w:r>
+        <w:t xml:space="preserve">working from local storage; booking and video explicitly do not, because a stale slot is worse</w:t>
+      </w:r>
+    </w:p>
+    <w:p>
+      <w:pPr>
+        <w:spacing w:after="100"/>
+      </w:pPr>
+      <w:r>
+        <w:t xml:space="preserve">than no slot. Queued actions sync on reconnect.</w:t>
+      </w:r>
+    </w:p>
+    <w:p>
+      <w:pPr>
+        <w:spacing w:after="100"/>
+      </w:pPr>
+      <w:r>
+        <w:t xml:space="preserve">Open items for the pilot clinics: the ₦2,000 late-change fee on reschedules, refill turnaround</w:t>
+      </w:r>
+    </w:p>
+    <w:p>
+      <w:pPr>
+        <w:spacing w:after="100"/>
+      </w:pPr>
+      <w:r>
+        <w:t xml:space="preserve">(designed as "within a day"), the ₦1,500 delivery fee, and whether plain-language result</w:t>
+      </w:r>
+    </w:p>
+    <w:p>
+      <w:pPr>
+        <w:spacing w:after="100"/>
+      </w:pPr>
+      <w:r>
+        <w:t xml:space="preserve">explainers are acceptable to the clinical partners as written.</w:t>
       </w:r>
     </w:p>
     <w:p>

--- a/docs/Medra_PRD.docx
+++ b/docs/Medra_PRD.docx
@@ -9181,7 +9181,7 @@
               <w:jc w:val="center"/>
             </w:pPr>
             <w:r>
-              <w:t xml:space="preserve">10</w:t>
+              <w:t xml:space="preserve">11</w:t>
             </w:r>
           </w:p>
         </w:tc>
@@ -9202,7 +9202,7 @@
               <w:jc w:val="center"/>
             </w:pPr>
             <w:r>
-              <w:t xml:space="preserve">44</w:t>
+              <w:t xml:space="preserve">46</w:t>
             </w:r>
           </w:p>
         </w:tc>
@@ -9288,7 +9288,7 @@
               <w:jc w:val="center"/>
             </w:pPr>
             <w:r>
-              <w:t xml:space="preserve">39</w:t>
+              <w:t xml:space="preserve">44</w:t>
             </w:r>
           </w:p>
         </w:tc>
@@ -9309,7 +9309,7 @@
               <w:jc w:val="center"/>
             </w:pPr>
             <w:r>
-              <w:t xml:space="preserve">98</w:t>
+              <w:t xml:space="preserve">108</w:t>
             </w:r>
           </w:p>
         </w:tc>
@@ -9374,7 +9374,7 @@
               <w:jc w:val="left"/>
             </w:pPr>
             <w:r>
-              <w:t xml:space="preserve">Doctor app</w:t>
+              <w:t xml:space="preserve">Doctor app, batch 1 — Queue · Consultation · Patients · Practice</w:t>
             </w:r>
           </w:p>
         </w:tc>
@@ -9395,7 +9395,7 @@
               <w:jc w:val="center"/>
             </w:pPr>
             <w:r>
-              <w:t xml:space="preserve">—</w:t>
+              <w:t xml:space="preserve">23</w:t>
             </w:r>
           </w:p>
         </w:tc>
@@ -9416,7 +9416,7 @@
               <w:jc w:val="center"/>
             </w:pPr>
             <w:r>
-              <w:t xml:space="preserve">—</w:t>
+              <w:t xml:space="preserve">58</w:t>
             </w:r>
           </w:p>
         </w:tc>
@@ -9437,7 +9437,7 @@
               <w:jc w:val="center"/>
             </w:pPr>
             <w:r>
-              <w:t xml:space="preserve">—</w:t>
+              <w:t xml:space="preserve">6</w:t>
             </w:r>
           </w:p>
         </w:tc>
@@ -9458,7 +9458,7 @@
               <w:jc w:val="left"/>
             </w:pPr>
             <w:r>
-              <w:t xml:space="preserve">Next</w:t>
+              <w:t xml:space="preserve">Done</w:t>
             </w:r>
           </w:p>
         </w:tc>
@@ -10174,6 +10174,719 @@
       </w:pPr>
       <w:r>
         <w:t xml:space="preserve">explainers are acceptable to the clinical partners as written.</w:t>
+      </w:r>
+    </w:p>
+    <w:p>
+      <w:pPr>
+        <w:pStyle w:val="Heading3"/>
+        <w:spacing w:after="60" w:before="180"/>
+      </w:pPr>
+      <w:r>
+        <w:t xml:space="preserve">15.3 Product review — 1 August 2026 (Godwin Okwor, Abraham Peter, Israel Oni)</w:t>
+      </w:r>
+    </w:p>
+    <w:p>
+      <w:pPr>
+        <w:spacing w:after="100"/>
+      </w:pPr>
+      <w:r>
+        <w:t xml:space="preserve">Two sessions: a 69-minute walkthrough of the design system, authentication and the member app,</w:t>
+      </w:r>
+    </w:p>
+    <w:p>
+      <w:pPr>
+        <w:spacing w:after="100"/>
+      </w:pPr>
+      <w:r>
+        <w:t xml:space="preserve">and a 9-minute review of the member profile. Everything raised is now in the designs.</w:t>
+      </w:r>
+    </w:p>
+    <w:p>
+      <w:pPr>
+        <w:spacing w:after="100"/>
+      </w:pPr>
+      <w:r>
+        <w:rPr>
+          <w:b/>
+          <w:bCs/>
+        </w:rPr>
+        <w:t xml:space="preserve">Authentication and onboarding</w:t>
+      </w:r>
+    </w:p>
+    <w:p>
+      <w:pPr>
+        <w:pStyle w:val="ListParagraph"/>
+        <w:numPr>
+          <w:ilvl w:val="0"/>
+          <w:numId w:val="2"/>
+        </w:numPr>
+        <w:spacing w:after="40"/>
+      </w:pPr>
+      <w:r>
+        <w:rPr>
+          <w:b/>
+          <w:bCs/>
+        </w:rPr>
+        <w:t xml:space="preserve">WhatsApp is a verification channel</w:t>
+      </w:r>
+      <w:r>
+        <w:t xml:space="preserve">, offered before SMS — "not a lot of people are using</w:t>
+      </w:r>
+    </w:p>
+    <w:p>
+      <w:pPr>
+        <w:spacing w:after="100"/>
+      </w:pPr>
+      <w:r>
+        <w:t xml:space="preserve">SMS ... WhatsApp is faster actually". Member, doctor and institution OTP screens all lead with</w:t>
+      </w:r>
+    </w:p>
+    <w:p>
+      <w:pPr>
+        <w:spacing w:after="100"/>
+      </w:pPr>
+      <w:r>
+        <w:t xml:space="preserve">it, and "send it on WhatsApp" is an option on the can't-get-a-code screen.</w:t>
+      </w:r>
+    </w:p>
+    <w:p>
+      <w:pPr>
+        <w:pStyle w:val="ListParagraph"/>
+        <w:numPr>
+          <w:ilvl w:val="0"/>
+          <w:numId w:val="2"/>
+        </w:numPr>
+        <w:spacing w:after="40"/>
+      </w:pPr>
+      <w:r>
+        <w:rPr>
+          <w:b/>
+          <w:bCs/>
+        </w:rPr>
+        <w:t xml:space="preserve">Name is mandatory</w:t>
+      </w:r>
+      <w:r>
+        <w:t xml:space="preserve">, not skippable — "you don't want to say dear +234 801...".</w:t>
+      </w:r>
+    </w:p>
+    <w:p>
+      <w:pPr>
+        <w:pStyle w:val="ListParagraph"/>
+        <w:numPr>
+          <w:ilvl w:val="0"/>
+          <w:numId w:val="2"/>
+        </w:numPr>
+        <w:spacing w:after="40"/>
+      </w:pPr>
+      <w:r>
+        <w:rPr>
+          <w:b/>
+          <w:bCs/>
+        </w:rPr>
+        <w:t xml:space="preserve">Age can replace a date of birth.</w:t>
+      </w:r>
+      <w:r>
+        <w:t xml:space="preserve"> People often do not know the exact date; the system works</w:t>
+      </w:r>
+    </w:p>
+    <w:p>
+      <w:pPr>
+        <w:spacing w:after="100"/>
+      </w:pPr>
+      <w:r>
+        <w:t xml:space="preserve">the year back from an age.</w:t>
+      </w:r>
+    </w:p>
+    <w:p>
+      <w:pPr>
+        <w:pStyle w:val="ListParagraph"/>
+        <w:numPr>
+          <w:ilvl w:val="0"/>
+          <w:numId w:val="2"/>
+        </w:numPr>
+        <w:spacing w:after="40"/>
+      </w:pPr>
+      <w:r>
+        <w:rPr>
+          <w:b/>
+          <w:bCs/>
+        </w:rPr>
+        <w:t xml:space="preserve">Every member gets a Medra ID</w:t>
+      </w:r>
+      <w:r>
+        <w:t xml:space="preserve"> (</w:t>
+      </w:r>
+      <w:r>
+        <w:rPr>
+          <w:rFonts w:ascii="Consolas" w:cs="Consolas" w:eastAsia="Consolas" w:hAnsi="Consolas"/>
+        </w:rPr>
+        <w:t xml:space="preserve">MDR-8842-19</w:t>
+      </w:r>
+      <w:r>
+        <w:t xml:space="preserve">). Shown at the end of onboarding with copy and</w:t>
+      </w:r>
+    </w:p>
+    <w:p>
+      <w:pPr>
+        <w:spacing w:after="100"/>
+      </w:pPr>
+      <w:r>
+        <w:t xml:space="preserve">QR actions, printed under their name on their profile, on the one-page summary, and accepted as</w:t>
+      </w:r>
+    </w:p>
+    <w:p>
+      <w:pPr>
+        <w:spacing w:after="100"/>
+      </w:pPr>
+      <w:r>
+        <w:t xml:space="preserve">a </w:t>
+      </w:r>
+      <w:r>
+        <w:rPr>
+          <w:b/>
+          <w:bCs/>
+        </w:rPr>
+        <w:t xml:space="preserve">log-in method</w:t>
+      </w:r>
+      <w:r>
+        <w:t xml:space="preserve">. A doctor can search a card by it when the patient remembers nothing else.</w:t>
+      </w:r>
+    </w:p>
+    <w:p>
+      <w:pPr>
+        <w:pStyle w:val="ListParagraph"/>
+        <w:numPr>
+          <w:ilvl w:val="0"/>
+          <w:numId w:val="2"/>
+        </w:numPr>
+        <w:spacing w:after="40"/>
+      </w:pPr>
+      <w:r>
+        <w:rPr>
+          <w:b/>
+          <w:bCs/>
+        </w:rPr>
+        <w:t xml:space="preserve">Onboarding captures genotype, height and weight</w:t>
+      </w:r>
+      <w:r>
+        <w:t xml:space="preserve"> alongside blood group, allergies and</w:t>
+      </w:r>
+    </w:p>
+    <w:p>
+      <w:pPr>
+        <w:spacing w:after="100"/>
+      </w:pPr>
+      <w:r>
+        <w:t xml:space="preserve">long-term conditions — relevant in Nigeria and cheap to ask once.</w:t>
+      </w:r>
+    </w:p>
+    <w:p>
+      <w:pPr>
+        <w:pStyle w:val="ListParagraph"/>
+        <w:numPr>
+          <w:ilvl w:val="0"/>
+          <w:numId w:val="2"/>
+        </w:numPr>
+        <w:spacing w:after="40"/>
+      </w:pPr>
+      <w:r>
+        <w:rPr>
+          <w:b/>
+          <w:bCs/>
+        </w:rPr>
+        <w:t xml:space="preserve">Doctor specialisation is a platform-managed list</w:t>
+      </w:r>
+      <w:r>
+        <w:t xml:space="preserve"> with an "add another" for second</w:t>
+      </w:r>
+    </w:p>
+    <w:p>
+      <w:pPr>
+        <w:spacing w:after="100"/>
+      </w:pPr>
+      <w:r>
+        <w:t xml:space="preserve">specialities, wired so the platform admin can extend it.</w:t>
+      </w:r>
+    </w:p>
+    <w:p>
+      <w:pPr>
+        <w:pStyle w:val="ListParagraph"/>
+        <w:numPr>
+          <w:ilvl w:val="0"/>
+          <w:numId w:val="2"/>
+        </w:numPr>
+        <w:spacing w:after="40"/>
+      </w:pPr>
+      <w:r>
+        <w:rPr>
+          <w:b/>
+          <w:bCs/>
+        </w:rPr>
+        <w:t xml:space="preserve">Doctors choose how patients reach them</w:t>
+      </w:r>
+      <w:r>
+        <w:t xml:space="preserve"> — WhatsApp, work email, phone — set during profile</w:t>
+      </w:r>
+    </w:p>
+    <w:p>
+      <w:pPr>
+        <w:spacing w:after="100"/>
+      </w:pPr>
+      <w:r>
+        <w:t xml:space="preserve">setup and changeable later.</w:t>
+      </w:r>
+    </w:p>
+    <w:p>
+      <w:pPr>
+        <w:pStyle w:val="ListParagraph"/>
+        <w:numPr>
+          <w:ilvl w:val="0"/>
+          <w:numId w:val="2"/>
+        </w:numPr>
+        <w:spacing w:after="40"/>
+      </w:pPr>
+      <w:r>
+        <w:rPr>
+          <w:b/>
+          <w:bCs/>
+        </w:rPr>
+        <w:t xml:space="preserve">Institutions</w:t>
+      </w:r>
+      <w:r>
+        <w:t xml:space="preserve">: contact person grouped as its own block (name, role, email, phone), the</w:t>
+      </w:r>
+    </w:p>
+    <w:p>
+      <w:pPr>
+        <w:spacing w:after="100"/>
+      </w:pPr>
+      <w:r>
+        <w:t xml:space="preserve">institution type expanded to a managed list, RC number captured for the CAC check, and setup</w:t>
+      </w:r>
+    </w:p>
+    <w:p>
+      <w:pPr>
+        <w:spacing w:after="100"/>
+      </w:pPr>
+      <w:r>
+        <w:t xml:space="preserve">can continue while verification is pending.</w:t>
+      </w:r>
+    </w:p>
+    <w:p>
+      <w:pPr>
+        <w:pStyle w:val="ListParagraph"/>
+        <w:numPr>
+          <w:ilvl w:val="0"/>
+          <w:numId w:val="2"/>
+        </w:numPr>
+        <w:spacing w:after="40"/>
+      </w:pPr>
+      <w:r>
+        <w:rPr>
+          <w:b/>
+          <w:bCs/>
+        </w:rPr>
+        <w:t xml:space="preserve">The institution flow leads with a free month</w:t>
+      </w:r>
+      <w:r>
+        <w:t xml:space="preserve">, everything unlocked, and shows the plan that</w:t>
+      </w:r>
+    </w:p>
+    <w:p>
+      <w:pPr>
+        <w:spacing w:after="100"/>
+      </w:pPr>
+      <w:r>
+        <w:t xml:space="preserve">would apply afterwards — with an option to skip the trial and pay now.</w:t>
+      </w:r>
+    </w:p>
+    <w:p>
+      <w:pPr>
+        <w:spacing w:after="100"/>
+      </w:pPr>
+      <w:r>
+        <w:rPr>
+          <w:b/>
+          <w:bCs/>
+        </w:rPr>
+        <w:t xml:space="preserve">Member app</w:t>
+      </w:r>
+    </w:p>
+    <w:p>
+      <w:pPr>
+        <w:pStyle w:val="ListParagraph"/>
+        <w:numPr>
+          <w:ilvl w:val="0"/>
+          <w:numId w:val="2"/>
+        </w:numPr>
+        <w:spacing w:after="40"/>
+      </w:pPr>
+      <w:r>
+        <w:rPr>
+          <w:b/>
+          <w:bCs/>
+        </w:rPr>
+        <w:t xml:space="preserve">Payment happens before the booking is confirmed.</w:t>
+      </w:r>
+      <w:r>
+        <w:t xml:space="preserve"> New screen B4: card, transfer, USSD or</w:t>
+      </w:r>
+    </w:p>
+    <w:p>
+      <w:pPr>
+        <w:spacing w:after="100"/>
+      </w:pPr>
+      <w:r>
+        <w:t xml:space="preserve">wallet, held by Paystack, refunded in full if the doctor cancels or does not show.</w:t>
+      </w:r>
+    </w:p>
+    <w:p>
+      <w:pPr>
+        <w:pStyle w:val="ListParagraph"/>
+        <w:numPr>
+          <w:ilvl w:val="0"/>
+          <w:numId w:val="2"/>
+        </w:numPr>
+        <w:spacing w:after="40"/>
+      </w:pPr>
+      <w:r>
+        <w:rPr>
+          <w:b/>
+          <w:bCs/>
+        </w:rPr>
+        <w:t xml:space="preserve">Search around an address you type</w:t>
+      </w:r>
+      <w:r>
+        <w:t xml:space="preserve">, not only your live location — "some people would not</w:t>
+      </w:r>
+    </w:p>
+    <w:p>
+      <w:pPr>
+        <w:spacing w:after="100"/>
+      </w:pPr>
+      <w:r>
+        <w:t xml:space="preserve">want to use their live address ... to look for care around their house while at work".</w:t>
+      </w:r>
+    </w:p>
+    <w:p>
+      <w:pPr>
+        <w:pStyle w:val="ListParagraph"/>
+        <w:numPr>
+          <w:ilvl w:val="0"/>
+          <w:numId w:val="2"/>
+        </w:numPr>
+        <w:spacing w:after="40"/>
+      </w:pPr>
+      <w:r>
+        <w:rPr>
+          <w:b/>
+          <w:bCs/>
+        </w:rPr>
+        <w:t xml:space="preserve">The undisclosed-history question is asked at booking</w:t>
+      </w:r>
+      <w:r>
+        <w:t xml:space="preserve"> and again by the doctor in the</w:t>
+      </w:r>
+    </w:p>
+    <w:p>
+      <w:pPr>
+        <w:spacing w:after="100"/>
+      </w:pPr>
+      <w:r>
+        <w:t xml:space="preserve">consultation. What was asked and what was answered is stored with the visit, so it is never</w:t>
+      </w:r>
+    </w:p>
+    <w:p>
+      <w:pPr>
+        <w:spacing w:after="100"/>
+      </w:pPr>
+      <w:r>
+        <w:t xml:space="preserve">later unclear what the doctor did and did not know.</w:t>
+      </w:r>
+    </w:p>
+    <w:p>
+      <w:pPr>
+        <w:pStyle w:val="ListParagraph"/>
+        <w:numPr>
+          <w:ilvl w:val="0"/>
+          <w:numId w:val="2"/>
+        </w:numPr>
+        <w:spacing w:after="40"/>
+      </w:pPr>
+      <w:r>
+        <w:rPr>
+          <w:b/>
+          <w:bCs/>
+        </w:rPr>
+        <w:t xml:space="preserve">Reminder channels are in-app, WhatsApp, SMS and email</w:t>
+      </w:r>
+      <w:r>
+        <w:t xml:space="preserve">, chosen per event.</w:t>
+      </w:r>
+    </w:p>
+    <w:p>
+      <w:pPr>
+        <w:pStyle w:val="ListParagraph"/>
+        <w:numPr>
+          <w:ilvl w:val="0"/>
+          <w:numId w:val="2"/>
+        </w:numPr>
+        <w:spacing w:after="40"/>
+      </w:pPr>
+      <w:r>
+        <w:rPr>
+          <w:b/>
+          <w:bCs/>
+        </w:rPr>
+        <w:t xml:space="preserve">Virtual visits use the doctor's own meeting link for the MVP</w:t>
+      </w:r>
+      <w:r>
+        <w:t xml:space="preserve"> — Google Meet or Zoom,</w:t>
+      </w:r>
+    </w:p>
+    <w:p>
+      <w:pPr>
+        <w:spacing w:after="100"/>
+      </w:pPr>
+      <w:r>
+        <w:t xml:space="preserve">embedded in the Join button. The in-app video screens stay in the file, marked </w:t>
+      </w:r>
+      <w:r>
+        <w:rPr>
+          <w:b/>
+          <w:bCs/>
+        </w:rPr>
+        <w:t xml:space="preserve">PHASE 2</w:t>
+      </w:r>
+      <w:r>
+        <w:t xml:space="preserve">.</w:t>
+      </w:r>
+    </w:p>
+    <w:p>
+      <w:pPr>
+        <w:pStyle w:val="ListParagraph"/>
+        <w:numPr>
+          <w:ilvl w:val="0"/>
+          <w:numId w:val="2"/>
+        </w:numPr>
+        <w:spacing w:after="40"/>
+      </w:pPr>
+      <w:r>
+        <w:rPr>
+          <w:b/>
+          <w:bCs/>
+        </w:rPr>
+        <w:t xml:space="preserve">Who-has-access is a selectable list</w:t>
+      </w:r>
+      <w:r>
+        <w:t xml:space="preserve"> — revoke one, revoke selected, or revoke everything.</w:t>
+      </w:r>
+    </w:p>
+    <w:p>
+      <w:pPr>
+        <w:pStyle w:val="ListParagraph"/>
+        <w:numPr>
+          <w:ilvl w:val="0"/>
+          <w:numId w:val="2"/>
+        </w:numPr>
+        <w:spacing w:after="40"/>
+      </w:pPr>
+      <w:r>
+        <w:rPr>
+          <w:b/>
+          <w:bCs/>
+        </w:rPr>
+        <w:t xml:space="preserve">The one-page summary is a printable log the member composes</w:t>
+      </w:r>
+      <w:r>
+        <w:t xml:space="preserve">: blood group and allergies</w:t>
+      </w:r>
+    </w:p>
+    <w:p>
+      <w:pPr>
+        <w:spacing w:after="100"/>
+      </w:pPr>
+      <w:r>
+        <w:t xml:space="preserve">always on, everything else opt-in, with a QR code back to the full record.</w:t>
+      </w:r>
+    </w:p>
+    <w:p>
+      <w:pPr>
+        <w:pStyle w:val="ListParagraph"/>
+        <w:numPr>
+          <w:ilvl w:val="0"/>
+          <w:numId w:val="2"/>
+        </w:numPr>
+        <w:spacing w:after="40"/>
+      </w:pPr>
+      <w:r>
+        <w:rPr>
+          <w:b/>
+          <w:bCs/>
+        </w:rPr>
+        <w:t xml:space="preserve">Deleting an account takes four steps</w:t>
+      </w:r>
+      <w:r>
+        <w:t xml:space="preserve"> — a reason, typing DELETE, a code to your phone, and</w:t>
+      </w:r>
+    </w:p>
+    <w:p>
+      <w:pPr>
+        <w:spacing w:after="100"/>
+      </w:pPr>
+      <w:r>
+        <w:t xml:space="preserve">an explicit acknowledgement — because "people prefer to just leave their account" and the</w:t>
+      </w:r>
+    </w:p>
+    <w:p>
+      <w:pPr>
+        <w:spacing w:after="100"/>
+      </w:pPr>
+      <w:r>
+        <w:t xml:space="preserve">ones who do delete should mean it.</w:t>
+      </w:r>
+    </w:p>
+    <w:p>
+      <w:pPr>
+        <w:pStyle w:val="ListParagraph"/>
+        <w:numPr>
+          <w:ilvl w:val="0"/>
+          <w:numId w:val="2"/>
+        </w:numPr>
+        <w:spacing w:after="40"/>
+      </w:pPr>
+      <w:r>
+        <w:rPr>
+          <w:b/>
+          <w:bCs/>
+        </w:rPr>
+        <w:t xml:space="preserve">The notification bell opens a panel</w:t>
+      </w:r>
+      <w:r>
+        <w:t xml:space="preserve"> with the five most recent, and a "View all" into the</w:t>
+      </w:r>
+    </w:p>
+    <w:p>
+      <w:pPr>
+        <w:spacing w:after="100"/>
+      </w:pPr>
+      <w:r>
+        <w:t xml:space="preserve">full screen.</w:t>
+      </w:r>
+    </w:p>
+    <w:p>
+      <w:pPr>
+        <w:pStyle w:val="ListParagraph"/>
+        <w:numPr>
+          <w:ilvl w:val="0"/>
+          <w:numId w:val="2"/>
+        </w:numPr>
+        <w:spacing w:after="40"/>
+      </w:pPr>
+      <w:r>
+        <w:rPr>
+          <w:b/>
+          <w:bCs/>
+        </w:rPr>
+        <w:t xml:space="preserve">Dependants: two free, then a family plan.</w:t>
+      </w:r>
+      <w:r>
+        <w:t xml:space="preserve"> ₦3,000/month for up to six people, or ₦1,500 per</w:t>
+      </w:r>
+    </w:p>
+    <w:p>
+      <w:pPr>
+        <w:spacing w:after="100"/>
+      </w:pPr>
+      <w:r>
+        <w:t xml:space="preserve">extra person — "they can book for two people first for free, then from the third they pay",</w:t>
+      </w:r>
+    </w:p>
+    <w:p>
+      <w:pPr>
+        <w:spacing w:after="100"/>
+      </w:pPr>
+      <w:r>
+        <w:t xml:space="preserve">so the value is felt before it is charged. Figures are indicative.</w:t>
+      </w:r>
+    </w:p>
+    <w:p>
+      <w:pPr>
+        <w:spacing w:after="100"/>
+      </w:pPr>
+      <w:r>
+        <w:rPr>
+          <w:b/>
+          <w:bCs/>
+        </w:rPr>
+        <w:t xml:space="preserve">Also fixed in this round, found while measuring rather than in the review:</w:t>
+      </w:r>
+      <w:r>
+        <w:t xml:space="preserve"> every one of the</w:t>
+      </w:r>
+    </w:p>
+    <w:p>
+      <w:pPr>
+        <w:spacing w:after="100"/>
+      </w:pPr>
+      <w:r>
+        <w:t xml:space="preserve">70 authentication frames and 5 design-system frames still used </w:t>
+      </w:r>
+      <w:r>
+        <w:rPr>
+          <w:rFonts w:ascii="Consolas" w:cs="Consolas" w:eastAsia="Consolas" w:hAnsi="Consolas"/>
+        </w:rPr>
+        <w:t xml:space="preserve">wrap="wrap"</w:t>
+      </w:r>
+      <w:r>
+        <w:t xml:space="preserve">, which figma-ds-cli</w:t>
+      </w:r>
+    </w:p>
+    <w:p>
+      <w:pPr>
+        <w:spacing w:after="100"/>
+      </w:pPr>
+      <w:r>
+        <w:t xml:space="preserve">ignores — the same defect that made the member module render badly in Figma. All 297 frames across</w:t>
+      </w:r>
+    </w:p>
+    <w:p>
+      <w:pPr>
+        <w:spacing w:after="100"/>
+      </w:pPr>
+      <w:r>
+        <w:t xml:space="preserve">the five bundles are now clean, and the validator rejects it permanently.</w:t>
+      </w:r>
+    </w:p>
+    <w:p>
+      <w:pPr>
+        <w:spacing w:after="100"/>
+      </w:pPr>
+      <w:r>
+        <w:rPr>
+          <w:b/>
+          <w:bCs/>
+        </w:rPr>
+        <w:t xml:space="preserve">Still open, by agreement:</w:t>
+      </w:r>
+      <w:r>
+        <w:t xml:space="preserve"> a medical doctor reviews the clinical screens before build; legal</w:t>
+      </w:r>
+    </w:p>
+    <w:p>
+      <w:pPr>
+        <w:spacing w:after="100"/>
+      </w:pPr>
+      <w:r>
+        <w:t xml:space="preserve">opinion on what an institution must supply at verification; a drug-reference API for prescribing;</w:t>
+      </w:r>
+    </w:p>
+    <w:p>
+      <w:pPr>
+        <w:spacing w:after="100"/>
+      </w:pPr>
+      <w:r>
+        <w:t xml:space="preserve">and confirmation of the commission and family-plan prices with the pilot clinics.</w:t>
       </w:r>
     </w:p>
     <w:p>

--- a/docs/Medra_PRD.docx
+++ b/docs/Medra_PRD.docx
@@ -9374,7 +9374,7 @@
               <w:jc w:val="left"/>
             </w:pPr>
             <w:r>
-              <w:t xml:space="preserve">Doctor app, batch 1 — Queue · Consultation · Patients · Practice</w:t>
+              <w:t xml:space="preserve">Doctor app — full module (rebuilt)</w:t>
             </w:r>
           </w:p>
         </w:tc>
@@ -9395,7 +9395,7 @@
               <w:jc w:val="center"/>
             </w:pPr>
             <w:r>
-              <w:t xml:space="preserve">23</w:t>
+              <w:t xml:space="preserve">45</w:t>
             </w:r>
           </w:p>
         </w:tc>
@@ -9416,7 +9416,7 @@
               <w:jc w:val="center"/>
             </w:pPr>
             <w:r>
-              <w:t xml:space="preserve">58</w:t>
+              <w:t xml:space="preserve">114</w:t>
             </w:r>
           </w:p>
         </w:tc>
@@ -9437,7 +9437,7 @@
               <w:jc w:val="center"/>
             </w:pPr>
             <w:r>
-              <w:t xml:space="preserve">6</w:t>
+              <w:t xml:space="preserve">8</w:t>
             </w:r>
           </w:p>
         </w:tc>
@@ -10887,6 +10887,537 @@
       </w:pPr>
       <w:r>
         <w:t xml:space="preserve">and confirmation of the commission and family-plan prices with the pilot clinics.</w:t>
+      </w:r>
+    </w:p>
+    <w:p>
+      <w:pPr>
+        <w:pStyle w:val="Heading3"/>
+        <w:spacing w:after="60" w:before="180"/>
+      </w:pPr>
+      <w:r>
+        <w:t xml:space="preserve">15.4 Doctor module — second pass</w:t>
+      </w:r>
+    </w:p>
+    <w:p>
+      <w:pPr>
+        <w:spacing w:after="100"/>
+      </w:pPr>
+      <w:r>
+        <w:t xml:space="preserve">The first doctor build was judged too basic, with mobile screens carrying less than desktop and</w:t>
+      </w:r>
+    </w:p>
+    <w:p>
+      <w:pPr>
+        <w:spacing w:after="100"/>
+      </w:pPr>
+      <w:r>
+        <w:t xml:space="preserve">a look too close to the member app. It was rebuilt rather than patched.</w:t>
+      </w:r>
+    </w:p>
+    <w:p>
+      <w:pPr>
+        <w:spacing w:after="100"/>
+      </w:pPr>
+      <w:r>
+        <w:rPr>
+          <w:b/>
+          <w:bCs/>
+        </w:rPr>
+        <w:t xml:space="preserve">A separate visual system.</w:t>
+      </w:r>
+      <w:r>
+        <w:t xml:space="preserve"> The doctor app now uses an **88px icon rail plus a 236px</w:t>
+      </w:r>
+    </w:p>
+    <w:p>
+      <w:pPr>
+        <w:spacing w:after="100"/>
+      </w:pPr>
+      <w:r>
+        <w:t xml:space="preserve">contextual panel</w:t>
+      </w:r>
+      <w:r>
+        <w:rPr>
+          <w:b/>
+          <w:bCs/>
+        </w:rPr>
+        <w:t xml:space="preserve"> instead of the member's single sidebar, a </w:t>
+      </w:r>
+      <w:r>
+        <w:t xml:space="preserve">graph-paper ground** instead of</w:t>
+      </w:r>
+    </w:p>
+    <w:p>
+      <w:pPr>
+        <w:spacing w:after="100"/>
+      </w:pPr>
+      <w:r>
+        <w:t xml:space="preserve">the soft mesh, 14–18px corners instead of 24–28px, a </w:t>
+      </w:r>
+      <w:r>
+        <w:rPr>
+          <w:b/>
+          <w:bCs/>
+        </w:rPr>
+        <w:t xml:space="preserve">dark command strip</w:t>
+      </w:r>
+      <w:r>
+        <w:t xml:space="preserve"> carrying the day's</w:t>
+      </w:r>
+    </w:p>
+    <w:p>
+      <w:pPr>
+        <w:spacing w:after="100"/>
+      </w:pPr>
+      <w:r>
+        <w:t xml:space="preserve">progress and the urgent count, and on mobile a </w:t>
+      </w:r>
+      <w:r>
+        <w:rPr>
+          <w:b/>
+          <w:bCs/>
+        </w:rPr>
+        <w:t xml:space="preserve">navy header block</w:t>
+      </w:r>
+      <w:r>
+        <w:t xml:space="preserve"> with a raised centre</w:t>
+      </w:r>
+    </w:p>
+    <w:p>
+      <w:pPr>
+        <w:spacing w:after="100"/>
+      </w:pPr>
+      <w:r>
+        <w:t xml:space="preserve">action in the tab bar. It is recognisable as a different product at a glance, on the same brand.</w:t>
+      </w:r>
+    </w:p>
+    <w:p>
+      <w:pPr>
+        <w:spacing w:after="100"/>
+      </w:pPr>
+      <w:r>
+        <w:rPr>
+          <w:b/>
+          <w:bCs/>
+        </w:rPr>
+        <w:t xml:space="preserve">Mobile parity.</w:t>
+      </w:r>
+      <w:r>
+        <w:t xml:space="preserve"> Every mobile screen now carries the same cards as its desktop twin, with the</w:t>
+      </w:r>
+    </w:p>
+    <w:p>
+      <w:pPr>
+        <w:spacing w:after="100"/>
+      </w:pPr>
+      <w:r>
+        <w:t xml:space="preserve">desktop side-rail folded in underneath and the panel's key numbers absorbed into the header.</w:t>
+      </w:r>
+    </w:p>
+    <w:p>
+      <w:pPr>
+        <w:spacing w:after="100"/>
+      </w:pPr>
+      <w:r>
+        <w:t xml:space="preserve">They are scrolling frames; what is guaranteed is no horizontal overflow at 390 and the primary</w:t>
+      </w:r>
+    </w:p>
+    <w:p>
+      <w:pPr>
+        <w:spacing w:after="100"/>
+      </w:pPr>
+      <w:r>
+        <w:t xml:space="preserve">action inside the first viewport.</w:t>
+      </w:r>
+    </w:p>
+    <w:p>
+      <w:pPr>
+        <w:spacing w:after="100"/>
+      </w:pPr>
+      <w:r>
+        <w:rPr>
+          <w:b/>
+          <w:bCs/>
+        </w:rPr>
+        <w:t xml:space="preserve">Requirements this pass closed that the first build had missed:</w:t>
+      </w:r>
+    </w:p>
+    <w:p>
+      <w:pPr>
+        <w:pStyle w:val="ListParagraph"/>
+        <w:numPr>
+          <w:ilvl w:val="0"/>
+          <w:numId w:val="1"/>
+        </w:numPr>
+        <w:spacing w:after="40"/>
+      </w:pPr>
+      <w:r>
+        <w:rPr>
+          <w:b/>
+          <w:bCs/>
+        </w:rPr>
+        <w:t xml:space="preserve">Confirm or decline a booking request</w:t>
+      </w:r>
+      <w:r>
+        <w:t xml:space="preserve"> (§7 Module 4, §10.2 D3) — screen K2.</w:t>
+      </w:r>
+    </w:p>
+    <w:p>
+      <w:pPr>
+        <w:pStyle w:val="ListParagraph"/>
+        <w:numPr>
+          <w:ilvl w:val="0"/>
+          <w:numId w:val="1"/>
+        </w:numPr>
+        <w:spacing w:after="40"/>
+      </w:pPr>
+      <w:r>
+        <w:rPr>
+          <w:b/>
+          <w:bCs/>
+        </w:rPr>
+        <w:t xml:space="preserve">Mark complete or no-show</w:t>
+      </w:r>
+      <w:r>
+        <w:t xml:space="preserve"> (§7 Module 4) — screen K5, with the fee, slot and record</w:t>
+      </w:r>
+    </w:p>
+    <w:p>
+      <w:pPr>
+        <w:spacing w:after="100"/>
+      </w:pPr>
+      <w:r>
+        <w:t xml:space="preserve">consequences stated.</w:t>
+      </w:r>
+    </w:p>
+    <w:p>
+      <w:pPr>
+        <w:pStyle w:val="ListParagraph"/>
+        <w:numPr>
+          <w:ilvl w:val="0"/>
+          <w:numId w:val="1"/>
+        </w:numPr>
+        <w:spacing w:after="40"/>
+      </w:pPr>
+      <w:r>
+        <w:rPr>
+          <w:b/>
+          <w:bCs/>
+        </w:rPr>
+        <w:t xml:space="preserve">The PRD's exact note fields</w:t>
+      </w:r>
+      <w:r>
+        <w:t xml:space="preserve"> (§7 Module 6): presenting complaint, examination, diagnosis,</w:t>
+      </w:r>
+    </w:p>
+    <w:p>
+      <w:pPr>
+        <w:spacing w:after="100"/>
+      </w:pPr>
+      <w:r>
+        <w:t xml:space="preserve">treatment plan, doctor's comment and </w:t>
+      </w:r>
+      <w:r>
+        <w:rPr>
+          <w:b/>
+          <w:bCs/>
+        </w:rPr>
+        <w:t xml:space="preserve">private notes</w:t>
+      </w:r>
+      <w:r>
+        <w:t xml:space="preserve"> — screen C1, with per-field share</w:t>
+      </w:r>
+    </w:p>
+    <w:p>
+      <w:pPr>
+        <w:spacing w:after="100"/>
+      </w:pPr>
+      <w:r>
+        <w:t xml:space="preserve">switches on C7.</w:t>
+      </w:r>
+    </w:p>
+    <w:p>
+      <w:pPr>
+        <w:pStyle w:val="ListParagraph"/>
+        <w:numPr>
+          <w:ilvl w:val="0"/>
+          <w:numId w:val="1"/>
+        </w:numPr>
+        <w:spacing w:after="40"/>
+      </w:pPr>
+      <w:r>
+        <w:rPr>
+          <w:b/>
+          <w:bCs/>
+        </w:rPr>
+        <w:t xml:space="preserve">Send the room link for a virtual booking</w:t>
+      </w:r>
+      <w:r>
+        <w:t xml:space="preserve"> (§7 Module 7, D5) — screen C10, with proof of</w:t>
+      </w:r>
+    </w:p>
+    <w:p>
+      <w:pPr>
+        <w:spacing w:after="100"/>
+      </w:pPr>
+      <w:r>
+        <w:t xml:space="preserve">delivery on three channels and four fallbacks.</w:t>
+      </w:r>
+    </w:p>
+    <w:p>
+      <w:pPr>
+        <w:pStyle w:val="ListParagraph"/>
+        <w:numPr>
+          <w:ilvl w:val="0"/>
+          <w:numId w:val="1"/>
+        </w:numPr>
+        <w:spacing w:after="40"/>
+      </w:pPr>
+      <w:r>
+        <w:rPr>
+          <w:b/>
+          <w:bCs/>
+        </w:rPr>
+        <w:t xml:space="preserve">Subscription, 30-day trial countdown, Paystack, and the expired-locked state</w:t>
+      </w:r>
+    </w:p>
+    <w:p>
+      <w:pPr>
+        <w:spacing w:after="100"/>
+      </w:pPr>
+      <w:r>
+        <w:t xml:space="preserve">(§7 Module 8) — screens S6 and X1.</w:t>
+      </w:r>
+    </w:p>
+    <w:p>
+      <w:pPr>
+        <w:pStyle w:val="ListParagraph"/>
+        <w:numPr>
+          <w:ilvl w:val="0"/>
+          <w:numId w:val="1"/>
+        </w:numPr>
+        <w:spacing w:after="40"/>
+      </w:pPr>
+      <w:r>
+        <w:rPr>
+          <w:b/>
+          <w:bCs/>
+        </w:rPr>
+        <w:t xml:space="preserve">The independent practitioner who has no institution</w:t>
+      </w:r>
+      <w:r>
+        <w:t xml:space="preserve"> (§11.4) — screen S7.</w:t>
+      </w:r>
+    </w:p>
+    <w:p>
+      <w:pPr>
+        <w:spacing w:after="100"/>
+      </w:pPr>
+      <w:r>
+        <w:rPr>
+          <w:b/>
+          <w:bCs/>
+        </w:rPr>
+        <w:t xml:space="preserve">AARRR on the supply side</w:t>
+      </w:r>
+      <w:r>
+        <w:t xml:space="preserve">, which had no representation at all before: acquisition (booking</w:t>
+      </w:r>
+    </w:p>
+    <w:p>
+      <w:pPr>
+        <w:spacing w:after="100"/>
+      </w:pPr>
+      <w:r>
+        <w:t xml:space="preserve">link, waiting-room QR poster, patient import, colleague invitations), activation (a setup</w:t>
+      </w:r>
+    </w:p>
+    <w:p>
+      <w:pPr>
+        <w:spacing w:after="100"/>
+      </w:pPr>
+      <w:r>
+        <w:t xml:space="preserve">checklist with a real "you are not bookable yet" gate), retention (recall and follow-up lists,</w:t>
+      </w:r>
+    </w:p>
+    <w:p>
+      <w:pPr>
+        <w:spacing w:after="100"/>
+      </w:pPr>
+      <w:r>
+        <w:t xml:space="preserve">messages, insights, reviews), referral (invite a colleague, refer a patient onward), and revenue</w:t>
+      </w:r>
+    </w:p>
+    <w:p>
+      <w:pPr>
+        <w:spacing w:after="100"/>
+      </w:pPr>
+      <w:r>
+        <w:t xml:space="preserve">(fees, payouts, subscription).</w:t>
+      </w:r>
+    </w:p>
+    <w:p>
+      <w:pPr>
+        <w:spacing w:after="100"/>
+      </w:pPr>
+      <w:r>
+        <w:rPr>
+          <w:b/>
+          <w:bCs/>
+        </w:rPr>
+        <w:t xml:space="preserve">Edge cases now designed:</w:t>
+      </w:r>
+      <w:r>
+        <w:t xml:space="preserve"> running late · no-show with a fee split · doctor cancels · video</w:t>
+      </w:r>
+    </w:p>
+    <w:p>
+      <w:pPr>
+        <w:spacing w:after="100"/>
+      </w:pPr>
+      <w:r>
+        <w:t xml:space="preserve">fails · unpaid slot released · booking declined with a refund · time off with patients already</w:t>
+      </w:r>
+    </w:p>
+    <w:p>
+      <w:pPr>
+        <w:spacing w:after="100"/>
+      </w:pPr>
+      <w:r>
+        <w:t xml:space="preserve">booked · handing patients to a colleague · an allergy blocking a prescription · an out-of-range</w:t>
+      </w:r>
+    </w:p>
+    <w:p>
+      <w:pPr>
+        <w:spacing w:after="100"/>
+      </w:pPr>
+      <w:r>
+        <w:t xml:space="preserve">result held back · a refill that should be a visit · an unsigned note · a note recovered after a</w:t>
+      </w:r>
+    </w:p>
+    <w:p>
+      <w:pPr>
+        <w:spacing w:after="100"/>
+      </w:pPr>
+      <w:r>
+        <w:t xml:space="preserve">crash · offline with queued writes · a service error mid-consultation · trial expiry and lock ·</w:t>
+      </w:r>
+    </w:p>
+    <w:p>
+      <w:pPr>
+        <w:spacing w:after="100"/>
+      </w:pPr>
+      <w:r>
+        <w:t xml:space="preserve">a shared clinic machine left signed in · a patient declining an access request.</w:t>
+      </w:r>
+    </w:p>
+    <w:p>
+      <w:pPr>
+        <w:spacing w:after="100"/>
+      </w:pPr>
+      <w:r>
+        <w:rPr>
+          <w:b/>
+          <w:bCs/>
+        </w:rPr>
+        <w:t xml:space="preserve">One contradiction this surfaced, needing a decision before build.</w:t>
+      </w:r>
+      <w:r>
+        <w:t xml:space="preserve"> §4 of this document says</w:t>
+      </w:r>
+    </w:p>
+    <w:p>
+      <w:pPr>
+        <w:spacing w:after="100"/>
+      </w:pPr>
+      <w:r>
+        <w:t xml:space="preserve">practitioners pay a </w:t>
+      </w:r>
+      <w:r>
+        <w:rPr>
+          <w:b/>
+          <w:bCs/>
+        </w:rPr>
+        <w:t xml:space="preserve">subscription</w:t>
+      </w:r>
+      <w:r>
+        <w:t xml:space="preserve"> and patients pay providers </w:t>
+      </w:r>
+      <w:r>
+        <w:rPr>
+          <w:b/>
+          <w:bCs/>
+        </w:rPr>
+        <w:t xml:space="preserve">directly</w:t>
+      </w:r>
+      <w:r>
+        <w:t xml:space="preserve">. The 1 August review</w:t>
+      </w:r>
+    </w:p>
+    <w:p>
+      <w:pPr>
+        <w:spacing w:after="100"/>
+      </w:pPr>
+      <w:r>
+        <w:t xml:space="preserve">added </w:t>
+      </w:r>
+      <w:r>
+        <w:rPr>
+          <w:b/>
+          <w:bCs/>
+        </w:rPr>
+        <w:t xml:space="preserve">payment before booking</w:t>
+      </w:r>
+      <w:r>
+        <w:t xml:space="preserve">, which means Medra collects the fee and pays the doctor out.</w:t>
+      </w:r>
+    </w:p>
+    <w:p>
+      <w:pPr>
+        <w:spacing w:after="100"/>
+      </w:pPr>
+      <w:r>
+        <w:t xml:space="preserve">Both are now designed — S6 for the subscription and trial, S5 for payouts — and S2 states that</w:t>
+      </w:r>
+    </w:p>
+    <w:p>
+      <w:pPr>
+        <w:spacing w:after="100"/>
+      </w:pPr>
+      <w:r>
+        <w:t xml:space="preserve">Medra earns from the subscription rather than a commission. If the answer is "both", that needs</w:t>
+      </w:r>
+    </w:p>
+    <w:p>
+      <w:pPr>
+        <w:spacing w:after="100"/>
+      </w:pPr>
+      <w:r>
+        <w:t xml:space="preserve">justifying to doctors, because it is two charges on the same transaction.</w:t>
+      </w:r>
+    </w:p>
+    <w:p>
+      <w:pPr>
+        <w:spacing w:after="100"/>
+      </w:pPr>
+      <w:r>
+        <w:t xml:space="preserve">Still open by agreement: a medical doctor reviews every clinical string before build; the 50%</w:t>
+      </w:r>
+    </w:p>
+    <w:p>
+      <w:pPr>
+        <w:spacing w:after="100"/>
+      </w:pPr>
+      <w:r>
+        <w:t xml:space="preserve">no-show split is a pilot policy; referral rewards are indicative; the institution admin portal</w:t>
+      </w:r>
+    </w:p>
+    <w:p>
+      <w:pPr>
+        <w:spacing w:after="100"/>
+      </w:pPr>
+      <w:r>
+        <w:t xml:space="preserve">and a lab technician's own screen are separate modules.</w:t>
       </w:r>
     </w:p>
     <w:p>

--- a/docs/Medra_PRD.docx
+++ b/docs/Medra_PRD.docx
@@ -9395,7 +9395,7 @@
               <w:jc w:val="center"/>
             </w:pPr>
             <w:r>
-              <w:t xml:space="preserve">45</w:t>
+              <w:t xml:space="preserve">46</w:t>
             </w:r>
           </w:p>
         </w:tc>
@@ -9416,7 +9416,7 @@
               <w:jc w:val="center"/>
             </w:pPr>
             <w:r>
-              <w:t xml:space="preserve">114</w:t>
+              <w:t xml:space="preserve">116</w:t>
             </w:r>
           </w:p>
         </w:tc>
@@ -10926,69 +10926,113 @@
         <w:t xml:space="preserve">A separate visual system.</w:t>
       </w:r>
       <w:r>
-        <w:t xml:space="preserve"> The doctor app now uses an **88px icon rail plus a 236px</w:t>
-      </w:r>
-    </w:p>
-    <w:p>
-      <w:pPr>
-        <w:spacing w:after="100"/>
-      </w:pPr>
-      <w:r>
-        <w:t xml:space="preserve">contextual panel</w:t>
-      </w:r>
-      <w:r>
-        <w:rPr>
-          <w:b/>
-          <w:bCs/>
-        </w:rPr>
-        <w:t xml:space="preserve"> instead of the member's single sidebar, a </w:t>
-      </w:r>
-      <w:r>
-        <w:t xml:space="preserve">graph-paper ground** instead of</w:t>
-      </w:r>
-    </w:p>
-    <w:p>
-      <w:pPr>
-        <w:spacing w:after="100"/>
-      </w:pPr>
-      <w:r>
-        <w:t xml:space="preserve">the soft mesh, 14–18px corners instead of 24–28px, a </w:t>
-      </w:r>
-      <w:r>
-        <w:rPr>
-          <w:b/>
-          <w:bCs/>
-        </w:rPr>
-        <w:t xml:space="preserve">dark command strip</w:t>
-      </w:r>
-      <w:r>
-        <w:t xml:space="preserve"> carrying the day's</w:t>
-      </w:r>
-    </w:p>
-    <w:p>
-      <w:pPr>
-        <w:spacing w:after="100"/>
-      </w:pPr>
-      <w:r>
-        <w:t xml:space="preserve">progress and the urgent count, and on mobile a </w:t>
-      </w:r>
-      <w:r>
-        <w:rPr>
-          <w:b/>
-          <w:bCs/>
-        </w:rPr>
-        <w:t xml:space="preserve">navy header block</w:t>
-      </w:r>
-      <w:r>
-        <w:t xml:space="preserve"> with a raised centre</w:t>
-      </w:r>
-    </w:p>
-    <w:p>
-      <w:pPr>
-        <w:spacing w:after="100"/>
-      </w:pPr>
-      <w:r>
-        <w:t xml:space="preserve">action in the tab bar. It is recognisable as a different product at a glance, on the same brand.</w:t>
+        <w:t xml:space="preserve"> The doctor app is structurally a different product: the whole app</w:t>
+      </w:r>
+    </w:p>
+    <w:p>
+      <w:pPr>
+        <w:spacing w:after="100"/>
+      </w:pPr>
+      <w:r>
+        <w:t xml:space="preserve">is a </w:t>
+      </w:r>
+      <w:r>
+        <w:rPr>
+          <w:b/>
+          <w:bCs/>
+        </w:rPr>
+        <w:t xml:space="preserve">white card floating on a soft blue canvas</w:t>
+      </w:r>
+      <w:r>
+        <w:t xml:space="preserve"> with </w:t>
+      </w:r>
+      <w:r>
+        <w:rPr>
+          <w:b/>
+          <w:bCs/>
+        </w:rPr>
+        <w:t xml:space="preserve">three columns</w:t>
+      </w:r>
+      <w:r>
+        <w:t xml:space="preserve"> — a 206px labelled navy</w:t>
+      </w:r>
+    </w:p>
+    <w:p>
+      <w:pPr>
+        <w:spacing w:after="100"/>
+      </w:pPr>
+      <w:r>
+        <w:t xml:space="preserve">sidebar, the main column, and a </w:t>
+      </w:r>
+      <w:r>
+        <w:rPr>
+          <w:b/>
+          <w:bCs/>
+        </w:rPr>
+        <w:t xml:space="preserve">292px light right rail</w:t>
+      </w:r>
+      <w:r>
+        <w:t xml:space="preserve"> holding a month calendar, what is next</w:t>
+      </w:r>
+    </w:p>
+    <w:p>
+      <w:pPr>
+        <w:spacing w:after="100"/>
+      </w:pPr>
+      <w:r>
+        <w:t xml:space="preserve">and what is already done — against the member app's full-bleed two columns. Corners are 14–18px</w:t>
+      </w:r>
+    </w:p>
+    <w:p>
+      <w:pPr>
+        <w:spacing w:after="100"/>
+      </w:pPr>
+      <w:r>
+        <w:t xml:space="preserve">inside a 28px card, the palette adds a </w:t>
+      </w:r>
+      <w:r>
+        <w:rPr>
+          <w:b/>
+          <w:bCs/>
+        </w:rPr>
+        <w:t xml:space="preserve">warm coral/amber</w:t>
+      </w:r>
+      <w:r>
+        <w:t xml:space="preserve"> alongside the brand teal for counts</w:t>
+      </w:r>
+    </w:p>
+    <w:p>
+      <w:pPr>
+        <w:spacing w:after="100"/>
+      </w:pPr>
+      <w:r>
+        <w:t xml:space="preserve">and attention, and on mobile the chrome is a </w:t>
+      </w:r>
+      <w:r>
+        <w:rPr>
+          <w:b/>
+          <w:bCs/>
+        </w:rPr>
+        <w:t xml:space="preserve">floating brand-gradient header card</w:t>
+      </w:r>
+      <w:r>
+        <w:t xml:space="preserve"> with a</w:t>
+      </w:r>
+    </w:p>
+    <w:p>
+      <w:pPr>
+        <w:spacing w:after="100"/>
+      </w:pPr>
+      <w:r>
+        <w:t xml:space="preserve">raised centre action in the tab bar. It is recognisable as a different product at a glance, on</w:t>
+      </w:r>
+    </w:p>
+    <w:p>
+      <w:pPr>
+        <w:spacing w:after="100"/>
+      </w:pPr>
+      <w:r>
+        <w:t xml:space="preserve">the same brand.</w:t>
       </w:r>
     </w:p>
     <w:p>
@@ -11418,6 +11462,407 @@
       </w:pPr>
       <w:r>
         <w:t xml:space="preserve">and a lab technician's own screen are separate modules.</w:t>
+      </w:r>
+    </w:p>
+    <w:p>
+      <w:pPr>
+        <w:pStyle w:val="Heading3"/>
+        <w:spacing w:after="60" w:before="180"/>
+      </w:pPr>
+      <w:r>
+        <w:t xml:space="preserve">15.5 Doctor module — third pass: the reference direction, and a prototype that holds</w:t>
+      </w:r>
+    </w:p>
+    <w:p>
+      <w:pPr>
+        <w:spacing w:after="100"/>
+      </w:pPr>
+      <w:r>
+        <w:t xml:space="preserve">The product owner approved the second pass's structure and asked for the warmth of a reference</w:t>
+      </w:r>
+    </w:p>
+    <w:p>
+      <w:pPr>
+        <w:spacing w:after="100"/>
+      </w:pPr>
+      <w:r>
+        <w:t xml:space="preserve">dashboard, and for the screens to be prototyped rather than merely drawn.</w:t>
+      </w:r>
+    </w:p>
+    <w:p>
+      <w:pPr>
+        <w:spacing w:after="100"/>
+      </w:pPr>
+      <w:r>
+        <w:rPr>
+          <w:b/>
+          <w:bCs/>
+        </w:rPr>
+        <w:t xml:space="preserve">The reference direction.</w:t>
+      </w:r>
+      <w:r>
+        <w:t xml:space="preserve"> The floating card, the pastel two-letter code chips (</w:t>
+      </w:r>
+      <w:r>
+        <w:rPr>
+          <w:rFonts w:ascii="Consolas" w:cs="Consolas" w:eastAsia="Consolas" w:hAnsi="Consolas"/>
+        </w:rPr>
+        <w:t xml:space="preserve">Rx</w:t>
+      </w:r>
+      <w:r>
+        <w:t xml:space="preserve"> </w:t>
+      </w:r>
+      <w:r>
+        <w:rPr>
+          <w:rFonts w:ascii="Consolas" w:cs="Consolas" w:eastAsia="Consolas" w:hAnsi="Consolas"/>
+        </w:rPr>
+        <w:t xml:space="preserve">Lab</w:t>
+      </w:r>
+    </w:p>
+    <w:p>
+      <w:pPr>
+        <w:spacing w:after="100"/>
+      </w:pPr>
+      <w:r>
+        <w:rPr>
+          <w:rFonts w:ascii="Consolas" w:cs="Consolas" w:eastAsia="Consolas" w:hAnsi="Consolas"/>
+        </w:rPr>
+        <w:t xml:space="preserve">Ref</w:t>
+      </w:r>
+      <w:r>
+        <w:t xml:space="preserve"> </w:t>
+      </w:r>
+      <w:r>
+        <w:rPr>
+          <w:rFonts w:ascii="Consolas" w:cs="Consolas" w:eastAsia="Consolas" w:hAnsi="Consolas"/>
+        </w:rPr>
+        <w:t xml:space="preserve">Note</w:t>
+      </w:r>
+      <w:r>
+        <w:t xml:space="preserve">), the donut, the per-patient progress bars, the media table and the month calendar</w:t>
+      </w:r>
+    </w:p>
+    <w:p>
+      <w:pPr>
+        <w:spacing w:after="100"/>
+      </w:pPr>
+      <w:r>
+        <w:t xml:space="preserve">in the right rail all come from it. The structure — three columns, a floating card — is what</w:t>
+      </w:r>
+    </w:p>
+    <w:p>
+      <w:pPr>
+        <w:spacing w:after="100"/>
+      </w:pPr>
+      <w:r>
+        <w:t xml:space="preserve">keeps the doctor app distinct from the member app; the reference supplied the warmth, not the</w:t>
+      </w:r>
+    </w:p>
+    <w:p>
+      <w:pPr>
+        <w:spacing w:after="100"/>
+      </w:pPr>
+      <w:r>
+        <w:t xml:space="preserve">information architecture.</w:t>
+      </w:r>
+    </w:p>
+    <w:p>
+      <w:pPr>
+        <w:spacing w:after="100"/>
+      </w:pPr>
+      <w:r>
+        <w:rPr>
+          <w:b/>
+          <w:bCs/>
+        </w:rPr>
+        <w:t xml:space="preserve">The prototype is now audited, not assumed.</w:t>
+      </w:r>
+      <w:r>
+        <w:t xml:space="preserve"> A new offline check (</w:t>
+      </w:r>
+      <w:r>
+        <w:rPr>
+          <w:rFonts w:ascii="Consolas" w:cs="Consolas" w:eastAsia="Consolas" w:hAnsi="Consolas"/>
+        </w:rPr>
+        <w:t xml:space="preserve">tools/figma/proto_check.py</w:t>
+      </w:r>
+      <w:r>
+        <w:t xml:space="preserve">)</w:t>
+      </w:r>
+    </w:p>
+    <w:p>
+      <w:pPr>
+        <w:spacing w:after="100"/>
+      </w:pPr>
+      <w:r>
+        <w:t xml:space="preserve">reads the frames off disk, walks the transition table and reports unreachable screens, broken</w:t>
+      </w:r>
+    </w:p>
+    <w:p>
+      <w:pPr>
+        <w:spacing w:after="100"/>
+      </w:pPr>
+      <w:r>
+        <w:t xml:space="preserve">hotspots and unwired controls. Its first run found real defects, all now fixed:</w:t>
+      </w:r>
+    </w:p>
+    <w:p>
+      <w:pPr>
+        <w:pStyle w:val="ListParagraph"/>
+        <w:numPr>
+          <w:ilvl w:val="0"/>
+          <w:numId w:val="1"/>
+        </w:numPr>
+        <w:spacing w:after="40"/>
+      </w:pPr>
+      <w:r>
+        <w:rPr>
+          <w:b/>
+          <w:bCs/>
+        </w:rPr>
+        <w:t xml:space="preserve">45 transitions pointed at hotspots that did not exist</w:t>
+      </w:r>
+      <w:r>
+        <w:t xml:space="preserve"> — mostly on mobile, where the</w:t>
+      </w:r>
+    </w:p>
+    <w:p>
+      <w:pPr>
+        <w:spacing w:after="100"/>
+      </w:pPr>
+      <w:r>
+        <w:t xml:space="preserve">affordance had simply not been drawn. That is the same "mobile carries less than desktop"</w:t>
+      </w:r>
+    </w:p>
+    <w:p>
+      <w:pPr>
+        <w:spacing w:after="100"/>
+      </w:pPr>
+      <w:r>
+        <w:t xml:space="preserve">complaint, showing up as broken links rather than as missing content.</w:t>
+      </w:r>
+    </w:p>
+    <w:p>
+      <w:pPr>
+        <w:pStyle w:val="ListParagraph"/>
+        <w:numPr>
+          <w:ilvl w:val="0"/>
+          <w:numId w:val="1"/>
+        </w:numPr>
+        <w:spacing w:after="40"/>
+      </w:pPr>
+      <w:r>
+        <w:rPr>
+          <w:b/>
+          <w:bCs/>
+        </w:rPr>
+        <w:t xml:space="preserve">Four of the eight sidebar destinations had no mobile route at all.</w:t>
+      </w:r>
+      <w:r>
+        <w:t xml:space="preserve"> A phone tab bar carries</w:t>
+      </w:r>
+    </w:p>
+    <w:p>
+      <w:pPr>
+        <w:spacing w:after="100"/>
+      </w:pPr>
+      <w:r>
+        <w:t xml:space="preserve">five; Schedule, Consults, Money and Growth had none. A new screen, </w:t>
+      </w:r>
+      <w:r>
+        <w:rPr>
+          <w:b/>
+          <w:bCs/>
+        </w:rPr>
+        <w:t xml:space="preserve">K9 "Everything"</w:t>
+      </w:r>
+      <w:r>
+        <w:t xml:space="preserve">, is the</w:t>
+      </w:r>
+    </w:p>
+    <w:p>
+      <w:pPr>
+        <w:spacing w:after="100"/>
+      </w:pPr>
+      <w:r>
+        <w:t xml:space="preserve">fifth tab and now the only mobile route to them; on desktop the same directory is what the</w:t>
+      </w:r>
+    </w:p>
+    <w:p>
+      <w:pPr>
+        <w:spacing w:after="100"/>
+      </w:pPr>
+      <w:r>
+        <w:t xml:space="preserve">app-grid button in the top bar opens.</w:t>
+      </w:r>
+    </w:p>
+    <w:p>
+      <w:pPr>
+        <w:pStyle w:val="ListParagraph"/>
+        <w:numPr>
+          <w:ilvl w:val="0"/>
+          <w:numId w:val="1"/>
+        </w:numPr>
+        <w:spacing w:after="40"/>
+      </w:pPr>
+      <w:r>
+        <w:rPr>
+          <w:b/>
+          <w:bCs/>
+        </w:rPr>
+        <w:t xml:space="preserve">S8 Account &amp; Security was unreachable</w:t>
+      </w:r>
+      <w:r>
+        <w:t xml:space="preserve"> — nothing linked to it. So were four of the six</w:t>
+      </w:r>
+    </w:p>
+    <w:p>
+      <w:pPr>
+        <w:spacing w:after="100"/>
+      </w:pPr>
+      <w:r>
+        <w:t xml:space="preserve">States screens, which happen because of a condition rather than a tap; each now carries a</w:t>
+      </w:r>
+    </w:p>
+    <w:p>
+      <w:pPr>
+        <w:spacing w:after="100"/>
+      </w:pPr>
+      <w:r>
+        <w:t xml:space="preserve">small state switcher, explicitly labelled as a review control rather than product.</w:t>
+      </w:r>
+    </w:p>
+    <w:p>
+      <w:pPr>
+        <w:pStyle w:val="ListParagraph"/>
+        <w:numPr>
+          <w:ilvl w:val="0"/>
+          <w:numId w:val="1"/>
+        </w:numPr>
+        <w:spacing w:after="40"/>
+      </w:pPr>
+      <w:r>
+        <w:rPr>
+          <w:b/>
+          <w:bCs/>
+        </w:rPr>
+        <w:t xml:space="preserve">Every page had one flow starting point, on desktop only</w:t>
+      </w:r>
+      <w:r>
+        <w:t xml:space="preserve">, so the mobile row was not a</w:t>
+      </w:r>
+    </w:p>
+    <w:p>
+      <w:pPr>
+        <w:spacing w:after="100"/>
+      </w:pPr>
+      <w:r>
+        <w:t xml:space="preserve">prototype at all. Each page now declares two.</w:t>
+      </w:r>
+    </w:p>
+    <w:p>
+      <w:pPr>
+        <w:spacing w:after="100"/>
+      </w:pPr>
+      <w:r>
+        <w:t xml:space="preserve">Current state: **116 frames, 46 screens at both breakpoints, 92 of 92 reachable, 626 explicit</w:t>
+      </w:r>
+    </w:p>
+    <w:p>
+      <w:pPr>
+        <w:spacing w:after="100"/>
+      </w:pPr>
+      <w:r>
+        <w:t xml:space="preserve">transitions and 1,196 navigation links, no broken hotspots, no horizontal overflow at 390 or</w:t>
+      </w:r>
+    </w:p>
+    <w:p>
+      <w:pPr>
+        <w:spacing w:after="100"/>
+      </w:pPr>
+      <w:r>
+        <w:t xml:space="preserve">1440.** The flows are documented in </w:t>
+      </w:r>
+      <w:r>
+        <w:rPr>
+          <w:rFonts w:ascii="Consolas" w:cs="Consolas" w:eastAsia="Consolas" w:hAnsi="Consolas"/>
+        </w:rPr>
+        <w:t xml:space="preserve">figma/medra-doctor/PROTOTYPE.md</w:t>
+      </w:r>
+      <w:r>
+        <w:t xml:space="preserve">.</w:t>
+      </w:r>
+    </w:p>
+    <w:p>
+      <w:pPr>
+        <w:spacing w:after="100"/>
+      </w:pPr>
+      <w:r>
+        <w:rPr>
+          <w:b/>
+          <w:bCs/>
+        </w:rPr>
+        <w:t xml:space="preserve">One judgement made in the process.</w:t>
+      </w:r>
+      <w:r>
+        <w:t xml:space="preserve"> Where a desktop right-rail section would only repeat what</w:t>
+      </w:r>
+    </w:p>
+    <w:p>
+      <w:pPr>
+        <w:spacing w:after="100"/>
+      </w:pPr>
+      <w:r>
+        <w:t xml:space="preserve">the mobile main column already said — "Next up" on a screen that already lists the queue — it is</w:t>
+      </w:r>
+    </w:p>
+    <w:p>
+      <w:pPr>
+        <w:spacing w:after="100"/>
+      </w:pPr>
+      <w:r>
+        <w:t xml:space="preserve">left out rather than folded in. Parity means the same information is reachable, not that every</w:t>
+      </w:r>
+    </w:p>
+    <w:p>
+      <w:pPr>
+        <w:spacing w:after="100"/>
+      </w:pPr>
+      <w:r>
+        <w:t xml:space="preserve">desktop container is duplicated; the difference is roughly 900px of scroll on the busiest screen.</w:t>
+      </w:r>
+    </w:p>
+    <w:p>
+      <w:pPr>
+        <w:spacing w:after="100"/>
+      </w:pPr>
+      <w:r>
+        <w:t xml:space="preserve">Nothing outside the doctor module was created, edited or re-rendered; the design-system,</w:t>
+      </w:r>
+    </w:p>
+    <w:p>
+      <w:pPr>
+        <w:spacing w:after="100"/>
+      </w:pPr>
+      <w:r>
+        <w:t xml:space="preserve">authentication and member pages are untouched, and </w:t>
+      </w:r>
+      <w:r>
+        <w:rPr>
+          <w:rFonts w:ascii="Consolas" w:cs="Consolas" w:eastAsia="Consolas" w:hAnsi="Consolas"/>
+        </w:rPr>
+        <w:t xml:space="preserve">CLI-PROMPT.md</w:t>
+      </w:r>
+      <w:r>
+        <w:t xml:space="preserve"> states that constraint to the</w:t>
+      </w:r>
+    </w:p>
+    <w:p>
+      <w:pPr>
+        <w:spacing w:after="100"/>
+      </w:pPr>
+      <w:r>
+        <w:t xml:space="preserve">terminal that renders into Figma.</w:t>
       </w:r>
     </w:p>
     <w:p>

--- a/docs/Medra_PRD.docx
+++ b/docs/Medra_PRD.docx
@@ -9416,7 +9416,7 @@
               <w:jc w:val="center"/>
             </w:pPr>
             <w:r>
-              <w:t xml:space="preserve">116</w:t>
+              <w:t xml:space="preserve">239</w:t>
             </w:r>
           </w:p>
         </w:tc>
@@ -11863,6 +11863,888 @@
       </w:pPr>
       <w:r>
         <w:t xml:space="preserve">terminal that renders into Figma.</w:t>
+      </w:r>
+    </w:p>
+    <w:p>
+      <w:pPr>
+        <w:pStyle w:val="Heading3"/>
+        <w:spacing w:after="60" w:before="180"/>
+      </w:pPr>
+      <w:r>
+        <w:t xml:space="preserve">15.6 Doctor module — fourth pass: density</w:t>
+      </w:r>
+    </w:p>
+    <w:p>
+      <w:pPr>
+        <w:spacing w:after="100"/>
+      </w:pPr>
+      <w:r>
+        <w:t xml:space="preserve">The product owner accepted the coverage and the direction, and raised the remaining problem:</w:t>
+      </w:r>
+    </w:p>
+    <w:p>
+      <w:pPr>
+        <w:spacing w:after="100"/>
+      </w:pPr>
+      <w:r>
+        <w:t xml:space="preserve">the screens were overloaded, mobile especially. That was true and measurable — the average</w:t>
+      </w:r>
+    </w:p>
+    <w:p>
+      <w:pPr>
+        <w:spacing w:after="100"/>
+      </w:pPr>
+      <w:r>
+        <w:t xml:space="preserve">mobile screen was two full viewports of stacked cards and the busiest was five, because every</w:t>
+      </w:r>
+    </w:p>
+    <w:p>
+      <w:pPr>
+        <w:spacing w:after="100"/>
+      </w:pPr>
+      <w:r>
+        <w:t xml:space="preserve">desktop card had been folded into one column. Completeness is not legibility.</w:t>
+      </w:r>
+    </w:p>
+    <w:p>
+      <w:pPr>
+        <w:spacing w:after="100"/>
+      </w:pPr>
+      <w:r>
+        <w:rPr>
+          <w:b/>
+          <w:bCs/>
+        </w:rPr>
+        <w:t xml:space="preserve">Mobile is now hub → section → sheet.</w:t>
+      </w:r>
+    </w:p>
+    <w:tbl>
+      <w:tblPr>
+        <w:tblW w:type="dxa" w:w="9360"/>
+        <w:tblBorders>
+          <w:top w:val="single" w:color="CCCCCC" w:sz="2"/>
+          <w:left w:val="single" w:color="CCCCCC" w:sz="2"/>
+          <w:bottom w:val="single" w:color="CCCCCC" w:sz="2"/>
+          <w:right w:val="single" w:color="CCCCCC" w:sz="2"/>
+          <w:insideH w:val="single" w:color="CCCCCC" w:sz="2"/>
+          <w:insideV w:val="single" w:color="CCCCCC" w:sz="2"/>
+        </w:tblBorders>
+      </w:tblPr>
+      <w:tblGrid>
+        <w:gridCol w:w="4680"/>
+        <w:gridCol w:w="4680"/>
+      </w:tblGrid>
+      <w:tr>
+        <w:trPr>
+          <w:tblHeader/>
+        </w:trPr>
+        <w:tc>
+          <w:tcPr>
+            <w:tcW w:type="dxa" w:w="4680"/>
+            <w:shd w:fill="1B3A5B" w:color="auto" w:val="clear"/>
+            <w:tcMar>
+              <w:top w:type="dxa" w:w="40"/>
+              <w:left w:type="dxa" w:w="80"/>
+              <w:bottom w:type="dxa" w:w="40"/>
+              <w:right w:type="dxa" w:w="80"/>
+            </w:tcMar>
+          </w:tcPr>
+          <w:p>
+            <w:pPr>
+              <w:spacing w:after="0"/>
+              <w:jc w:val="left"/>
+            </w:pPr>
+            <w:r>
+              <w:rPr>
+                <w:b/>
+                <w:bCs/>
+                <w:color w:val="FFFFFF"/>
+              </w:rPr>
+              <w:t xml:space="preserve"/>
+            </w:r>
+          </w:p>
+        </w:tc>
+        <w:tc>
+          <w:tcPr>
+            <w:tcW w:type="dxa" w:w="4680"/>
+            <w:shd w:fill="1B3A5B" w:color="auto" w:val="clear"/>
+            <w:tcMar>
+              <w:top w:type="dxa" w:w="40"/>
+              <w:left w:type="dxa" w:w="80"/>
+              <w:bottom w:type="dxa" w:w="40"/>
+              <w:right w:type="dxa" w:w="80"/>
+            </w:tcMar>
+          </w:tcPr>
+          <w:p>
+            <w:pPr>
+              <w:spacing w:after="0"/>
+              <w:jc w:val="left"/>
+            </w:pPr>
+            <w:r>
+              <w:rPr>
+                <w:b/>
+                <w:bCs/>
+                <w:color w:val="FFFFFF"/>
+              </w:rPr>
+              <w:t xml:space="preserve">What it is</w:t>
+            </w:r>
+          </w:p>
+        </w:tc>
+      </w:tr>
+      <w:tr>
+        <w:tc>
+          <w:tcPr>
+            <w:tcW w:type="dxa" w:w="4680"/>
+            <w:shd w:fill="FFFFFF" w:color="auto" w:val="clear"/>
+            <w:tcMar>
+              <w:top w:type="dxa" w:w="40"/>
+              <w:left w:type="dxa" w:w="80"/>
+              <w:bottom w:type="dxa" w:w="40"/>
+              <w:right w:type="dxa" w:w="80"/>
+            </w:tcMar>
+          </w:tcPr>
+          <w:p>
+            <w:pPr>
+              <w:spacing w:after="0"/>
+              <w:jc w:val="left"/>
+            </w:pPr>
+            <w:r>
+              <w:rPr>
+                <w:b/>
+                <w:bCs/>
+              </w:rPr>
+              <w:t xml:space="preserve">Hub</w:t>
+            </w:r>
+          </w:p>
+        </w:tc>
+        <w:tc>
+          <w:tcPr>
+            <w:tcW w:type="dxa" w:w="4680"/>
+            <w:shd w:fill="FFFFFF" w:color="auto" w:val="clear"/>
+            <w:tcMar>
+              <w:top w:type="dxa" w:w="40"/>
+              <w:left w:type="dxa" w:w="80"/>
+              <w:bottom w:type="dxa" w:w="40"/>
+              <w:right w:type="dxa" w:w="80"/>
+            </w:tcMar>
+          </w:tcPr>
+          <w:p>
+            <w:pPr>
+              <w:spacing w:after="0"/>
+              <w:jc w:val="left"/>
+            </w:pPr>
+            <w:r>
+              <w:t xml:space="preserve">The header numbers, the one thing you act on now, and a short list of ways in. Nothing else.</w:t>
+            </w:r>
+          </w:p>
+        </w:tc>
+      </w:tr>
+      <w:tr>
+        <w:tc>
+          <w:tcPr>
+            <w:tcW w:type="dxa" w:w="4680"/>
+            <w:shd w:fill="EAF1F5" w:color="auto" w:val="clear"/>
+            <w:tcMar>
+              <w:top w:type="dxa" w:w="40"/>
+              <w:left w:type="dxa" w:w="80"/>
+              <w:bottom w:type="dxa" w:w="40"/>
+              <w:right w:type="dxa" w:w="80"/>
+            </w:tcMar>
+          </w:tcPr>
+          <w:p>
+            <w:pPr>
+              <w:spacing w:after="0"/>
+              <w:jc w:val="left"/>
+            </w:pPr>
+            <w:r>
+              <w:rPr>
+                <w:b/>
+                <w:bCs/>
+              </w:rPr>
+              <w:t xml:space="preserve">Section</w:t>
+            </w:r>
+          </w:p>
+        </w:tc>
+        <w:tc>
+          <w:tcPr>
+            <w:tcW w:type="dxa" w:w="4680"/>
+            <w:shd w:fill="EAF1F5" w:color="auto" w:val="clear"/>
+            <w:tcMar>
+              <w:top w:type="dxa" w:w="40"/>
+              <w:left w:type="dxa" w:w="80"/>
+              <w:bottom w:type="dxa" w:w="40"/>
+              <w:right w:type="dxa" w:w="80"/>
+            </w:tcMar>
+          </w:tcPr>
+          <w:p>
+            <w:pPr>
+              <w:spacing w:after="0"/>
+              <w:jc w:val="left"/>
+            </w:pPr>
+            <w:r>
+              <w:t xml:space="preserve">One subject, one screen, opened by tapping a row on the hub. Back always returns to the hub.</w:t>
+            </w:r>
+          </w:p>
+        </w:tc>
+      </w:tr>
+      <w:tr>
+        <w:tc>
+          <w:tcPr>
+            <w:tcW w:type="dxa" w:w="4680"/>
+            <w:shd w:fill="FFFFFF" w:color="auto" w:val="clear"/>
+            <w:tcMar>
+              <w:top w:type="dxa" w:w="40"/>
+              <w:left w:type="dxa" w:w="80"/>
+              <w:bottom w:type="dxa" w:w="40"/>
+              <w:right w:type="dxa" w:w="80"/>
+            </w:tcMar>
+          </w:tcPr>
+          <w:p>
+            <w:pPr>
+              <w:spacing w:after="0"/>
+              <w:jc w:val="left"/>
+            </w:pPr>
+            <w:r>
+              <w:rPr>
+                <w:b/>
+                <w:bCs/>
+              </w:rPr>
+              <w:t xml:space="preserve">Sheet</w:t>
+            </w:r>
+          </w:p>
+        </w:tc>
+        <w:tc>
+          <w:tcPr>
+            <w:tcW w:type="dxa" w:w="4680"/>
+            <w:shd w:fill="FFFFFF" w:color="auto" w:val="clear"/>
+            <w:tcMar>
+              <w:top w:type="dxa" w:w="40"/>
+              <w:left w:type="dxa" w:w="80"/>
+              <w:bottom w:type="dxa" w:w="40"/>
+              <w:right w:type="dxa" w:w="80"/>
+            </w:tcMar>
+          </w:tcPr>
+          <w:p>
+            <w:pPr>
+              <w:spacing w:after="0"/>
+              <w:jc w:val="left"/>
+            </w:pPr>
+            <w:r>
+              <w:t xml:space="preserve">One decision, over a dimmed hub — quick actions, </w:t>
+            </w:r>
+            <w:r>
+              <w:rPr>
+                <w:i/>
+                <w:iCs/>
+              </w:rPr>
+              <w:t xml:space="preserve">Add to this visit</w:t>
+            </w:r>
+            <w:r>
+              <w:t xml:space="preserve">, </w:t>
+            </w:r>
+            <w:r>
+              <w:rPr>
+                <w:i/>
+                <w:iCs/>
+              </w:rPr>
+              <w:t xml:space="preserve">Change this week</w:t>
+            </w:r>
+            <w:r>
+              <w:t xml:space="preserve">. Anything with its own scroll is a section, not a sheet.</w:t>
+            </w:r>
+          </w:p>
+        </w:tc>
+      </w:tr>
+    </w:tbl>
+    <w:p>
+      <w:pPr>
+        <w:spacing w:after="80"/>
+      </w:pPr>
+      <w:r>
+        <w:t xml:space="preserve"/>
+      </w:r>
+    </w:p>
+    <w:p>
+      <w:pPr>
+        <w:spacing w:after="100"/>
+      </w:pPr>
+      <w:r>
+        <w:t xml:space="preserve">Nothing was removed. Every card is still in the bundle, one tap away, with a count on the hub row</w:t>
+      </w:r>
+    </w:p>
+    <w:p>
+      <w:pPr>
+        <w:spacing w:after="100"/>
+      </w:pPr>
+      <w:r>
+        <w:t xml:space="preserve">so the hub still tells you the shape of the day without unrolling it. The pattern is generated</w:t>
+      </w:r>
+    </w:p>
+    <w:p>
+      <w:pPr>
+        <w:spacing w:after="100"/>
+      </w:pPr>
+      <w:r>
+        <w:t xml:space="preserve">rather than hand-assembled: a screen declares its sections and sheets and the builder emits the</w:t>
+      </w:r>
+    </w:p>
+    <w:p>
+      <w:pPr>
+        <w:spacing w:after="100"/>
+      </w:pPr>
+      <w:r>
+        <w:t xml:space="preserve">frames, the rows that open them, the way back and the motion class — which is why 169 mobile</w:t>
+      </w:r>
+    </w:p>
+    <w:p>
+      <w:pPr>
+        <w:spacing w:after="100"/>
+      </w:pPr>
+      <w:r>
+        <w:t xml:space="preserve">frames carry no hand-written wiring.</w:t>
+      </w:r>
+    </w:p>
+    <w:p>
+      <w:pPr>
+        <w:spacing w:after="100"/>
+      </w:pPr>
+      <w:r>
+        <w:rPr>
+          <w:b/>
+          <w:bCs/>
+        </w:rPr>
+        <w:t xml:space="preserve">Desktop got a budget, not a rewrite:</w:t>
+      </w:r>
+      <w:r>
+        <w:t xml:space="preserve"> at most two groups per column, lists capped at four rows</w:t>
+      </w:r>
+    </w:p>
+    <w:p>
+      <w:pPr>
+        <w:spacing w:after="100"/>
+      </w:pPr>
+      <w:r>
+        <w:t xml:space="preserve">with a </w:t>
+      </w:r>
+      <w:r>
+        <w:rPr>
+          <w:i/>
+          <w:iCs/>
+        </w:rPr>
+        <w:t xml:space="preserve">See all N</w:t>
+      </w:r>
+      <w:r>
+        <w:t xml:space="preserve"> row pointing at the screen that owns the full list, and anything beyond that</w:t>
+      </w:r>
+    </w:p>
+    <w:p>
+      <w:pPr>
+        <w:spacing w:after="100"/>
+      </w:pPr>
+      <w:r>
+        <w:t xml:space="preserve">moved to the right rail or to where it belongs.</w:t>
+      </w:r>
+    </w:p>
+    <w:tbl>
+      <w:tblPr>
+        <w:tblW w:type="dxa" w:w="9360"/>
+        <w:tblBorders>
+          <w:top w:val="single" w:color="CCCCCC" w:sz="2"/>
+          <w:left w:val="single" w:color="CCCCCC" w:sz="2"/>
+          <w:bottom w:val="single" w:color="CCCCCC" w:sz="2"/>
+          <w:right w:val="single" w:color="CCCCCC" w:sz="2"/>
+          <w:insideH w:val="single" w:color="CCCCCC" w:sz="2"/>
+          <w:insideV w:val="single" w:color="CCCCCC" w:sz="2"/>
+        </w:tblBorders>
+      </w:tblPr>
+      <w:tblGrid>
+        <w:gridCol w:w="3120"/>
+        <w:gridCol w:w="3120"/>
+        <w:gridCol w:w="3120"/>
+      </w:tblGrid>
+      <w:tr>
+        <w:trPr>
+          <w:tblHeader/>
+        </w:trPr>
+        <w:tc>
+          <w:tcPr>
+            <w:tcW w:type="dxa" w:w="3120"/>
+            <w:shd w:fill="1B3A5B" w:color="auto" w:val="clear"/>
+            <w:tcMar>
+              <w:top w:type="dxa" w:w="40"/>
+              <w:left w:type="dxa" w:w="80"/>
+              <w:bottom w:type="dxa" w:w="40"/>
+              <w:right w:type="dxa" w:w="80"/>
+            </w:tcMar>
+          </w:tcPr>
+          <w:p>
+            <w:pPr>
+              <w:spacing w:after="0"/>
+              <w:jc w:val="left"/>
+            </w:pPr>
+            <w:r>
+              <w:rPr>
+                <w:b/>
+                <w:bCs/>
+                <w:color w:val="FFFFFF"/>
+              </w:rPr>
+              <w:t xml:space="preserve"/>
+            </w:r>
+          </w:p>
+        </w:tc>
+        <w:tc>
+          <w:tcPr>
+            <w:tcW w:type="dxa" w:w="3120"/>
+            <w:shd w:fill="1B3A5B" w:color="auto" w:val="clear"/>
+            <w:tcMar>
+              <w:top w:type="dxa" w:w="40"/>
+              <w:left w:type="dxa" w:w="80"/>
+              <w:bottom w:type="dxa" w:w="40"/>
+              <w:right w:type="dxa" w:w="80"/>
+            </w:tcMar>
+          </w:tcPr>
+          <w:p>
+            <w:pPr>
+              <w:spacing w:after="0"/>
+              <w:jc w:val="left"/>
+            </w:pPr>
+            <w:r>
+              <w:rPr>
+                <w:b/>
+                <w:bCs/>
+                <w:color w:val="FFFFFF"/>
+              </w:rPr>
+              <w:t xml:space="preserve">Third pass</w:t>
+            </w:r>
+          </w:p>
+        </w:tc>
+        <w:tc>
+          <w:tcPr>
+            <w:tcW w:type="dxa" w:w="3120"/>
+            <w:shd w:fill="1B3A5B" w:color="auto" w:val="clear"/>
+            <w:tcMar>
+              <w:top w:type="dxa" w:w="40"/>
+              <w:left w:type="dxa" w:w="80"/>
+              <w:bottom w:type="dxa" w:w="40"/>
+              <w:right w:type="dxa" w:w="80"/>
+            </w:tcMar>
+          </w:tcPr>
+          <w:p>
+            <w:pPr>
+              <w:spacing w:after="0"/>
+              <w:jc w:val="left"/>
+            </w:pPr>
+            <w:r>
+              <w:rPr>
+                <w:b/>
+                <w:bCs/>
+                <w:color w:val="FFFFFF"/>
+              </w:rPr>
+              <w:t xml:space="preserve">Fourth pass</w:t>
+            </w:r>
+          </w:p>
+        </w:tc>
+      </w:tr>
+      <w:tr>
+        <w:tc>
+          <w:tcPr>
+            <w:tcW w:type="dxa" w:w="3120"/>
+            <w:shd w:fill="FFFFFF" w:color="auto" w:val="clear"/>
+            <w:tcMar>
+              <w:top w:type="dxa" w:w="40"/>
+              <w:left w:type="dxa" w:w="80"/>
+              <w:bottom w:type="dxa" w:w="40"/>
+              <w:right w:type="dxa" w:w="80"/>
+            </w:tcMar>
+          </w:tcPr>
+          <w:p>
+            <w:pPr>
+              <w:spacing w:after="0"/>
+              <w:jc w:val="left"/>
+            </w:pPr>
+            <w:r>
+              <w:t xml:space="preserve">Tallest mobile screen</w:t>
+            </w:r>
+          </w:p>
+        </w:tc>
+        <w:tc>
+          <w:tcPr>
+            <w:tcW w:type="dxa" w:w="3120"/>
+            <w:shd w:fill="FFFFFF" w:color="auto" w:val="clear"/>
+            <w:tcMar>
+              <w:top w:type="dxa" w:w="40"/>
+              <w:left w:type="dxa" w:w="80"/>
+              <w:bottom w:type="dxa" w:w="40"/>
+              <w:right w:type="dxa" w:w="80"/>
+            </w:tcMar>
+          </w:tcPr>
+          <w:p>
+            <w:pPr>
+              <w:spacing w:after="0"/>
+              <w:jc w:val="left"/>
+            </w:pPr>
+            <w:r>
+              <w:t xml:space="preserve">4,096px (≈5 viewports)</w:t>
+            </w:r>
+          </w:p>
+        </w:tc>
+        <w:tc>
+          <w:tcPr>
+            <w:tcW w:type="dxa" w:w="3120"/>
+            <w:shd w:fill="FFFFFF" w:color="auto" w:val="clear"/>
+            <w:tcMar>
+              <w:top w:type="dxa" w:w="40"/>
+              <w:left w:type="dxa" w:w="80"/>
+              <w:bottom w:type="dxa" w:w="40"/>
+              <w:right w:type="dxa" w:w="80"/>
+            </w:tcMar>
+          </w:tcPr>
+          <w:p>
+            <w:pPr>
+              <w:spacing w:after="0"/>
+              <w:jc w:val="left"/>
+            </w:pPr>
+            <w:r>
+              <w:rPr>
+                <w:b/>
+                <w:bCs/>
+              </w:rPr>
+              <w:t xml:space="preserve">1,467px</w:t>
+            </w:r>
+          </w:p>
+        </w:tc>
+      </w:tr>
+      <w:tr>
+        <w:tc>
+          <w:tcPr>
+            <w:tcW w:type="dxa" w:w="3120"/>
+            <w:shd w:fill="EAF1F5" w:color="auto" w:val="clear"/>
+            <w:tcMar>
+              <w:top w:type="dxa" w:w="40"/>
+              <w:left w:type="dxa" w:w="80"/>
+              <w:bottom w:type="dxa" w:w="40"/>
+              <w:right w:type="dxa" w:w="80"/>
+            </w:tcMar>
+          </w:tcPr>
+          <w:p>
+            <w:pPr>
+              <w:spacing w:after="0"/>
+              <w:jc w:val="left"/>
+            </w:pPr>
+            <w:r>
+              <w:t xml:space="preserve">Median mobile screen</w:t>
+            </w:r>
+          </w:p>
+        </w:tc>
+        <w:tc>
+          <w:tcPr>
+            <w:tcW w:type="dxa" w:w="3120"/>
+            <w:shd w:fill="EAF1F5" w:color="auto" w:val="clear"/>
+            <w:tcMar>
+              <w:top w:type="dxa" w:w="40"/>
+              <w:left w:type="dxa" w:w="80"/>
+              <w:bottom w:type="dxa" w:w="40"/>
+              <w:right w:type="dxa" w:w="80"/>
+            </w:tcMar>
+          </w:tcPr>
+          <w:p>
+            <w:pPr>
+              <w:spacing w:after="0"/>
+              <w:jc w:val="left"/>
+            </w:pPr>
+            <w:r>
+              <w:t xml:space="preserve">~1,750px</w:t>
+            </w:r>
+          </w:p>
+        </w:tc>
+        <w:tc>
+          <w:tcPr>
+            <w:tcW w:type="dxa" w:w="3120"/>
+            <w:shd w:fill="EAF1F5" w:color="auto" w:val="clear"/>
+            <w:tcMar>
+              <w:top w:type="dxa" w:w="40"/>
+              <w:left w:type="dxa" w:w="80"/>
+              <w:bottom w:type="dxa" w:w="40"/>
+              <w:right w:type="dxa" w:w="80"/>
+            </w:tcMar>
+          </w:tcPr>
+          <w:p>
+            <w:pPr>
+              <w:spacing w:after="0"/>
+              <w:jc w:val="left"/>
+            </w:pPr>
+            <w:r>
+              <w:rPr>
+                <w:b/>
+                <w:bCs/>
+              </w:rPr>
+              <w:t xml:space="preserve">844px — one viewport</w:t>
+            </w:r>
+          </w:p>
+        </w:tc>
+      </w:tr>
+      <w:tr>
+        <w:tc>
+          <w:tcPr>
+            <w:tcW w:type="dxa" w:w="3120"/>
+            <w:shd w:fill="FFFFFF" w:color="auto" w:val="clear"/>
+            <w:tcMar>
+              <w:top w:type="dxa" w:w="40"/>
+              <w:left w:type="dxa" w:w="80"/>
+              <w:bottom w:type="dxa" w:w="40"/>
+              <w:right w:type="dxa" w:w="80"/>
+            </w:tcMar>
+          </w:tcPr>
+          <w:p>
+            <w:pPr>
+              <w:spacing w:after="0"/>
+              <w:jc w:val="left"/>
+            </w:pPr>
+            <w:r>
+              <w:t xml:space="preserve">Tallest desktop screen</w:t>
+            </w:r>
+          </w:p>
+        </w:tc>
+        <w:tc>
+          <w:tcPr>
+            <w:tcW w:type="dxa" w:w="3120"/>
+            <w:shd w:fill="FFFFFF" w:color="auto" w:val="clear"/>
+            <w:tcMar>
+              <w:top w:type="dxa" w:w="40"/>
+              <w:left w:type="dxa" w:w="80"/>
+              <w:bottom w:type="dxa" w:w="40"/>
+              <w:right w:type="dxa" w:w="80"/>
+            </w:tcMar>
+          </w:tcPr>
+          <w:p>
+            <w:pPr>
+              <w:spacing w:after="0"/>
+              <w:jc w:val="left"/>
+            </w:pPr>
+            <w:r>
+              <w:t xml:space="preserve">1,691px</w:t>
+            </w:r>
+          </w:p>
+        </w:tc>
+        <w:tc>
+          <w:tcPr>
+            <w:tcW w:type="dxa" w:w="3120"/>
+            <w:shd w:fill="FFFFFF" w:color="auto" w:val="clear"/>
+            <w:tcMar>
+              <w:top w:type="dxa" w:w="40"/>
+              <w:left w:type="dxa" w:w="80"/>
+              <w:bottom w:type="dxa" w:w="40"/>
+              <w:right w:type="dxa" w:w="80"/>
+            </w:tcMar>
+          </w:tcPr>
+          <w:p>
+            <w:pPr>
+              <w:spacing w:after="0"/>
+              <w:jc w:val="left"/>
+            </w:pPr>
+            <w:r>
+              <w:rPr>
+                <w:b/>
+                <w:bCs/>
+              </w:rPr>
+              <w:t xml:space="preserve">1,365px</w:t>
+            </w:r>
+          </w:p>
+        </w:tc>
+      </w:tr>
+      <w:tr>
+        <w:tc>
+          <w:tcPr>
+            <w:tcW w:type="dxa" w:w="3120"/>
+            <w:shd w:fill="EAF1F5" w:color="auto" w:val="clear"/>
+            <w:tcMar>
+              <w:top w:type="dxa" w:w="40"/>
+              <w:left w:type="dxa" w:w="80"/>
+              <w:bottom w:type="dxa" w:w="40"/>
+              <w:right w:type="dxa" w:w="80"/>
+            </w:tcMar>
+          </w:tcPr>
+          <w:p>
+            <w:pPr>
+              <w:spacing w:after="0"/>
+              <w:jc w:val="left"/>
+            </w:pPr>
+            <w:r>
+              <w:t xml:space="preserve">Frames</w:t>
+            </w:r>
+          </w:p>
+        </w:tc>
+        <w:tc>
+          <w:tcPr>
+            <w:tcW w:type="dxa" w:w="3120"/>
+            <w:shd w:fill="EAF1F5" w:color="auto" w:val="clear"/>
+            <w:tcMar>
+              <w:top w:type="dxa" w:w="40"/>
+              <w:left w:type="dxa" w:w="80"/>
+              <w:bottom w:type="dxa" w:w="40"/>
+              <w:right w:type="dxa" w:w="80"/>
+            </w:tcMar>
+          </w:tcPr>
+          <w:p>
+            <w:pPr>
+              <w:spacing w:after="0"/>
+              <w:jc w:val="center"/>
+            </w:pPr>
+            <w:r>
+              <w:t xml:space="preserve">116</w:t>
+            </w:r>
+          </w:p>
+        </w:tc>
+        <w:tc>
+          <w:tcPr>
+            <w:tcW w:type="dxa" w:w="3120"/>
+            <w:shd w:fill="EAF1F5" w:color="auto" w:val="clear"/>
+            <w:tcMar>
+              <w:top w:type="dxa" w:w="40"/>
+              <w:left w:type="dxa" w:w="80"/>
+              <w:bottom w:type="dxa" w:w="40"/>
+              <w:right w:type="dxa" w:w="80"/>
+            </w:tcMar>
+          </w:tcPr>
+          <w:p>
+            <w:pPr>
+              <w:spacing w:after="0"/>
+              <w:jc w:val="left"/>
+            </w:pPr>
+            <w:r>
+              <w:rPr>
+                <w:b/>
+                <w:bCs/>
+              </w:rPr>
+              <w:t xml:space="preserve">239</w:t>
+            </w:r>
+            <w:r>
+              <w:t xml:space="preserve"> (46 desktop screens, 169 mobile frames, 24 component states)</w:t>
+            </w:r>
+          </w:p>
+        </w:tc>
+      </w:tr>
+      <w:tr>
+        <w:tc>
+          <w:tcPr>
+            <w:tcW w:type="dxa" w:w="3120"/>
+            <w:shd w:fill="FFFFFF" w:color="auto" w:val="clear"/>
+            <w:tcMar>
+              <w:top w:type="dxa" w:w="40"/>
+              <w:left w:type="dxa" w:w="80"/>
+              <w:bottom w:type="dxa" w:w="40"/>
+              <w:right w:type="dxa" w:w="80"/>
+            </w:tcMar>
+          </w:tcPr>
+          <w:p>
+            <w:pPr>
+              <w:spacing w:after="0"/>
+              <w:jc w:val="left"/>
+            </w:pPr>
+            <w:r>
+              <w:t xml:space="preserve">Prototype</w:t>
+            </w:r>
+          </w:p>
+        </w:tc>
+        <w:tc>
+          <w:tcPr>
+            <w:tcW w:type="dxa" w:w="3120"/>
+            <w:shd w:fill="FFFFFF" w:color="auto" w:val="clear"/>
+            <w:tcMar>
+              <w:top w:type="dxa" w:w="40"/>
+              <w:left w:type="dxa" w:w="80"/>
+              <w:bottom w:type="dxa" w:w="40"/>
+              <w:right w:type="dxa" w:w="80"/>
+            </w:tcMar>
+          </w:tcPr>
+          <w:p>
+            <w:pPr>
+              <w:spacing w:after="0"/>
+              <w:jc w:val="left"/>
+            </w:pPr>
+            <w:r>
+              <w:t xml:space="preserve">92/92 reachable</w:t>
+            </w:r>
+          </w:p>
+        </w:tc>
+        <w:tc>
+          <w:tcPr>
+            <w:tcW w:type="dxa" w:w="3120"/>
+            <w:shd w:fill="FFFFFF" w:color="auto" w:val="clear"/>
+            <w:tcMar>
+              <w:top w:type="dxa" w:w="40"/>
+              <w:left w:type="dxa" w:w="80"/>
+              <w:bottom w:type="dxa" w:w="40"/>
+              <w:right w:type="dxa" w:w="80"/>
+            </w:tcMar>
+          </w:tcPr>
+          <w:p>
+            <w:pPr>
+              <w:spacing w:after="0"/>
+              <w:jc w:val="left"/>
+            </w:pPr>
+            <w:r>
+              <w:rPr>
+                <w:b/>
+                <w:bCs/>
+              </w:rPr>
+              <w:t xml:space="preserve">215/215 reachable</w:t>
+            </w:r>
+            <w:r>
+              <w:t xml:space="preserve">, 906 explicit links, 0 broken hotspots</w:t>
+            </w:r>
+          </w:p>
+        </w:tc>
+      </w:tr>
+    </w:tbl>
+    <w:p>
+      <w:pPr>
+        <w:spacing w:after="80"/>
+      </w:pPr>
+      <w:r>
+        <w:t xml:space="preserve"/>
+      </w:r>
+    </w:p>
+    <w:p>
+      <w:pPr>
+        <w:spacing w:after="100"/>
+      </w:pPr>
+      <w:r>
+        <w:t xml:space="preserve">The prototype audit was extended with it: the transition table now describes a </w:t>
+      </w:r>
+      <w:r>
+        <w:rPr>
+          <w:i/>
+          <w:iCs/>
+        </w:rPr>
+        <w:t xml:space="preserve">screen</w:t>
+      </w:r>
+      <w:r>
+        <w:t xml:space="preserve"> rather</w:t>
+      </w:r>
+    </w:p>
+    <w:p>
+      <w:pPr>
+        <w:spacing w:after="100"/>
+      </w:pPr>
+      <w:r>
+        <w:t xml:space="preserve">than a frame, and each entry is attached to whichever frame of a mobile family actually carries</w:t>
+      </w:r>
+    </w:p>
+    <w:p>
+      <w:pPr>
+        <w:spacing w:after="100"/>
+      </w:pPr>
+      <w:r>
+        <w:t xml:space="preserve">the control, found by scanning the generated frames at build time. A hotspot that exists nowhere</w:t>
+      </w:r>
+    </w:p>
+    <w:p>
+      <w:pPr>
+        <w:spacing w:after="100"/>
+      </w:pPr>
+      <w:r>
+        <w:t xml:space="preserve">in the family fails the build.</w:t>
       </w:r>
     </w:p>
     <w:p>

--- a/docs/Medra_PRD.docx
+++ b/docs/Medra_PRD.docx
@@ -158,6 +158,60 @@
           <w:bCs/>
         </w:rPr>
         <w:t xml:space="preserve">A unified medical records &amp; consultation-booking platform for Nigeria</w:t>
+      </w:r>
+    </w:p>
+    <w:p>
+      <w:pPr>
+        <w:pBdr>
+          <w:left w:val="single" w:color="2E8B9E" w:sz="18" w:space="12"/>
+        </w:pBdr>
+        <w:shd w:fill="EAF1F5" w:color="auto" w:val="clear"/>
+        <w:spacing w:after="80" w:before="80"/>
+        <w:ind w:left="360"/>
+      </w:pPr>
+      <w:r>
+        <w:rPr>
+          <w:i/>
+          <w:iCs/>
+          <w:color w:val="333333"/>
+        </w:rPr>
+        <w:t xml:space="preserve">⚠️ </w:t>
+      </w:r>
+      <w:r>
+        <w:rPr>
+          <w:b/>
+          <w:bCs/>
+          <w:i/>
+          <w:iCs/>
+          <w:color w:val="333333"/>
+        </w:rPr>
+        <w:t xml:space="preserve">Superseded.</w:t>
+      </w:r>
+      <w:r>
+        <w:rPr>
+          <w:i/>
+          <w:iCs/>
+          <w:color w:val="333333"/>
+        </w:rPr>
+        <w:t xml:space="preserve"> This is v1.0 (23 July 2026). The current document is </w:t>
+      </w:r>
+      <w:r>
+        <w:rPr>
+          <w:b/>
+          <w:bCs/>
+          <w:i/>
+          <w:iCs/>
+          <w:color w:val="333333"/>
+        </w:rPr>
+        <w:t xml:space="preserve">`Medra_PRD_v2.0.md`</w:t>
+      </w:r>
+      <w:r>
+        <w:rPr>
+          <w:i/>
+          <w:iCs/>
+          <w:color w:val="333333"/>
+        </w:rPr>
+        <w:t xml:space="preserve">, which adds the clinical chain (nurse, laboratory, pharmacy), the organisation module, verification state on health data, the scoped external-access link, and the widened identity model. Kept for history.</w:t>
       </w:r>
     </w:p>
     <w:tbl>
